--- a/docx/proposal/05_SRS规格说明文档.docx
+++ b/docx/proposal/05_SRS规格说明文档.docx
@@ -984,7 +984,7 @@
         <w:rPr>
           <w:rFonts w:ascii="宋体" w:hAnsi="宋体" w:eastAsia="宋体"/>
         </w:rPr>
-        <w:t xml:space="preserve">本项目面向课程场景，构建一套可运行的工业轴承设备剩余寿命预测实验系统。系统支持真实轴承数据集接入、数据预处理、退化阶段划分、RUL 预测、生存分析、训练监控、结果评估和实验可视化。系统不包含在线工业控制系统、云端多租户平台和实时数据采集硬件接口。</w:t>
+        <w:t xml:space="preserve">本项目面向课程场景，构建一套可运行的工业轴承设备剩余寿命预测实验系统。系统支持真实轴承数据集接入、数据预处理、退化阶段划分、RUL 预测、训练监控、结果评估和实验可视化，并保留失效概率/生存分析的基础接口作为预测性维护视角补充。系统不包含在线工业控制系统、云端多租户平台和实时数据采集硬件接口。</w:t>
       </w:r>
     </w:p>
     <w:bookmarkEnd w:id="23"/>
@@ -2735,7 +2735,7 @@
                 <w:rFonts w:ascii="宋体" w:hAnsi="宋体" w:eastAsia="宋体"/>
                 <w:sz w:val="19"/>
               </w:rPr>
-              <w:t xml:space="preserve">系统应支持 Monte Carlo Dropout 等不确定性估计方式</w:t>
+              <w:t xml:space="preserve">系统应提供 Monte Carlo Dropout 不确定性预测接口</w:t>
             </w:r>
           </w:p>
         </w:tc>
@@ -2885,23 +2885,23 @@
                 <w:rFonts w:ascii="宋体" w:hAnsi="宋体" w:eastAsia="宋体"/>
                 <w:sz w:val="19"/>
               </w:rPr>
-              <w:t xml:space="preserve">系统应内置 TensorBoard 回调</w:t>
-            </w:r>
-          </w:p>
-        </w:tc>
-        <w:tc>
-          <w:p>
-            <w:pPr>
-              <w:pStyle w:val="Compact"/>
-              <w:ind w:firstLine="0"/>
-              <w:jc w:val="left"/>
-            </w:pPr>
-            <w:r>
-              <w:rPr>
-                <w:rFonts w:ascii="宋体" w:hAnsi="宋体" w:eastAsia="宋体"/>
-                <w:sz w:val="19"/>
-              </w:rPr>
-              <w:t xml:space="preserve">高</w:t>
+              <w:t xml:space="preserve">系统应提供 TensorBoard 回调；当本地依赖可用时输出事件日志</w:t>
+            </w:r>
+          </w:p>
+        </w:tc>
+        <w:tc>
+          <w:p>
+            <w:pPr>
+              <w:pStyle w:val="Compact"/>
+              <w:ind w:firstLine="0"/>
+              <w:jc w:val="left"/>
+            </w:pPr>
+            <w:r>
+              <w:rPr>
+                <w:rFonts w:ascii="宋体" w:hAnsi="宋体" w:eastAsia="宋体"/>
+                <w:sz w:val="19"/>
+              </w:rPr>
+              <w:t xml:space="preserve">中</w:t>
             </w:r>
           </w:p>
         </w:tc>
@@ -2935,7 +2935,7 @@
                 <w:rFonts w:ascii="宋体" w:hAnsi="宋体" w:eastAsia="宋体"/>
                 <w:sz w:val="19"/>
               </w:rPr>
-              <w:t xml:space="preserve">系统应支持梯度范数记录与异常报警</w:t>
+              <w:t xml:space="preserve">系统应记录梯度范数，并支持异常阈值告警</w:t>
             </w:r>
           </w:p>
         </w:tc>
@@ -3480,7 +3480,7 @@
         <w:rPr>
           <w:rFonts w:ascii="宋体" w:hAnsi="宋体" w:eastAsia="宋体"/>
         </w:rPr>
-        <w:t xml:space="preserve">TensorBoard 用于训练过程可视化。</w:t>
+        <w:t xml:space="preserve">TensorBoard 用于训练过程可视化；若本地未安装对应可选依赖，系统应能跳过 TensorBoard 验证而不影响主训练流程。</w:t>
       </w:r>
     </w:p>
     <w:bookmarkEnd w:id="39"/>
@@ -4582,6 +4582,157 @@
                 <w:rFonts w:ascii="宋体" w:hAnsi="宋体" w:eastAsia="宋体"/>
                 <w:sz w:val="19"/>
               </w:rPr>
+              <w:t xml:space="preserve">FR-M4-02/FR-M4-03</w:t>
+            </w:r>
+          </w:p>
+        </w:tc>
+        <w:tc>
+          <w:p>
+            <w:pPr>
+              <w:pStyle w:val="Compact"/>
+              <w:ind w:firstLine="0"/>
+              <w:jc w:val="left"/>
+            </w:pPr>
+            <w:r>
+              <w:rPr>
+                <w:rFonts w:ascii="宋体" w:hAnsi="宋体" w:eastAsia="宋体"/>
+                <w:sz w:val="19"/>
+              </w:rPr>
+              <w:t xml:space="preserve">支持滚动预测和不确定性预测</w:t>
+            </w:r>
+          </w:p>
+        </w:tc>
+        <w:tc>
+          <w:p>
+            <w:pPr>
+              <w:pStyle w:val="Compact"/>
+              <w:ind w:firstLine="0"/>
+              <w:jc w:val="left"/>
+            </w:pPr>
+            <w:r>
+              <w:rPr>
+                <w:rStyle w:val="VerbatimChar"/>
+                <w:rFonts w:ascii="宋体" w:hAnsi="宋体" w:eastAsia="宋体"/>
+                <w:sz w:val="19"/>
+              </w:rPr>
+              <w:t xml:space="preserve">prediction</w:t>
+            </w:r>
+          </w:p>
+        </w:tc>
+        <w:tc>
+          <w:p>
+            <w:pPr>
+              <w:pStyle w:val="Compact"/>
+              <w:ind w:firstLine="0"/>
+              <w:jc w:val="left"/>
+            </w:pPr>
+            <w:r>
+              <w:rPr>
+                <w:rStyle w:val="VerbatimChar"/>
+                <w:rFonts w:ascii="宋体" w:hAnsi="宋体" w:eastAsia="宋体"/>
+                <w:sz w:val="19"/>
+              </w:rPr>
+              <w:t xml:space="preserve">tests/test_prediction_modes.py</w:t>
+            </w:r>
+          </w:p>
+        </w:tc>
+      </w:tr>
+      <w:tr>
+        <w:tc>
+          <w:p>
+            <w:pPr>
+              <w:pStyle w:val="Compact"/>
+              <w:ind w:firstLine="0"/>
+              <w:jc w:val="left"/>
+            </w:pPr>
+            <w:r>
+              <w:rPr>
+                <w:rFonts w:ascii="宋体" w:hAnsi="宋体" w:eastAsia="宋体"/>
+                <w:sz w:val="19"/>
+              </w:rPr>
+              <w:t xml:space="preserve">FR-M4-04/FR-M4-07</w:t>
+            </w:r>
+          </w:p>
+        </w:tc>
+        <w:tc>
+          <w:p>
+            <w:pPr>
+              <w:pStyle w:val="Compact"/>
+              <w:ind w:firstLine="0"/>
+              <w:jc w:val="left"/>
+            </w:pPr>
+            <w:r>
+              <w:rPr>
+                <w:rFonts w:ascii="宋体" w:hAnsi="宋体" w:eastAsia="宋体"/>
+                <w:sz w:val="19"/>
+              </w:rPr>
+              <w:t xml:space="preserve">支持回调、梯度记录和异常告警</w:t>
+            </w:r>
+          </w:p>
+        </w:tc>
+        <w:tc>
+          <w:p>
+            <w:pPr>
+              <w:pStyle w:val="Compact"/>
+              <w:ind w:firstLine="0"/>
+              <w:jc w:val="left"/>
+            </w:pPr>
+            <w:r>
+              <w:rPr>
+                <w:rStyle w:val="VerbatimChar"/>
+                <w:rFonts w:ascii="宋体" w:hAnsi="宋体" w:eastAsia="宋体"/>
+                <w:sz w:val="19"/>
+              </w:rPr>
+              <w:t xml:space="preserve">training.callbacks</w:t>
+            </w:r>
+            <w:r>
+              <w:rPr>
+                <w:rFonts w:ascii="宋体" w:hAnsi="宋体" w:eastAsia="宋体"/>
+                <w:sz w:val="19"/>
+              </w:rPr>
+              <w:t xml:space="preserve">、</w:t>
+            </w:r>
+            <w:r>
+              <w:rPr>
+                <w:rStyle w:val="VerbatimChar"/>
+                <w:rFonts w:ascii="宋体" w:hAnsi="宋体" w:eastAsia="宋体"/>
+                <w:sz w:val="19"/>
+              </w:rPr>
+              <w:t xml:space="preserve">training.trainer</w:t>
+            </w:r>
+          </w:p>
+        </w:tc>
+        <w:tc>
+          <w:p>
+            <w:pPr>
+              <w:pStyle w:val="Compact"/>
+              <w:ind w:firstLine="0"/>
+              <w:jc w:val="left"/>
+            </w:pPr>
+            <w:r>
+              <w:rPr>
+                <w:rStyle w:val="VerbatimChar"/>
+                <w:rFonts w:ascii="宋体" w:hAnsi="宋体" w:eastAsia="宋体"/>
+                <w:sz w:val="19"/>
+              </w:rPr>
+              <w:t xml:space="preserve">tests/test_training_pipeline.py</w:t>
+            </w:r>
+          </w:p>
+        </w:tc>
+      </w:tr>
+      <w:tr>
+        <w:tc>
+          <w:p>
+            <w:pPr>
+              <w:pStyle w:val="Compact"/>
+              <w:ind w:firstLine="0"/>
+              <w:jc w:val="left"/>
+            </w:pPr>
+            <w:r>
+              <w:rPr>
+                <w:rFonts w:ascii="宋体" w:hAnsi="宋体" w:eastAsia="宋体"/>
+                <w:sz w:val="19"/>
+              </w:rPr>
               <w:t xml:space="preserve">FR-M4-01/FR-M5-04</w:t>
             </w:r>
           </w:p>
@@ -4842,7 +4993,7 @@
         <w:rPr>
           <w:rFonts w:ascii="宋体" w:hAnsi="宋体" w:eastAsia="宋体"/>
         </w:rPr>
-        <w:t xml:space="preserve">系统代码和文档应纳入 Git 管理，主要数据集原始压缩包可通过 Git LFS 管理。</w:t>
+        <w:t xml:space="preserve">系统代码和文档应纳入 Git 管理。真实数据、训练输出和模型中间文件只保留本地目录约定与来源说明，不纳入普通 Git 提交，也不作为课程文档源文件依赖。</w:t>
       </w:r>
     </w:p>
     <w:bookmarkEnd w:id="49"/>

--- a/docx/proposal/05_SRS规格说明文档.docx
+++ b/docx/proposal/05_SRS规格说明文档.docx
@@ -36,9 +36,9 @@
       </w:pPr>
       <w:r>
         <w:rPr>
-          <w:rFonts w:ascii="黑体" w:hAnsi="黑体" w:eastAsia="黑体"/>
+          <w:rFonts w:ascii="宋体" w:hAnsi="宋体" w:eastAsia="宋体"/>
           <w:b/>
-          <w:sz w:val="40"/>
+          <w:sz w:val="48"/>
         </w:rPr>
         <w:t xml:space="preserve">工业轴承设备剩余寿命预测系统的实现：SRS 软件需求规格说明文档</w:t>
       </w:r>
@@ -50,7 +50,7 @@
       </w:pPr>
       <w:r>
         <w:rPr>
-          <w:rFonts w:ascii="黑体" w:hAnsi="黑体" w:eastAsia="黑体"/>
+          <w:rFonts w:ascii="宋体" w:hAnsi="宋体" w:eastAsia="宋体"/>
         </w:rPr>
         <w:t xml:space="preserve">文档信息</w:t>
       </w:r>
@@ -61,19 +61,19 @@
         <w:tblW w:type="pct" w:w="0.0"/>
         <w:tblLook w:firstRow="1" w:lastRow="0" w:firstColumn="0" w:lastColumn="0" w:noHBand="0" w:noVBand="0" w:val="0020"/>
         <w:tblBorders>
-          <w:top w:val="single" w:sz="4" w:space="0" w:color="BFBFBF"/>
-          <w:left w:val="single" w:sz="4" w:space="0" w:color="BFBFBF"/>
-          <w:bottom w:val="single" w:sz="4" w:space="0" w:color="BFBFBF"/>
-          <w:right w:val="single" w:sz="4" w:space="0" w:color="BFBFBF"/>
-          <w:insideH w:val="single" w:sz="4" w:space="0" w:color="BFBFBF"/>
-          <w:insideV w:val="single" w:sz="4" w:space="0" w:color="BFBFBF"/>
+          <w:top w:val="single" w:sz="4" w:space="0" w:color="000000"/>
+          <w:left w:val="single" w:sz="4" w:space="0" w:color="000000"/>
+          <w:bottom w:val="single" w:sz="4" w:space="0" w:color="000000"/>
+          <w:right w:val="single" w:sz="4" w:space="0" w:color="000000"/>
+          <w:insideH w:val="single" w:sz="4" w:space="0" w:color="000000"/>
+          <w:insideV w:val="single" w:sz="4" w:space="0" w:color="000000"/>
         </w:tblBorders>
       </w:tblPr>
       <w:tblGrid/>
       <w:tr>
         <w:tc>
           <w:tcPr>
-            <w:shd w:fill="EAEAEA"/>
+            <w:shd w:fill="FFFFFF"/>
           </w:tcPr>
           <w:p>
             <w:pPr>
@@ -84,7 +84,8 @@
             <w:r>
               <w:rPr>
                 <w:rFonts w:ascii="宋体" w:hAnsi="宋体" w:eastAsia="宋体"/>
-                <w:sz w:val="19"/>
+                <w:b/>
+                <w:sz w:val="21"/>
               </w:rPr>
               <w:t xml:space="preserve">项目</w:t>
             </w:r>
@@ -92,7 +93,7 @@
         </w:tc>
         <w:tc>
           <w:tcPr>
-            <w:shd w:fill="EAEAEA"/>
+            <w:shd w:fill="FFFFFF"/>
           </w:tcPr>
           <w:p>
             <w:pPr>
@@ -103,7 +104,8 @@
             <w:r>
               <w:rPr>
                 <w:rFonts w:ascii="宋体" w:hAnsi="宋体" w:eastAsia="宋体"/>
-                <w:sz w:val="19"/>
+                <w:b/>
+                <w:sz w:val="21"/>
               </w:rPr>
               <w:t xml:space="preserve">内容</w:t>
             </w:r>
@@ -121,7 +123,7 @@
             <w:r>
               <w:rPr>
                 <w:rFonts w:ascii="宋体" w:hAnsi="宋体" w:eastAsia="宋体"/>
-                <w:sz w:val="19"/>
+                <w:sz w:val="21"/>
               </w:rPr>
               <w:t xml:space="preserve">文档名称</w:t>
             </w:r>
@@ -137,7 +139,7 @@
             <w:r>
               <w:rPr>
                 <w:rFonts w:ascii="宋体" w:hAnsi="宋体" w:eastAsia="宋体"/>
-                <w:sz w:val="19"/>
+                <w:sz w:val="21"/>
               </w:rPr>
               <w:t xml:space="preserve">SRS 软件需求规格说明文档</w:t>
             </w:r>
@@ -155,7 +157,7 @@
             <w:r>
               <w:rPr>
                 <w:rFonts w:ascii="宋体" w:hAnsi="宋体" w:eastAsia="宋体"/>
-                <w:sz w:val="19"/>
+                <w:sz w:val="21"/>
               </w:rPr>
               <w:t xml:space="preserve">文档编号</w:t>
             </w:r>
@@ -171,7 +173,7 @@
             <w:r>
               <w:rPr>
                 <w:rFonts w:ascii="宋体" w:hAnsi="宋体" w:eastAsia="宋体"/>
-                <w:sz w:val="19"/>
+                <w:sz w:val="21"/>
               </w:rPr>
               <w:t xml:space="preserve">SE-PHM-PROP-05</w:t>
             </w:r>
@@ -189,7 +191,7 @@
             <w:r>
               <w:rPr>
                 <w:rFonts w:ascii="宋体" w:hAnsi="宋体" w:eastAsia="宋体"/>
-                <w:sz w:val="19"/>
+                <w:sz w:val="21"/>
               </w:rPr>
               <w:t xml:space="preserve">文档阶段</w:t>
             </w:r>
@@ -205,7 +207,7 @@
             <w:r>
               <w:rPr>
                 <w:rFonts w:ascii="宋体" w:hAnsi="宋体" w:eastAsia="宋体"/>
-                <w:sz w:val="19"/>
+                <w:sz w:val="21"/>
               </w:rPr>
               <w:t xml:space="preserve">开题</w:t>
             </w:r>
@@ -223,7 +225,7 @@
             <w:r>
               <w:rPr>
                 <w:rFonts w:ascii="宋体" w:hAnsi="宋体" w:eastAsia="宋体"/>
-                <w:sz w:val="19"/>
+                <w:sz w:val="21"/>
               </w:rPr>
               <w:t xml:space="preserve">项目名称</w:t>
             </w:r>
@@ -239,7 +241,7 @@
             <w:r>
               <w:rPr>
                 <w:rFonts w:ascii="宋体" w:hAnsi="宋体" w:eastAsia="宋体"/>
-                <w:sz w:val="19"/>
+                <w:sz w:val="21"/>
               </w:rPr>
               <w:t xml:space="preserve">工业轴承设备剩余寿命预测系统的实现</w:t>
             </w:r>
@@ -257,7 +259,7 @@
             <w:r>
               <w:rPr>
                 <w:rFonts w:ascii="宋体" w:hAnsi="宋体" w:eastAsia="宋体"/>
-                <w:sz w:val="19"/>
+                <w:sz w:val="21"/>
               </w:rPr>
               <w:t xml:space="preserve">课程</w:t>
             </w:r>
@@ -273,7 +275,7 @@
             <w:r>
               <w:rPr>
                 <w:rFonts w:ascii="宋体" w:hAnsi="宋体" w:eastAsia="宋体"/>
-                <w:sz w:val="19"/>
+                <w:sz w:val="21"/>
               </w:rPr>
               <w:t xml:space="preserve">中国科学技术大学软件学院《软件工程》</w:t>
             </w:r>
@@ -291,7 +293,7 @@
             <w:r>
               <w:rPr>
                 <w:rFonts w:ascii="宋体" w:hAnsi="宋体" w:eastAsia="宋体"/>
-                <w:sz w:val="19"/>
+                <w:sz w:val="21"/>
               </w:rPr>
               <w:t xml:space="preserve">指导老师</w:t>
             </w:r>
@@ -307,7 +309,7 @@
             <w:r>
               <w:rPr>
                 <w:rFonts w:ascii="宋体" w:hAnsi="宋体" w:eastAsia="宋体"/>
-                <w:sz w:val="19"/>
+                <w:sz w:val="21"/>
               </w:rPr>
               <w:t xml:space="preserve">zjf</w:t>
             </w:r>
@@ -325,7 +327,7 @@
             <w:r>
               <w:rPr>
                 <w:rFonts w:ascii="宋体" w:hAnsi="宋体" w:eastAsia="宋体"/>
-                <w:sz w:val="19"/>
+                <w:sz w:val="21"/>
               </w:rPr>
               <w:t xml:space="preserve">小组成员</w:t>
             </w:r>
@@ -341,7 +343,7 @@
             <w:r>
               <w:rPr>
                 <w:rFonts w:ascii="宋体" w:hAnsi="宋体" w:eastAsia="宋体"/>
-                <w:sz w:val="19"/>
+                <w:sz w:val="21"/>
               </w:rPr>
               <w:t xml:space="preserve">zyj、cyy、zdh、zy</w:t>
             </w:r>
@@ -359,7 +361,7 @@
             <w:r>
               <w:rPr>
                 <w:rFonts w:ascii="宋体" w:hAnsi="宋体" w:eastAsia="宋体"/>
-                <w:sz w:val="19"/>
+                <w:sz w:val="21"/>
               </w:rPr>
               <w:t xml:space="preserve">文档负责人</w:t>
             </w:r>
@@ -375,7 +377,7 @@
             <w:r>
               <w:rPr>
                 <w:rFonts w:ascii="宋体" w:hAnsi="宋体" w:eastAsia="宋体"/>
-                <w:sz w:val="19"/>
+                <w:sz w:val="21"/>
               </w:rPr>
               <w:t xml:space="preserve">zdh</w:t>
             </w:r>
@@ -393,7 +395,7 @@
             <w:r>
               <w:rPr>
                 <w:rFonts w:ascii="宋体" w:hAnsi="宋体" w:eastAsia="宋体"/>
-                <w:sz w:val="19"/>
+                <w:sz w:val="21"/>
               </w:rPr>
               <w:t xml:space="preserve">参与编写</w:t>
             </w:r>
@@ -409,7 +411,7 @@
             <w:r>
               <w:rPr>
                 <w:rFonts w:ascii="宋体" w:hAnsi="宋体" w:eastAsia="宋体"/>
-                <w:sz w:val="19"/>
+                <w:sz w:val="21"/>
               </w:rPr>
               <w:t xml:space="preserve">zyj、cyy、zy</w:t>
             </w:r>
@@ -427,7 +429,7 @@
             <w:r>
               <w:rPr>
                 <w:rFonts w:ascii="宋体" w:hAnsi="宋体" w:eastAsia="宋体"/>
-                <w:sz w:val="19"/>
+                <w:sz w:val="21"/>
               </w:rPr>
               <w:t xml:space="preserve">版本</w:t>
             </w:r>
@@ -443,7 +445,7 @@
             <w:r>
               <w:rPr>
                 <w:rFonts w:ascii="宋体" w:hAnsi="宋体" w:eastAsia="宋体"/>
-                <w:sz w:val="19"/>
+                <w:sz w:val="21"/>
               </w:rPr>
               <w:t xml:space="preserve">V3.0</w:t>
             </w:r>
@@ -461,7 +463,7 @@
             <w:r>
               <w:rPr>
                 <w:rFonts w:ascii="宋体" w:hAnsi="宋体" w:eastAsia="宋体"/>
-                <w:sz w:val="19"/>
+                <w:sz w:val="21"/>
               </w:rPr>
               <w:t xml:space="preserve">修订日期</w:t>
             </w:r>
@@ -477,7 +479,7 @@
             <w:r>
               <w:rPr>
                 <w:rFonts w:ascii="宋体" w:hAnsi="宋体" w:eastAsia="宋体"/>
-                <w:sz w:val="19"/>
+                <w:sz w:val="21"/>
               </w:rPr>
               <w:t xml:space="preserve">2026-06-14</w:t>
             </w:r>
@@ -495,7 +497,7 @@
             <w:r>
               <w:rPr>
                 <w:rFonts w:ascii="宋体" w:hAnsi="宋体" w:eastAsia="宋体"/>
-                <w:sz w:val="19"/>
+                <w:sz w:val="21"/>
               </w:rPr>
               <w:t xml:space="preserve">归档形式</w:t>
             </w:r>
@@ -511,7 +513,7 @@
             <w:r>
               <w:rPr>
                 <w:rFonts w:ascii="宋体" w:hAnsi="宋体" w:eastAsia="宋体"/>
-                <w:sz w:val="19"/>
+                <w:sz w:val="21"/>
               </w:rPr>
               <w:t xml:space="preserve">Markdown 源文件、PDF、DOCX</w:t>
             </w:r>
@@ -529,7 +531,7 @@
             <w:r>
               <w:rPr>
                 <w:rFonts w:ascii="宋体" w:hAnsi="宋体" w:eastAsia="宋体"/>
-                <w:sz w:val="19"/>
+                <w:sz w:val="21"/>
               </w:rPr>
               <w:t xml:space="preserve">内容基线</w:t>
             </w:r>
@@ -545,7 +547,7 @@
             <w:r>
               <w:rPr>
                 <w:rFonts w:ascii="宋体" w:hAnsi="宋体" w:eastAsia="宋体"/>
-                <w:sz w:val="19"/>
+                <w:sz w:val="21"/>
               </w:rPr>
               <w:t xml:space="preserve">IEEE 830 风格需求规格、接口、约束和追踪矩阵</w:t>
             </w:r>
@@ -561,7 +563,7 @@
       </w:pPr>
       <w:r>
         <w:rPr>
-          <w:rFonts w:ascii="黑体" w:hAnsi="黑体" w:eastAsia="黑体"/>
+          <w:rFonts w:ascii="宋体" w:hAnsi="宋体" w:eastAsia="宋体"/>
         </w:rPr>
         <w:t xml:space="preserve">修订记录</w:t>
       </w:r>
@@ -572,19 +574,19 @@
         <w:tblW w:type="pct" w:w="0.0"/>
         <w:tblLook w:firstRow="1" w:lastRow="0" w:firstColumn="0" w:lastColumn="0" w:noHBand="0" w:noVBand="0" w:val="0020"/>
         <w:tblBorders>
-          <w:top w:val="single" w:sz="4" w:space="0" w:color="BFBFBF"/>
-          <w:left w:val="single" w:sz="4" w:space="0" w:color="BFBFBF"/>
-          <w:bottom w:val="single" w:sz="4" w:space="0" w:color="BFBFBF"/>
-          <w:right w:val="single" w:sz="4" w:space="0" w:color="BFBFBF"/>
-          <w:insideH w:val="single" w:sz="4" w:space="0" w:color="BFBFBF"/>
-          <w:insideV w:val="single" w:sz="4" w:space="0" w:color="BFBFBF"/>
+          <w:top w:val="single" w:sz="4" w:space="0" w:color="000000"/>
+          <w:left w:val="single" w:sz="4" w:space="0" w:color="000000"/>
+          <w:bottom w:val="single" w:sz="4" w:space="0" w:color="000000"/>
+          <w:right w:val="single" w:sz="4" w:space="0" w:color="000000"/>
+          <w:insideH w:val="single" w:sz="4" w:space="0" w:color="000000"/>
+          <w:insideV w:val="single" w:sz="4" w:space="0" w:color="000000"/>
         </w:tblBorders>
       </w:tblPr>
       <w:tblGrid/>
       <w:tr>
         <w:tc>
           <w:tcPr>
-            <w:shd w:fill="EAEAEA"/>
+            <w:shd w:fill="FFFFFF"/>
           </w:tcPr>
           <w:p>
             <w:pPr>
@@ -595,7 +597,8 @@
             <w:r>
               <w:rPr>
                 <w:rFonts w:ascii="宋体" w:hAnsi="宋体" w:eastAsia="宋体"/>
-                <w:sz w:val="19"/>
+                <w:b/>
+                <w:sz w:val="21"/>
               </w:rPr>
               <w:t xml:space="preserve">版本</w:t>
             </w:r>
@@ -603,7 +606,7 @@
         </w:tc>
         <w:tc>
           <w:tcPr>
-            <w:shd w:fill="EAEAEA"/>
+            <w:shd w:fill="FFFFFF"/>
           </w:tcPr>
           <w:p>
             <w:pPr>
@@ -614,7 +617,8 @@
             <w:r>
               <w:rPr>
                 <w:rFonts w:ascii="宋体" w:hAnsi="宋体" w:eastAsia="宋体"/>
-                <w:sz w:val="19"/>
+                <w:b/>
+                <w:sz w:val="21"/>
               </w:rPr>
               <w:t xml:space="preserve">日期</w:t>
             </w:r>
@@ -622,7 +626,7 @@
         </w:tc>
         <w:tc>
           <w:tcPr>
-            <w:shd w:fill="EAEAEA"/>
+            <w:shd w:fill="FFFFFF"/>
           </w:tcPr>
           <w:p>
             <w:pPr>
@@ -633,7 +637,8 @@
             <w:r>
               <w:rPr>
                 <w:rFonts w:ascii="宋体" w:hAnsi="宋体" w:eastAsia="宋体"/>
-                <w:sz w:val="19"/>
+                <w:b/>
+                <w:sz w:val="21"/>
               </w:rPr>
               <w:t xml:space="preserve">编写人</w:t>
             </w:r>
@@ -641,7 +646,7 @@
         </w:tc>
         <w:tc>
           <w:tcPr>
-            <w:shd w:fill="EAEAEA"/>
+            <w:shd w:fill="FFFFFF"/>
           </w:tcPr>
           <w:p>
             <w:pPr>
@@ -652,7 +657,8 @@
             <w:r>
               <w:rPr>
                 <w:rFonts w:ascii="宋体" w:hAnsi="宋体" w:eastAsia="宋体"/>
-                <w:sz w:val="19"/>
+                <w:b/>
+                <w:sz w:val="21"/>
               </w:rPr>
               <w:t xml:space="preserve">说明</w:t>
             </w:r>
@@ -670,7 +676,7 @@
             <w:r>
               <w:rPr>
                 <w:rFonts w:ascii="宋体" w:hAnsi="宋体" w:eastAsia="宋体"/>
-                <w:sz w:val="19"/>
+                <w:sz w:val="21"/>
               </w:rPr>
               <w:t xml:space="preserve">V1.0</w:t>
             </w:r>
@@ -686,7 +692,7 @@
             <w:r>
               <w:rPr>
                 <w:rFonts w:ascii="宋体" w:hAnsi="宋体" w:eastAsia="宋体"/>
-                <w:sz w:val="19"/>
+                <w:sz w:val="21"/>
               </w:rPr>
               <w:t xml:space="preserve">2025-11-10</w:t>
             </w:r>
@@ -702,7 +708,7 @@
             <w:r>
               <w:rPr>
                 <w:rFonts w:ascii="宋体" w:hAnsi="宋体" w:eastAsia="宋体"/>
-                <w:sz w:val="19"/>
+                <w:sz w:val="21"/>
               </w:rPr>
               <w:t xml:space="preserve">项目组</w:t>
             </w:r>
@@ -718,7 +724,7 @@
             <w:r>
               <w:rPr>
                 <w:rFonts w:ascii="宋体" w:hAnsi="宋体" w:eastAsia="宋体"/>
-                <w:sz w:val="19"/>
+                <w:sz w:val="21"/>
               </w:rPr>
               <w:t xml:space="preserve">完成初版课程文档</w:t>
             </w:r>
@@ -736,7 +742,7 @@
             <w:r>
               <w:rPr>
                 <w:rFonts w:ascii="宋体" w:hAnsi="宋体" w:eastAsia="宋体"/>
-                <w:sz w:val="19"/>
+                <w:sz w:val="21"/>
               </w:rPr>
               <w:t xml:space="preserve">V2.0</w:t>
             </w:r>
@@ -752,7 +758,7 @@
             <w:r>
               <w:rPr>
                 <w:rFonts w:ascii="宋体" w:hAnsi="宋体" w:eastAsia="宋体"/>
-                <w:sz w:val="19"/>
+                <w:sz w:val="21"/>
               </w:rPr>
               <w:t xml:space="preserve">2026-03-12</w:t>
             </w:r>
@@ -768,7 +774,7 @@
             <w:r>
               <w:rPr>
                 <w:rFonts w:ascii="宋体" w:hAnsi="宋体" w:eastAsia="宋体"/>
-                <w:sz w:val="19"/>
+                <w:sz w:val="21"/>
               </w:rPr>
               <w:t xml:space="preserve">项目组</w:t>
             </w:r>
@@ -784,7 +790,7 @@
             <w:r>
               <w:rPr>
                 <w:rFonts w:ascii="宋体" w:hAnsi="宋体" w:eastAsia="宋体"/>
-                <w:sz w:val="19"/>
+                <w:sz w:val="21"/>
               </w:rPr>
               <w:t xml:space="preserve">统一项目名称、技术基线和阶段交付内容</w:t>
             </w:r>
@@ -802,7 +808,7 @@
             <w:r>
               <w:rPr>
                 <w:rFonts w:ascii="宋体" w:hAnsi="宋体" w:eastAsia="宋体"/>
-                <w:sz w:val="19"/>
+                <w:sz w:val="21"/>
               </w:rPr>
               <w:t xml:space="preserve">V3.0</w:t>
             </w:r>
@@ -818,7 +824,7 @@
             <w:r>
               <w:rPr>
                 <w:rFonts w:ascii="宋体" w:hAnsi="宋体" w:eastAsia="宋体"/>
-                <w:sz w:val="19"/>
+                <w:sz w:val="21"/>
               </w:rPr>
               <w:t xml:space="preserve">2026-06-14</w:t>
             </w:r>
@@ -834,7 +840,7 @@
             <w:r>
               <w:rPr>
                 <w:rFonts w:ascii="宋体" w:hAnsi="宋体" w:eastAsia="宋体"/>
-                <w:sz w:val="19"/>
+                <w:sz w:val="21"/>
               </w:rPr>
               <w:t xml:space="preserve">项目组</w:t>
             </w:r>
@@ -850,7 +856,7 @@
             <w:r>
               <w:rPr>
                 <w:rFonts w:ascii="宋体" w:hAnsi="宋体" w:eastAsia="宋体"/>
-                <w:sz w:val="19"/>
+                <w:sz w:val="21"/>
               </w:rPr>
               <w:t xml:space="preserve">参考课程交付样例统一封面与归档格式，补充数据理解、技术难点、测试验收和 DOCX 交付信息</w:t>
             </w:r>
@@ -866,7 +872,7 @@
       </w:pPr>
       <w:r>
         <w:rPr>
-          <w:rFonts w:ascii="黑体" w:hAnsi="黑体" w:eastAsia="黑体"/>
+          <w:rFonts w:ascii="宋体" w:hAnsi="宋体" w:eastAsia="宋体"/>
         </w:rPr>
         <w:t xml:space="preserve">1. 引言</w:t>
       </w:r>
@@ -878,7 +884,7 @@
       </w:pPr>
       <w:r>
         <w:rPr>
-          <w:rFonts w:ascii="黑体" w:hAnsi="黑体" w:eastAsia="黑体"/>
+          <w:rFonts w:ascii="宋体" w:hAnsi="宋体" w:eastAsia="宋体"/>
         </w:rPr>
         <w:t xml:space="preserve">1.1 编写目的</w:t>
       </w:r>
@@ -886,6 +892,8 @@
     <w:p>
       <w:pPr>
         <w:pStyle w:val="FirstParagraph"/>
+        <w:spacing w:line="276" w:lineRule="auto" w:after="0"/>
+        <w:ind w:firstLine="420"/>
       </w:pPr>
       <w:r>
         <w:rPr>
@@ -925,6 +933,8 @@
           <w:numId w:val="1001"/>
         </w:numPr>
         <w:pStyle w:val="Compact"/>
+        <w:spacing w:line="276" w:lineRule="auto" w:after="0"/>
+        <w:ind w:firstLine="420"/>
       </w:pPr>
       <w:r>
         <w:rPr>
@@ -940,6 +950,8 @@
           <w:numId w:val="1001"/>
         </w:numPr>
         <w:pStyle w:val="Compact"/>
+        <w:spacing w:line="276" w:lineRule="auto" w:after="0"/>
+        <w:ind w:firstLine="420"/>
       </w:pPr>
       <w:r>
         <w:rPr>
@@ -955,6 +967,8 @@
           <w:numId w:val="1001"/>
         </w:numPr>
         <w:pStyle w:val="Compact"/>
+        <w:spacing w:line="276" w:lineRule="auto" w:after="0"/>
+        <w:ind w:firstLine="420"/>
       </w:pPr>
       <w:r>
         <w:rPr>
@@ -971,7 +985,7 @@
       </w:pPr>
       <w:r>
         <w:rPr>
-          <w:rFonts w:ascii="黑体" w:hAnsi="黑体" w:eastAsia="黑体"/>
+          <w:rFonts w:ascii="宋体" w:hAnsi="宋体" w:eastAsia="宋体"/>
         </w:rPr>
         <w:t xml:space="preserve">1.2 项目范围</w:t>
       </w:r>
@@ -979,6 +993,8 @@
     <w:p>
       <w:pPr>
         <w:pStyle w:val="FirstParagraph"/>
+        <w:spacing w:line="276" w:lineRule="auto" w:after="0"/>
+        <w:ind w:firstLine="420"/>
       </w:pPr>
       <w:r>
         <w:rPr>
@@ -995,7 +1011,7 @@
       </w:pPr>
       <w:r>
         <w:rPr>
-          <w:rFonts w:ascii="黑体" w:hAnsi="黑体" w:eastAsia="黑体"/>
+          <w:rFonts w:ascii="宋体" w:hAnsi="宋体" w:eastAsia="宋体"/>
         </w:rPr>
         <w:t xml:space="preserve">1.3 术语定义</w:t>
       </w:r>
@@ -1006,19 +1022,19 @@
         <w:tblW w:type="pct" w:w="0.0"/>
         <w:tblLook w:firstRow="1" w:lastRow="0" w:firstColumn="0" w:lastColumn="0" w:noHBand="0" w:noVBand="0" w:val="0020"/>
         <w:tblBorders>
-          <w:top w:val="single" w:sz="4" w:space="0" w:color="BFBFBF"/>
-          <w:left w:val="single" w:sz="4" w:space="0" w:color="BFBFBF"/>
-          <w:bottom w:val="single" w:sz="4" w:space="0" w:color="BFBFBF"/>
-          <w:right w:val="single" w:sz="4" w:space="0" w:color="BFBFBF"/>
-          <w:insideH w:val="single" w:sz="4" w:space="0" w:color="BFBFBF"/>
-          <w:insideV w:val="single" w:sz="4" w:space="0" w:color="BFBFBF"/>
+          <w:top w:val="single" w:sz="4" w:space="0" w:color="000000"/>
+          <w:left w:val="single" w:sz="4" w:space="0" w:color="000000"/>
+          <w:bottom w:val="single" w:sz="4" w:space="0" w:color="000000"/>
+          <w:right w:val="single" w:sz="4" w:space="0" w:color="000000"/>
+          <w:insideH w:val="single" w:sz="4" w:space="0" w:color="000000"/>
+          <w:insideV w:val="single" w:sz="4" w:space="0" w:color="000000"/>
         </w:tblBorders>
       </w:tblPr>
       <w:tblGrid/>
       <w:tr>
         <w:tc>
           <w:tcPr>
-            <w:shd w:fill="EAEAEA"/>
+            <w:shd w:fill="FFFFFF"/>
           </w:tcPr>
           <w:p>
             <w:pPr>
@@ -1029,7 +1045,8 @@
             <w:r>
               <w:rPr>
                 <w:rFonts w:ascii="宋体" w:hAnsi="宋体" w:eastAsia="宋体"/>
-                <w:sz w:val="19"/>
+                <w:b/>
+                <w:sz w:val="21"/>
               </w:rPr>
               <w:t xml:space="preserve">术语</w:t>
             </w:r>
@@ -1037,7 +1054,7 @@
         </w:tc>
         <w:tc>
           <w:tcPr>
-            <w:shd w:fill="EAEAEA"/>
+            <w:shd w:fill="FFFFFF"/>
           </w:tcPr>
           <w:p>
             <w:pPr>
@@ -1048,7 +1065,8 @@
             <w:r>
               <w:rPr>
                 <w:rFonts w:ascii="宋体" w:hAnsi="宋体" w:eastAsia="宋体"/>
-                <w:sz w:val="19"/>
+                <w:b/>
+                <w:sz w:val="21"/>
               </w:rPr>
               <w:t xml:space="preserve">定义</w:t>
             </w:r>
@@ -1066,7 +1084,7 @@
             <w:r>
               <w:rPr>
                 <w:rFonts w:ascii="宋体" w:hAnsi="宋体" w:eastAsia="宋体"/>
-                <w:sz w:val="19"/>
+                <w:sz w:val="21"/>
               </w:rPr>
               <w:t xml:space="preserve">RUL</w:t>
             </w:r>
@@ -1082,7 +1100,7 @@
             <w:r>
               <w:rPr>
                 <w:rFonts w:ascii="宋体" w:hAnsi="宋体" w:eastAsia="宋体"/>
-                <w:sz w:val="19"/>
+                <w:sz w:val="21"/>
               </w:rPr>
               <w:t xml:space="preserve">Remaining Useful Life，剩余寿命</w:t>
             </w:r>
@@ -1100,7 +1118,7 @@
             <w:r>
               <w:rPr>
                 <w:rFonts w:ascii="宋体" w:hAnsi="宋体" w:eastAsia="宋体"/>
-                <w:sz w:val="19"/>
+                <w:sz w:val="21"/>
               </w:rPr>
               <w:t xml:space="preserve">FPT</w:t>
             </w:r>
@@ -1116,7 +1134,7 @@
             <w:r>
               <w:rPr>
                 <w:rFonts w:ascii="宋体" w:hAnsi="宋体" w:eastAsia="宋体"/>
-                <w:sz w:val="19"/>
+                <w:sz w:val="21"/>
               </w:rPr>
               <w:t xml:space="preserve">First Predictable Time，首次可预测时刻</w:t>
             </w:r>
@@ -1134,7 +1152,7 @@
             <w:r>
               <w:rPr>
                 <w:rFonts w:ascii="宋体" w:hAnsi="宋体" w:eastAsia="宋体"/>
-                <w:sz w:val="19"/>
+                <w:sz w:val="21"/>
               </w:rPr>
               <w:t xml:space="preserve">HI</w:t>
             </w:r>
@@ -1150,7 +1168,7 @@
             <w:r>
               <w:rPr>
                 <w:rFonts w:ascii="宋体" w:hAnsi="宋体" w:eastAsia="宋体"/>
-                <w:sz w:val="19"/>
+                <w:sz w:val="21"/>
               </w:rPr>
               <w:t xml:space="preserve">Health Indicator，健康指标</w:t>
             </w:r>
@@ -1168,7 +1186,7 @@
             <w:r>
               <w:rPr>
                 <w:rFonts w:ascii="宋体" w:hAnsi="宋体" w:eastAsia="宋体"/>
-                <w:sz w:val="19"/>
+                <w:sz w:val="21"/>
               </w:rPr>
               <w:t xml:space="preserve">Callback</w:t>
             </w:r>
@@ -1184,7 +1202,7 @@
             <w:r>
               <w:rPr>
                 <w:rFonts w:ascii="宋体" w:hAnsi="宋体" w:eastAsia="宋体"/>
-                <w:sz w:val="19"/>
+                <w:sz w:val="21"/>
               </w:rPr>
               <w:t xml:space="preserve">在训练特定阶段被调用的扩展逻辑</w:t>
             </w:r>
@@ -1202,7 +1220,7 @@
             <w:r>
               <w:rPr>
                 <w:rFonts w:ascii="宋体" w:hAnsi="宋体" w:eastAsia="宋体"/>
-                <w:sz w:val="19"/>
+                <w:sz w:val="21"/>
               </w:rPr>
               <w:t xml:space="preserve">TensorBoard</w:t>
             </w:r>
@@ -1218,7 +1236,7 @@
             <w:r>
               <w:rPr>
                 <w:rFonts w:ascii="宋体" w:hAnsi="宋体" w:eastAsia="宋体"/>
-                <w:sz w:val="19"/>
+                <w:sz w:val="21"/>
               </w:rPr>
               <w:t xml:space="preserve">用于记录训练曲线、梯度和参数统计的工具</w:t>
             </w:r>
@@ -1236,7 +1254,7 @@
             <w:r>
               <w:rPr>
                 <w:rFonts w:ascii="宋体" w:hAnsi="宋体" w:eastAsia="宋体"/>
-                <w:sz w:val="19"/>
+                <w:sz w:val="21"/>
               </w:rPr>
               <w:t xml:space="preserve">PHM2012 Score</w:t>
             </w:r>
@@ -1252,7 +1270,7 @@
             <w:r>
               <w:rPr>
                 <w:rFonts w:ascii="宋体" w:hAnsi="宋体" w:eastAsia="宋体"/>
-                <w:sz w:val="19"/>
+                <w:sz w:val="21"/>
               </w:rPr>
               <w:t xml:space="preserve">用于轴承寿命预测的惩罚型评分指标</w:t>
             </w:r>
@@ -1270,7 +1288,7 @@
             <w:r>
               <w:rPr>
                 <w:rFonts w:ascii="宋体" w:hAnsi="宋体" w:eastAsia="宋体"/>
-                <w:sz w:val="19"/>
+                <w:sz w:val="21"/>
               </w:rPr>
               <w:t xml:space="preserve">PHM/RUL 非对称惩罚 Score</w:t>
             </w:r>
@@ -1286,7 +1304,7 @@
             <w:r>
               <w:rPr>
                 <w:rFonts w:ascii="宋体" w:hAnsi="宋体" w:eastAsia="宋体"/>
-                <w:sz w:val="19"/>
+                <w:sz w:val="21"/>
               </w:rPr>
               <w:t xml:space="preserve">常用寿命预测非对称惩罚型指标</w:t>
             </w:r>
@@ -1303,7 +1321,7 @@
       </w:pPr>
       <w:r>
         <w:rPr>
-          <w:rFonts w:ascii="黑体" w:hAnsi="黑体" w:eastAsia="黑体"/>
+          <w:rFonts w:ascii="宋体" w:hAnsi="宋体" w:eastAsia="宋体"/>
         </w:rPr>
         <w:t xml:space="preserve">2. 总体描述</w:t>
       </w:r>
@@ -1315,7 +1333,7 @@
       </w:pPr>
       <w:r>
         <w:rPr>
-          <w:rFonts w:ascii="黑体" w:hAnsi="黑体" w:eastAsia="黑体"/>
+          <w:rFonts w:ascii="宋体" w:hAnsi="宋体" w:eastAsia="宋体"/>
         </w:rPr>
         <w:t xml:space="preserve">2.1 产品定位</w:t>
       </w:r>
@@ -1323,6 +1341,8 @@
     <w:p>
       <w:pPr>
         <w:pStyle w:val="FirstParagraph"/>
+        <w:spacing w:line="276" w:lineRule="auto" w:after="0"/>
+        <w:ind w:firstLine="420"/>
       </w:pPr>
       <w:r>
         <w:rPr>
@@ -1339,7 +1359,7 @@
       </w:pPr>
       <w:r>
         <w:rPr>
-          <w:rFonts w:ascii="黑体" w:hAnsi="黑体" w:eastAsia="黑体"/>
+          <w:rFonts w:ascii="宋体" w:hAnsi="宋体" w:eastAsia="宋体"/>
         </w:rPr>
         <w:t xml:space="preserve">2.2 用户特征</w:t>
       </w:r>
@@ -1351,6 +1371,8 @@
           <w:numId w:val="1002"/>
         </w:numPr>
         <w:pStyle w:val="Compact"/>
+        <w:spacing w:line="276" w:lineRule="auto" w:after="0"/>
+        <w:ind w:firstLine="420"/>
       </w:pPr>
       <w:r>
         <w:rPr>
@@ -1366,6 +1388,8 @@
           <w:numId w:val="1002"/>
         </w:numPr>
         <w:pStyle w:val="Compact"/>
+        <w:spacing w:line="276" w:lineRule="auto" w:after="0"/>
+        <w:ind w:firstLine="420"/>
       </w:pPr>
       <w:r>
         <w:rPr>
@@ -1381,6 +1405,8 @@
           <w:numId w:val="1002"/>
         </w:numPr>
         <w:pStyle w:val="Compact"/>
+        <w:spacing w:line="276" w:lineRule="auto" w:after="0"/>
+        <w:ind w:firstLine="420"/>
       </w:pPr>
       <w:r>
         <w:rPr>
@@ -1397,7 +1423,7 @@
       </w:pPr>
       <w:r>
         <w:rPr>
-          <w:rFonts w:ascii="黑体" w:hAnsi="黑体" w:eastAsia="黑体"/>
+          <w:rFonts w:ascii="宋体" w:hAnsi="宋体" w:eastAsia="宋体"/>
         </w:rPr>
         <w:t xml:space="preserve">2.3 假设与依赖</w:t>
       </w:r>
@@ -1409,6 +1435,8 @@
           <w:numId w:val="1003"/>
         </w:numPr>
         <w:pStyle w:val="Compact"/>
+        <w:spacing w:line="276" w:lineRule="auto" w:after="0"/>
+        <w:ind w:firstLine="420"/>
       </w:pPr>
       <w:r>
         <w:rPr>
@@ -1424,6 +1452,8 @@
           <w:numId w:val="1003"/>
         </w:numPr>
         <w:pStyle w:val="Compact"/>
+        <w:spacing w:line="276" w:lineRule="auto" w:after="0"/>
+        <w:ind w:firstLine="420"/>
       </w:pPr>
       <w:r>
         <w:rPr>
@@ -1439,6 +1469,8 @@
           <w:numId w:val="1003"/>
         </w:numPr>
         <w:pStyle w:val="Compact"/>
+        <w:spacing w:line="276" w:lineRule="auto" w:after="0"/>
+        <w:ind w:firstLine="420"/>
       </w:pPr>
       <w:r>
         <w:rPr>
@@ -1455,7 +1487,7 @@
       </w:pPr>
       <w:r>
         <w:rPr>
-          <w:rFonts w:ascii="黑体" w:hAnsi="黑体" w:eastAsia="黑体"/>
+          <w:rFonts w:ascii="宋体" w:hAnsi="宋体" w:eastAsia="宋体"/>
         </w:rPr>
         <w:t xml:space="preserve">2.4 约束条件</w:t>
       </w:r>
@@ -1467,6 +1499,8 @@
           <w:numId w:val="1004"/>
         </w:numPr>
         <w:pStyle w:val="Compact"/>
+        <w:spacing w:line="276" w:lineRule="auto" w:after="0"/>
+        <w:ind w:firstLine="420"/>
       </w:pPr>
       <w:r>
         <w:rPr>
@@ -1482,6 +1516,8 @@
           <w:numId w:val="1004"/>
         </w:numPr>
         <w:pStyle w:val="Compact"/>
+        <w:spacing w:line="276" w:lineRule="auto" w:after="0"/>
+        <w:ind w:firstLine="420"/>
       </w:pPr>
       <w:r>
         <w:rPr>
@@ -1497,6 +1533,8 @@
           <w:numId w:val="1004"/>
         </w:numPr>
         <w:pStyle w:val="Compact"/>
+        <w:spacing w:line="276" w:lineRule="auto" w:after="0"/>
+        <w:ind w:firstLine="420"/>
       </w:pPr>
       <w:r>
         <w:rPr>
@@ -1539,7 +1577,7 @@
       </w:pPr>
       <w:r>
         <w:rPr>
-          <w:rFonts w:ascii="黑体" w:hAnsi="黑体" w:eastAsia="黑体"/>
+          <w:rFonts w:ascii="宋体" w:hAnsi="宋体" w:eastAsia="宋体"/>
         </w:rPr>
         <w:t xml:space="preserve">3. 具体需求</w:t>
       </w:r>
@@ -1551,7 +1589,7 @@
       </w:pPr>
       <w:r>
         <w:rPr>
-          <w:rFonts w:ascii="黑体" w:hAnsi="黑体" w:eastAsia="黑体"/>
+          <w:rFonts w:ascii="宋体" w:hAnsi="宋体" w:eastAsia="宋体"/>
         </w:rPr>
         <w:t xml:space="preserve">3.1 功能需求</w:t>
       </w:r>
@@ -1563,7 +1601,7 @@
       </w:pPr>
       <w:r>
         <w:rPr>
-          <w:rFonts w:ascii="黑体" w:hAnsi="黑体" w:eastAsia="黑体"/>
+          <w:rFonts w:ascii="宋体" w:hAnsi="宋体" w:eastAsia="宋体"/>
         </w:rPr>
         <w:t xml:space="preserve">3.1.1 数据接入与管理需求</w:t>
       </w:r>
@@ -1574,19 +1612,19 @@
         <w:tblW w:type="pct" w:w="0.0"/>
         <w:tblLook w:firstRow="1" w:lastRow="0" w:firstColumn="0" w:lastColumn="0" w:noHBand="0" w:noVBand="0" w:val="0020"/>
         <w:tblBorders>
-          <w:top w:val="single" w:sz="4" w:space="0" w:color="BFBFBF"/>
-          <w:left w:val="single" w:sz="4" w:space="0" w:color="BFBFBF"/>
-          <w:bottom w:val="single" w:sz="4" w:space="0" w:color="BFBFBF"/>
-          <w:right w:val="single" w:sz="4" w:space="0" w:color="BFBFBF"/>
-          <w:insideH w:val="single" w:sz="4" w:space="0" w:color="BFBFBF"/>
-          <w:insideV w:val="single" w:sz="4" w:space="0" w:color="BFBFBF"/>
+          <w:top w:val="single" w:sz="4" w:space="0" w:color="000000"/>
+          <w:left w:val="single" w:sz="4" w:space="0" w:color="000000"/>
+          <w:bottom w:val="single" w:sz="4" w:space="0" w:color="000000"/>
+          <w:right w:val="single" w:sz="4" w:space="0" w:color="000000"/>
+          <w:insideH w:val="single" w:sz="4" w:space="0" w:color="000000"/>
+          <w:insideV w:val="single" w:sz="4" w:space="0" w:color="000000"/>
         </w:tblBorders>
       </w:tblPr>
       <w:tblGrid/>
       <w:tr>
         <w:tc>
           <w:tcPr>
-            <w:shd w:fill="EAEAEA"/>
+            <w:shd w:fill="FFFFFF"/>
           </w:tcPr>
           <w:p>
             <w:pPr>
@@ -1597,7 +1635,8 @@
             <w:r>
               <w:rPr>
                 <w:rFonts w:ascii="宋体" w:hAnsi="宋体" w:eastAsia="宋体"/>
-                <w:sz w:val="19"/>
+                <w:b/>
+                <w:sz w:val="21"/>
               </w:rPr>
               <w:t xml:space="preserve">编号</w:t>
             </w:r>
@@ -1605,7 +1644,7 @@
         </w:tc>
         <w:tc>
           <w:tcPr>
-            <w:shd w:fill="EAEAEA"/>
+            <w:shd w:fill="FFFFFF"/>
           </w:tcPr>
           <w:p>
             <w:pPr>
@@ -1616,7 +1655,8 @@
             <w:r>
               <w:rPr>
                 <w:rFonts w:ascii="宋体" w:hAnsi="宋体" w:eastAsia="宋体"/>
-                <w:sz w:val="19"/>
+                <w:b/>
+                <w:sz w:val="21"/>
               </w:rPr>
               <w:t xml:space="preserve">需求描述</w:t>
             </w:r>
@@ -1624,7 +1664,7 @@
         </w:tc>
         <w:tc>
           <w:tcPr>
-            <w:shd w:fill="EAEAEA"/>
+            <w:shd w:fill="FFFFFF"/>
           </w:tcPr>
           <w:p>
             <w:pPr>
@@ -1635,7 +1675,8 @@
             <w:r>
               <w:rPr>
                 <w:rFonts w:ascii="宋体" w:hAnsi="宋体" w:eastAsia="宋体"/>
-                <w:sz w:val="19"/>
+                <w:b/>
+                <w:sz w:val="21"/>
               </w:rPr>
               <w:t xml:space="preserve">优先级</w:t>
             </w:r>
@@ -1653,7 +1694,7 @@
             <w:r>
               <w:rPr>
                 <w:rFonts w:ascii="宋体" w:hAnsi="宋体" w:eastAsia="宋体"/>
-                <w:sz w:val="19"/>
+                <w:sz w:val="21"/>
               </w:rPr>
               <w:t xml:space="preserve">FR-M1-01</w:t>
             </w:r>
@@ -1669,7 +1710,7 @@
             <w:r>
               <w:rPr>
                 <w:rFonts w:ascii="宋体" w:hAnsi="宋体" w:eastAsia="宋体"/>
-                <w:sz w:val="19"/>
+                <w:sz w:val="21"/>
               </w:rPr>
               <w:t xml:space="preserve">系统应支持从本地目录加载 XJTU-SY 数据集</w:t>
             </w:r>
@@ -1685,7 +1726,7 @@
             <w:r>
               <w:rPr>
                 <w:rFonts w:ascii="宋体" w:hAnsi="宋体" w:eastAsia="宋体"/>
-                <w:sz w:val="19"/>
+                <w:sz w:val="21"/>
               </w:rPr>
               <w:t xml:space="preserve">高</w:t>
             </w:r>
@@ -1703,7 +1744,7 @@
             <w:r>
               <w:rPr>
                 <w:rFonts w:ascii="宋体" w:hAnsi="宋体" w:eastAsia="宋体"/>
-                <w:sz w:val="19"/>
+                <w:sz w:val="21"/>
               </w:rPr>
               <w:t xml:space="preserve">FR-M1-02</w:t>
             </w:r>
@@ -1719,7 +1760,7 @@
             <w:r>
               <w:rPr>
                 <w:rFonts w:ascii="宋体" w:hAnsi="宋体" w:eastAsia="宋体"/>
-                <w:sz w:val="19"/>
+                <w:sz w:val="21"/>
               </w:rPr>
               <w:t xml:space="preserve">系统应支持从本地目录加载 PHM2012 / FEMTO 数据集</w:t>
             </w:r>
@@ -1735,7 +1776,7 @@
             <w:r>
               <w:rPr>
                 <w:rFonts w:ascii="宋体" w:hAnsi="宋体" w:eastAsia="宋体"/>
-                <w:sz w:val="19"/>
+                <w:sz w:val="21"/>
               </w:rPr>
               <w:t xml:space="preserve">高</w:t>
             </w:r>
@@ -1753,7 +1794,7 @@
             <w:r>
               <w:rPr>
                 <w:rFonts w:ascii="宋体" w:hAnsi="宋体" w:eastAsia="宋体"/>
-                <w:sz w:val="19"/>
+                <w:sz w:val="21"/>
               </w:rPr>
               <w:t xml:space="preserve">FR-M1-03</w:t>
             </w:r>
@@ -1769,7 +1810,7 @@
             <w:r>
               <w:rPr>
                 <w:rFonts w:ascii="宋体" w:hAnsi="宋体" w:eastAsia="宋体"/>
-                <w:sz w:val="19"/>
+                <w:sz w:val="21"/>
               </w:rPr>
               <w:t xml:space="preserve">系统应将单个轴承运行过程抽象为统一实体对象，至少包含样本、通道名、采样率和元数据</w:t>
             </w:r>
@@ -1785,7 +1826,7 @@
             <w:r>
               <w:rPr>
                 <w:rFonts w:ascii="宋体" w:hAnsi="宋体" w:eastAsia="宋体"/>
-                <w:sz w:val="19"/>
+                <w:sz w:val="21"/>
               </w:rPr>
               <w:t xml:space="preserve">高</w:t>
             </w:r>
@@ -1803,7 +1844,7 @@
             <w:r>
               <w:rPr>
                 <w:rFonts w:ascii="宋体" w:hAnsi="宋体" w:eastAsia="宋体"/>
-                <w:sz w:val="19"/>
+                <w:sz w:val="21"/>
               </w:rPr>
               <w:t xml:space="preserve">FR-M1-04</w:t>
             </w:r>
@@ -1819,7 +1860,7 @@
             <w:r>
               <w:rPr>
                 <w:rFonts w:ascii="宋体" w:hAnsi="宋体" w:eastAsia="宋体"/>
-                <w:sz w:val="19"/>
+                <w:sz w:val="21"/>
               </w:rPr>
               <w:t xml:space="preserve">系统应支持将数据集和中间结果导出为 CSV 或 PKL 格式</w:t>
             </w:r>
@@ -1835,7 +1876,7 @@
             <w:r>
               <w:rPr>
                 <w:rFonts w:ascii="宋体" w:hAnsi="宋体" w:eastAsia="宋体"/>
-                <w:sz w:val="19"/>
+                <w:sz w:val="21"/>
               </w:rPr>
               <w:t xml:space="preserve">中</w:t>
             </w:r>
@@ -1853,7 +1894,7 @@
             <w:r>
               <w:rPr>
                 <w:rFonts w:ascii="宋体" w:hAnsi="宋体" w:eastAsia="宋体"/>
-                <w:sz w:val="19"/>
+                <w:sz w:val="21"/>
               </w:rPr>
               <w:t xml:space="preserve">FR-M1-05</w:t>
             </w:r>
@@ -1869,7 +1910,7 @@
             <w:r>
               <w:rPr>
                 <w:rFonts w:ascii="宋体" w:hAnsi="宋体" w:eastAsia="宋体"/>
-                <w:sz w:val="19"/>
+                <w:sz w:val="21"/>
               </w:rPr>
               <w:t xml:space="preserve">系统应保留原始文件名、数据集来源等元数据</w:t>
             </w:r>
@@ -1885,7 +1926,7 @@
             <w:r>
               <w:rPr>
                 <w:rFonts w:ascii="宋体" w:hAnsi="宋体" w:eastAsia="宋体"/>
-                <w:sz w:val="19"/>
+                <w:sz w:val="21"/>
               </w:rPr>
               <w:t xml:space="preserve">中</w:t>
             </w:r>
@@ -1901,7 +1942,7 @@
       </w:pPr>
       <w:r>
         <w:rPr>
-          <w:rFonts w:ascii="黑体" w:hAnsi="黑体" w:eastAsia="黑体"/>
+          <w:rFonts w:ascii="宋体" w:hAnsi="宋体" w:eastAsia="宋体"/>
         </w:rPr>
         <w:t xml:space="preserve">3.1.2 预处理与特征工程需求</w:t>
       </w:r>
@@ -1912,19 +1953,19 @@
         <w:tblW w:type="pct" w:w="0.0"/>
         <w:tblLook w:firstRow="1" w:lastRow="0" w:firstColumn="0" w:lastColumn="0" w:noHBand="0" w:noVBand="0" w:val="0020"/>
         <w:tblBorders>
-          <w:top w:val="single" w:sz="4" w:space="0" w:color="BFBFBF"/>
-          <w:left w:val="single" w:sz="4" w:space="0" w:color="BFBFBF"/>
-          <w:bottom w:val="single" w:sz="4" w:space="0" w:color="BFBFBF"/>
-          <w:right w:val="single" w:sz="4" w:space="0" w:color="BFBFBF"/>
-          <w:insideH w:val="single" w:sz="4" w:space="0" w:color="BFBFBF"/>
-          <w:insideV w:val="single" w:sz="4" w:space="0" w:color="BFBFBF"/>
+          <w:top w:val="single" w:sz="4" w:space="0" w:color="000000"/>
+          <w:left w:val="single" w:sz="4" w:space="0" w:color="000000"/>
+          <w:bottom w:val="single" w:sz="4" w:space="0" w:color="000000"/>
+          <w:right w:val="single" w:sz="4" w:space="0" w:color="000000"/>
+          <w:insideH w:val="single" w:sz="4" w:space="0" w:color="000000"/>
+          <w:insideV w:val="single" w:sz="4" w:space="0" w:color="000000"/>
         </w:tblBorders>
       </w:tblPr>
       <w:tblGrid/>
       <w:tr>
         <w:tc>
           <w:tcPr>
-            <w:shd w:fill="EAEAEA"/>
+            <w:shd w:fill="FFFFFF"/>
           </w:tcPr>
           <w:p>
             <w:pPr>
@@ -1935,7 +1976,8 @@
             <w:r>
               <w:rPr>
                 <w:rFonts w:ascii="宋体" w:hAnsi="宋体" w:eastAsia="宋体"/>
-                <w:sz w:val="19"/>
+                <w:b/>
+                <w:sz w:val="21"/>
               </w:rPr>
               <w:t xml:space="preserve">编号</w:t>
             </w:r>
@@ -1943,7 +1985,7 @@
         </w:tc>
         <w:tc>
           <w:tcPr>
-            <w:shd w:fill="EAEAEA"/>
+            <w:shd w:fill="FFFFFF"/>
           </w:tcPr>
           <w:p>
             <w:pPr>
@@ -1954,7 +1996,8 @@
             <w:r>
               <w:rPr>
                 <w:rFonts w:ascii="宋体" w:hAnsi="宋体" w:eastAsia="宋体"/>
-                <w:sz w:val="19"/>
+                <w:b/>
+                <w:sz w:val="21"/>
               </w:rPr>
               <w:t xml:space="preserve">需求描述</w:t>
             </w:r>
@@ -1962,7 +2005,7 @@
         </w:tc>
         <w:tc>
           <w:tcPr>
-            <w:shd w:fill="EAEAEA"/>
+            <w:shd w:fill="FFFFFF"/>
           </w:tcPr>
           <w:p>
             <w:pPr>
@@ -1973,7 +2016,8 @@
             <w:r>
               <w:rPr>
                 <w:rFonts w:ascii="宋体" w:hAnsi="宋体" w:eastAsia="宋体"/>
-                <w:sz w:val="19"/>
+                <w:b/>
+                <w:sz w:val="21"/>
               </w:rPr>
               <w:t xml:space="preserve">优先级</w:t>
             </w:r>
@@ -1991,7 +2035,7 @@
             <w:r>
               <w:rPr>
                 <w:rFonts w:ascii="宋体" w:hAnsi="宋体" w:eastAsia="宋体"/>
-                <w:sz w:val="19"/>
+                <w:sz w:val="21"/>
               </w:rPr>
               <w:t xml:space="preserve">FR-M2-01</w:t>
             </w:r>
@@ -2007,7 +2051,7 @@
             <w:r>
               <w:rPr>
                 <w:rFonts w:ascii="宋体" w:hAnsi="宋体" w:eastAsia="宋体"/>
-                <w:sz w:val="19"/>
+                <w:sz w:val="21"/>
               </w:rPr>
               <w:t xml:space="preserve">系统应支持滑动窗口切分原始信号</w:t>
             </w:r>
@@ -2023,7 +2067,7 @@
             <w:r>
               <w:rPr>
                 <w:rFonts w:ascii="宋体" w:hAnsi="宋体" w:eastAsia="宋体"/>
-                <w:sz w:val="19"/>
+                <w:sz w:val="21"/>
               </w:rPr>
               <w:t xml:space="preserve">高</w:t>
             </w:r>
@@ -2041,7 +2085,7 @@
             <w:r>
               <w:rPr>
                 <w:rFonts w:ascii="宋体" w:hAnsi="宋体" w:eastAsia="宋体"/>
-                <w:sz w:val="19"/>
+                <w:sz w:val="21"/>
               </w:rPr>
               <w:t xml:space="preserve">FR-M2-02</w:t>
             </w:r>
@@ -2057,7 +2101,7 @@
             <w:r>
               <w:rPr>
                 <w:rFonts w:ascii="宋体" w:hAnsi="宋体" w:eastAsia="宋体"/>
-                <w:sz w:val="19"/>
+                <w:sz w:val="21"/>
               </w:rPr>
               <w:t xml:space="preserve">系统应支持归一化或标准化</w:t>
             </w:r>
@@ -2073,7 +2117,7 @@
             <w:r>
               <w:rPr>
                 <w:rFonts w:ascii="宋体" w:hAnsi="宋体" w:eastAsia="宋体"/>
-                <w:sz w:val="19"/>
+                <w:sz w:val="21"/>
               </w:rPr>
               <w:t xml:space="preserve">高</w:t>
             </w:r>
@@ -2091,7 +2135,7 @@
             <w:r>
               <w:rPr>
                 <w:rFonts w:ascii="宋体" w:hAnsi="宋体" w:eastAsia="宋体"/>
-                <w:sz w:val="19"/>
+                <w:sz w:val="21"/>
               </w:rPr>
               <w:t xml:space="preserve">FR-M2-03</w:t>
             </w:r>
@@ -2107,7 +2151,7 @@
             <w:r>
               <w:rPr>
                 <w:rFonts w:ascii="宋体" w:hAnsi="宋体" w:eastAsia="宋体"/>
-                <w:sz w:val="19"/>
+                <w:sz w:val="21"/>
               </w:rPr>
               <w:t xml:space="preserve">系统应支持 RMS、方差、峰值、峭度等时域特征</w:t>
             </w:r>
@@ -2123,7 +2167,7 @@
             <w:r>
               <w:rPr>
                 <w:rFonts w:ascii="宋体" w:hAnsi="宋体" w:eastAsia="宋体"/>
-                <w:sz w:val="19"/>
+                <w:sz w:val="21"/>
               </w:rPr>
               <w:t xml:space="preserve">高</w:t>
             </w:r>
@@ -2141,7 +2185,7 @@
             <w:r>
               <w:rPr>
                 <w:rFonts w:ascii="宋体" w:hAnsi="宋体" w:eastAsia="宋体"/>
-                <w:sz w:val="19"/>
+                <w:sz w:val="21"/>
               </w:rPr>
               <w:t xml:space="preserve">FR-M2-04</w:t>
             </w:r>
@@ -2157,7 +2201,7 @@
             <w:r>
               <w:rPr>
                 <w:rFonts w:ascii="宋体" w:hAnsi="宋体" w:eastAsia="宋体"/>
-                <w:sz w:val="19"/>
+                <w:sz w:val="21"/>
               </w:rPr>
               <w:t xml:space="preserve">系统应支持 FFT 相关频域特征提取</w:t>
             </w:r>
@@ -2173,7 +2217,7 @@
             <w:r>
               <w:rPr>
                 <w:rFonts w:ascii="宋体" w:hAnsi="宋体" w:eastAsia="宋体"/>
-                <w:sz w:val="19"/>
+                <w:sz w:val="21"/>
               </w:rPr>
               <w:t xml:space="preserve">中</w:t>
             </w:r>
@@ -2191,7 +2235,7 @@
             <w:r>
               <w:rPr>
                 <w:rFonts w:ascii="宋体" w:hAnsi="宋体" w:eastAsia="宋体"/>
-                <w:sz w:val="19"/>
+                <w:sz w:val="21"/>
               </w:rPr>
               <w:t xml:space="preserve">FR-M2-05</w:t>
             </w:r>
@@ -2207,7 +2251,7 @@
             <w:r>
               <w:rPr>
                 <w:rFonts w:ascii="宋体" w:hAnsi="宋体" w:eastAsia="宋体"/>
-                <w:sz w:val="19"/>
+                <w:sz w:val="21"/>
               </w:rPr>
               <w:t xml:space="preserve">系统应支持原始序列直接建模与手工特征建模两种模式</w:t>
             </w:r>
@@ -2223,7 +2267,7 @@
             <w:r>
               <w:rPr>
                 <w:rFonts w:ascii="宋体" w:hAnsi="宋体" w:eastAsia="宋体"/>
-                <w:sz w:val="19"/>
+                <w:sz w:val="21"/>
               </w:rPr>
               <w:t xml:space="preserve">高</w:t>
             </w:r>
@@ -2239,7 +2283,7 @@
       </w:pPr>
       <w:r>
         <w:rPr>
-          <w:rFonts w:ascii="黑体" w:hAnsi="黑体" w:eastAsia="黑体"/>
+          <w:rFonts w:ascii="宋体" w:hAnsi="宋体" w:eastAsia="宋体"/>
         </w:rPr>
         <w:t xml:space="preserve">3.1.3 退化阶段划分与标签构造需求</w:t>
       </w:r>
@@ -2250,19 +2294,19 @@
         <w:tblW w:type="pct" w:w="0.0"/>
         <w:tblLook w:firstRow="1" w:lastRow="0" w:firstColumn="0" w:lastColumn="0" w:noHBand="0" w:noVBand="0" w:val="0020"/>
         <w:tblBorders>
-          <w:top w:val="single" w:sz="4" w:space="0" w:color="BFBFBF"/>
-          <w:left w:val="single" w:sz="4" w:space="0" w:color="BFBFBF"/>
-          <w:bottom w:val="single" w:sz="4" w:space="0" w:color="BFBFBF"/>
-          <w:right w:val="single" w:sz="4" w:space="0" w:color="BFBFBF"/>
-          <w:insideH w:val="single" w:sz="4" w:space="0" w:color="BFBFBF"/>
-          <w:insideV w:val="single" w:sz="4" w:space="0" w:color="BFBFBF"/>
+          <w:top w:val="single" w:sz="4" w:space="0" w:color="000000"/>
+          <w:left w:val="single" w:sz="4" w:space="0" w:color="000000"/>
+          <w:bottom w:val="single" w:sz="4" w:space="0" w:color="000000"/>
+          <w:right w:val="single" w:sz="4" w:space="0" w:color="000000"/>
+          <w:insideH w:val="single" w:sz="4" w:space="0" w:color="000000"/>
+          <w:insideV w:val="single" w:sz="4" w:space="0" w:color="000000"/>
         </w:tblBorders>
       </w:tblPr>
       <w:tblGrid/>
       <w:tr>
         <w:tc>
           <w:tcPr>
-            <w:shd w:fill="EAEAEA"/>
+            <w:shd w:fill="FFFFFF"/>
           </w:tcPr>
           <w:p>
             <w:pPr>
@@ -2273,7 +2317,8 @@
             <w:r>
               <w:rPr>
                 <w:rFonts w:ascii="宋体" w:hAnsi="宋体" w:eastAsia="宋体"/>
-                <w:sz w:val="19"/>
+                <w:b/>
+                <w:sz w:val="21"/>
               </w:rPr>
               <w:t xml:space="preserve">编号</w:t>
             </w:r>
@@ -2281,7 +2326,7 @@
         </w:tc>
         <w:tc>
           <w:tcPr>
-            <w:shd w:fill="EAEAEA"/>
+            <w:shd w:fill="FFFFFF"/>
           </w:tcPr>
           <w:p>
             <w:pPr>
@@ -2292,7 +2337,8 @@
             <w:r>
               <w:rPr>
                 <w:rFonts w:ascii="宋体" w:hAnsi="宋体" w:eastAsia="宋体"/>
-                <w:sz w:val="19"/>
+                <w:b/>
+                <w:sz w:val="21"/>
               </w:rPr>
               <w:t xml:space="preserve">需求描述</w:t>
             </w:r>
@@ -2300,7 +2346,7 @@
         </w:tc>
         <w:tc>
           <w:tcPr>
-            <w:shd w:fill="EAEAEA"/>
+            <w:shd w:fill="FFFFFF"/>
           </w:tcPr>
           <w:p>
             <w:pPr>
@@ -2311,7 +2357,8 @@
             <w:r>
               <w:rPr>
                 <w:rFonts w:ascii="宋体" w:hAnsi="宋体" w:eastAsia="宋体"/>
-                <w:sz w:val="19"/>
+                <w:b/>
+                <w:sz w:val="21"/>
               </w:rPr>
               <w:t xml:space="preserve">优先级</w:t>
             </w:r>
@@ -2329,7 +2376,7 @@
             <w:r>
               <w:rPr>
                 <w:rFonts w:ascii="宋体" w:hAnsi="宋体" w:eastAsia="宋体"/>
-                <w:sz w:val="19"/>
+                <w:sz w:val="21"/>
               </w:rPr>
               <w:t xml:space="preserve">FR-M3-01</w:t>
             </w:r>
@@ -2345,7 +2392,7 @@
             <w:r>
               <w:rPr>
                 <w:rFonts w:ascii="宋体" w:hAnsi="宋体" w:eastAsia="宋体"/>
-                <w:sz w:val="19"/>
+                <w:sz w:val="21"/>
               </w:rPr>
               <w:t xml:space="preserve">系统应支持 RUL 标签构造</w:t>
             </w:r>
@@ -2361,7 +2408,7 @@
             <w:r>
               <w:rPr>
                 <w:rFonts w:ascii="宋体" w:hAnsi="宋体" w:eastAsia="宋体"/>
-                <w:sz w:val="19"/>
+                <w:sz w:val="21"/>
               </w:rPr>
               <w:t xml:space="preserve">高</w:t>
             </w:r>
@@ -2379,7 +2426,7 @@
             <w:r>
               <w:rPr>
                 <w:rFonts w:ascii="宋体" w:hAnsi="宋体" w:eastAsia="宋体"/>
-                <w:sz w:val="19"/>
+                <w:sz w:val="21"/>
               </w:rPr>
               <w:t xml:space="preserve">FR-M3-02</w:t>
             </w:r>
@@ -2395,7 +2442,7 @@
             <w:r>
               <w:rPr>
                 <w:rFonts w:ascii="宋体" w:hAnsi="宋体" w:eastAsia="宋体"/>
-                <w:sz w:val="19"/>
+                <w:sz w:val="21"/>
               </w:rPr>
               <w:t xml:space="preserve">系统应支持 3sigma 阶段划分策略</w:t>
             </w:r>
@@ -2411,7 +2458,7 @@
             <w:r>
               <w:rPr>
                 <w:rFonts w:ascii="宋体" w:hAnsi="宋体" w:eastAsia="宋体"/>
-                <w:sz w:val="19"/>
+                <w:sz w:val="21"/>
               </w:rPr>
               <w:t xml:space="preserve">高</w:t>
             </w:r>
@@ -2429,7 +2476,7 @@
             <w:r>
               <w:rPr>
                 <w:rFonts w:ascii="宋体" w:hAnsi="宋体" w:eastAsia="宋体"/>
-                <w:sz w:val="19"/>
+                <w:sz w:val="21"/>
               </w:rPr>
               <w:t xml:space="preserve">FR-M3-03</w:t>
             </w:r>
@@ -2445,7 +2492,7 @@
             <w:r>
               <w:rPr>
                 <w:rFonts w:ascii="宋体" w:hAnsi="宋体" w:eastAsia="宋体"/>
-                <w:sz w:val="19"/>
+                <w:sz w:val="21"/>
               </w:rPr>
               <w:t xml:space="preserve">系统应支持 FPT 阶段划分策略</w:t>
             </w:r>
@@ -2461,7 +2508,7 @@
             <w:r>
               <w:rPr>
                 <w:rFonts w:ascii="宋体" w:hAnsi="宋体" w:eastAsia="宋体"/>
-                <w:sz w:val="19"/>
+                <w:sz w:val="21"/>
               </w:rPr>
               <w:t xml:space="preserve">中</w:t>
             </w:r>
@@ -2479,7 +2526,7 @@
             <w:r>
               <w:rPr>
                 <w:rFonts w:ascii="宋体" w:hAnsi="宋体" w:eastAsia="宋体"/>
-                <w:sz w:val="19"/>
+                <w:sz w:val="21"/>
               </w:rPr>
               <w:t xml:space="preserve">FR-M3-04</w:t>
             </w:r>
@@ -2495,7 +2542,7 @@
             <w:r>
               <w:rPr>
                 <w:rFonts w:ascii="宋体" w:hAnsi="宋体" w:eastAsia="宋体"/>
-                <w:sz w:val="19"/>
+                <w:sz w:val="21"/>
               </w:rPr>
               <w:t xml:space="preserve">系统应支持健康指标序列标签构造</w:t>
             </w:r>
@@ -2511,7 +2558,7 @@
             <w:r>
               <w:rPr>
                 <w:rFonts w:ascii="宋体" w:hAnsi="宋体" w:eastAsia="宋体"/>
-                <w:sz w:val="19"/>
+                <w:sz w:val="21"/>
               </w:rPr>
               <w:t xml:space="preserve">中</w:t>
             </w:r>
@@ -2527,7 +2574,7 @@
       </w:pPr>
       <w:r>
         <w:rPr>
-          <w:rFonts w:ascii="黑体" w:hAnsi="黑体" w:eastAsia="黑体"/>
+          <w:rFonts w:ascii="宋体" w:hAnsi="宋体" w:eastAsia="宋体"/>
         </w:rPr>
         <w:t xml:space="preserve">3.1.4 模型训练与预测需求</w:t>
       </w:r>
@@ -2538,19 +2585,19 @@
         <w:tblW w:type="pct" w:w="0.0"/>
         <w:tblLook w:firstRow="1" w:lastRow="0" w:firstColumn="0" w:lastColumn="0" w:noHBand="0" w:noVBand="0" w:val="0020"/>
         <w:tblBorders>
-          <w:top w:val="single" w:sz="4" w:space="0" w:color="BFBFBF"/>
-          <w:left w:val="single" w:sz="4" w:space="0" w:color="BFBFBF"/>
-          <w:bottom w:val="single" w:sz="4" w:space="0" w:color="BFBFBF"/>
-          <w:right w:val="single" w:sz="4" w:space="0" w:color="BFBFBF"/>
-          <w:insideH w:val="single" w:sz="4" w:space="0" w:color="BFBFBF"/>
-          <w:insideV w:val="single" w:sz="4" w:space="0" w:color="BFBFBF"/>
+          <w:top w:val="single" w:sz="4" w:space="0" w:color="000000"/>
+          <w:left w:val="single" w:sz="4" w:space="0" w:color="000000"/>
+          <w:bottom w:val="single" w:sz="4" w:space="0" w:color="000000"/>
+          <w:right w:val="single" w:sz="4" w:space="0" w:color="000000"/>
+          <w:insideH w:val="single" w:sz="4" w:space="0" w:color="000000"/>
+          <w:insideV w:val="single" w:sz="4" w:space="0" w:color="000000"/>
         </w:tblBorders>
       </w:tblPr>
       <w:tblGrid/>
       <w:tr>
         <w:tc>
           <w:tcPr>
-            <w:shd w:fill="EAEAEA"/>
+            <w:shd w:fill="FFFFFF"/>
           </w:tcPr>
           <w:p>
             <w:pPr>
@@ -2561,7 +2608,8 @@
             <w:r>
               <w:rPr>
                 <w:rFonts w:ascii="宋体" w:hAnsi="宋体" w:eastAsia="宋体"/>
-                <w:sz w:val="19"/>
+                <w:b/>
+                <w:sz w:val="21"/>
               </w:rPr>
               <w:t xml:space="preserve">编号</w:t>
             </w:r>
@@ -2569,7 +2617,7 @@
         </w:tc>
         <w:tc>
           <w:tcPr>
-            <w:shd w:fill="EAEAEA"/>
+            <w:shd w:fill="FFFFFF"/>
           </w:tcPr>
           <w:p>
             <w:pPr>
@@ -2580,7 +2628,8 @@
             <w:r>
               <w:rPr>
                 <w:rFonts w:ascii="宋体" w:hAnsi="宋体" w:eastAsia="宋体"/>
-                <w:sz w:val="19"/>
+                <w:b/>
+                <w:sz w:val="21"/>
               </w:rPr>
               <w:t xml:space="preserve">需求描述</w:t>
             </w:r>
@@ -2588,7 +2637,7 @@
         </w:tc>
         <w:tc>
           <w:tcPr>
-            <w:shd w:fill="EAEAEA"/>
+            <w:shd w:fill="FFFFFF"/>
           </w:tcPr>
           <w:p>
             <w:pPr>
@@ -2599,7 +2648,8 @@
             <w:r>
               <w:rPr>
                 <w:rFonts w:ascii="宋体" w:hAnsi="宋体" w:eastAsia="宋体"/>
-                <w:sz w:val="19"/>
+                <w:b/>
+                <w:sz w:val="21"/>
               </w:rPr>
               <w:t xml:space="preserve">优先级</w:t>
             </w:r>
@@ -2617,7 +2667,7 @@
             <w:r>
               <w:rPr>
                 <w:rFonts w:ascii="宋体" w:hAnsi="宋体" w:eastAsia="宋体"/>
-                <w:sz w:val="19"/>
+                <w:sz w:val="21"/>
               </w:rPr>
               <w:t xml:space="preserve">FR-M4-01</w:t>
             </w:r>
@@ -2633,7 +2683,7 @@
             <w:r>
               <w:rPr>
                 <w:rFonts w:ascii="宋体" w:hAnsi="宋体" w:eastAsia="宋体"/>
-                <w:sz w:val="19"/>
+                <w:sz w:val="21"/>
               </w:rPr>
               <w:t xml:space="preserve">系统应支持 CNN、RNN、Transformer、MLP 等模型接入</w:t>
             </w:r>
@@ -2649,7 +2699,7 @@
             <w:r>
               <w:rPr>
                 <w:rFonts w:ascii="宋体" w:hAnsi="宋体" w:eastAsia="宋体"/>
-                <w:sz w:val="19"/>
+                <w:sz w:val="21"/>
               </w:rPr>
               <w:t xml:space="preserve">高</w:t>
             </w:r>
@@ -2667,7 +2717,7 @@
             <w:r>
               <w:rPr>
                 <w:rFonts w:ascii="宋体" w:hAnsi="宋体" w:eastAsia="宋体"/>
-                <w:sz w:val="19"/>
+                <w:sz w:val="21"/>
               </w:rPr>
               <w:t xml:space="preserve">FR-M4-02</w:t>
             </w:r>
@@ -2683,7 +2733,7 @@
             <w:r>
               <w:rPr>
                 <w:rFonts w:ascii="宋体" w:hAnsi="宋体" w:eastAsia="宋体"/>
-                <w:sz w:val="19"/>
+                <w:sz w:val="21"/>
               </w:rPr>
               <w:t xml:space="preserve">系统应支持直接预测与滚动预测</w:t>
             </w:r>
@@ -2699,7 +2749,7 @@
             <w:r>
               <w:rPr>
                 <w:rFonts w:ascii="宋体" w:hAnsi="宋体" w:eastAsia="宋体"/>
-                <w:sz w:val="19"/>
+                <w:sz w:val="21"/>
               </w:rPr>
               <w:t xml:space="preserve">高</w:t>
             </w:r>
@@ -2717,7 +2767,7 @@
             <w:r>
               <w:rPr>
                 <w:rFonts w:ascii="宋体" w:hAnsi="宋体" w:eastAsia="宋体"/>
-                <w:sz w:val="19"/>
+                <w:sz w:val="21"/>
               </w:rPr>
               <w:t xml:space="preserve">FR-M4-03</w:t>
             </w:r>
@@ -2733,7 +2783,7 @@
             <w:r>
               <w:rPr>
                 <w:rFonts w:ascii="宋体" w:hAnsi="宋体" w:eastAsia="宋体"/>
-                <w:sz w:val="19"/>
+                <w:sz w:val="21"/>
               </w:rPr>
               <w:t xml:space="preserve">系统应提供 Monte Carlo Dropout 不确定性预测接口</w:t>
             </w:r>
@@ -2749,7 +2799,7 @@
             <w:r>
               <w:rPr>
                 <w:rFonts w:ascii="宋体" w:hAnsi="宋体" w:eastAsia="宋体"/>
-                <w:sz w:val="19"/>
+                <w:sz w:val="21"/>
               </w:rPr>
               <w:t xml:space="preserve">中</w:t>
             </w:r>
@@ -2767,7 +2817,7 @@
             <w:r>
               <w:rPr>
                 <w:rFonts w:ascii="宋体" w:hAnsi="宋体" w:eastAsia="宋体"/>
-                <w:sz w:val="19"/>
+                <w:sz w:val="21"/>
               </w:rPr>
               <w:t xml:space="preserve">FR-M4-04</w:t>
             </w:r>
@@ -2783,7 +2833,7 @@
             <w:r>
               <w:rPr>
                 <w:rFonts w:ascii="宋体" w:hAnsi="宋体" w:eastAsia="宋体"/>
-                <w:sz w:val="19"/>
+                <w:sz w:val="21"/>
               </w:rPr>
               <w:t xml:space="preserve">系统应支持自定义 Epoch 级回调</w:t>
             </w:r>
@@ -2799,7 +2849,7 @@
             <w:r>
               <w:rPr>
                 <w:rFonts w:ascii="宋体" w:hAnsi="宋体" w:eastAsia="宋体"/>
-                <w:sz w:val="19"/>
+                <w:sz w:val="21"/>
               </w:rPr>
               <w:t xml:space="preserve">高</w:t>
             </w:r>
@@ -2817,7 +2867,7 @@
             <w:r>
               <w:rPr>
                 <w:rFonts w:ascii="宋体" w:hAnsi="宋体" w:eastAsia="宋体"/>
-                <w:sz w:val="19"/>
+                <w:sz w:val="21"/>
               </w:rPr>
               <w:t xml:space="preserve">FR-M4-05</w:t>
             </w:r>
@@ -2833,7 +2883,7 @@
             <w:r>
               <w:rPr>
                 <w:rFonts w:ascii="宋体" w:hAnsi="宋体" w:eastAsia="宋体"/>
-                <w:sz w:val="19"/>
+                <w:sz w:val="21"/>
               </w:rPr>
               <w:t xml:space="preserve">系统应内置 EarlyStopping 回调</w:t>
             </w:r>
@@ -2849,7 +2899,7 @@
             <w:r>
               <w:rPr>
                 <w:rFonts w:ascii="宋体" w:hAnsi="宋体" w:eastAsia="宋体"/>
-                <w:sz w:val="19"/>
+                <w:sz w:val="21"/>
               </w:rPr>
               <w:t xml:space="preserve">高</w:t>
             </w:r>
@@ -2867,7 +2917,7 @@
             <w:r>
               <w:rPr>
                 <w:rFonts w:ascii="宋体" w:hAnsi="宋体" w:eastAsia="宋体"/>
-                <w:sz w:val="19"/>
+                <w:sz w:val="21"/>
               </w:rPr>
               <w:t xml:space="preserve">FR-M4-06</w:t>
             </w:r>
@@ -2883,7 +2933,7 @@
             <w:r>
               <w:rPr>
                 <w:rFonts w:ascii="宋体" w:hAnsi="宋体" w:eastAsia="宋体"/>
-                <w:sz w:val="19"/>
+                <w:sz w:val="21"/>
               </w:rPr>
               <w:t xml:space="preserve">系统应提供 TensorBoard 回调；当本地依赖可用时输出事件日志</w:t>
             </w:r>
@@ -2899,7 +2949,7 @@
             <w:r>
               <w:rPr>
                 <w:rFonts w:ascii="宋体" w:hAnsi="宋体" w:eastAsia="宋体"/>
-                <w:sz w:val="19"/>
+                <w:sz w:val="21"/>
               </w:rPr>
               <w:t xml:space="preserve">中</w:t>
             </w:r>
@@ -2917,7 +2967,7 @@
             <w:r>
               <w:rPr>
                 <w:rFonts w:ascii="宋体" w:hAnsi="宋体" w:eastAsia="宋体"/>
-                <w:sz w:val="19"/>
+                <w:sz w:val="21"/>
               </w:rPr>
               <w:t xml:space="preserve">FR-M4-07</w:t>
             </w:r>
@@ -2933,7 +2983,7 @@
             <w:r>
               <w:rPr>
                 <w:rFonts w:ascii="宋体" w:hAnsi="宋体" w:eastAsia="宋体"/>
-                <w:sz w:val="19"/>
+                <w:sz w:val="21"/>
               </w:rPr>
               <w:t xml:space="preserve">系统应记录梯度范数，并支持异常阈值告警</w:t>
             </w:r>
@@ -2949,7 +2999,7 @@
             <w:r>
               <w:rPr>
                 <w:rFonts w:ascii="宋体" w:hAnsi="宋体" w:eastAsia="宋体"/>
-                <w:sz w:val="19"/>
+                <w:sz w:val="21"/>
               </w:rPr>
               <w:t xml:space="preserve">高</w:t>
             </w:r>
@@ -2965,7 +3015,7 @@
       </w:pPr>
       <w:r>
         <w:rPr>
-          <w:rFonts w:ascii="黑体" w:hAnsi="黑体" w:eastAsia="黑体"/>
+          <w:rFonts w:ascii="宋体" w:hAnsi="宋体" w:eastAsia="宋体"/>
         </w:rPr>
         <w:t xml:space="preserve">3.1.5 评估、可视化与实验管理需求</w:t>
       </w:r>
@@ -2976,19 +3026,19 @@
         <w:tblW w:type="pct" w:w="0.0"/>
         <w:tblLook w:firstRow="1" w:lastRow="0" w:firstColumn="0" w:lastColumn="0" w:noHBand="0" w:noVBand="0" w:val="0020"/>
         <w:tblBorders>
-          <w:top w:val="single" w:sz="4" w:space="0" w:color="BFBFBF"/>
-          <w:left w:val="single" w:sz="4" w:space="0" w:color="BFBFBF"/>
-          <w:bottom w:val="single" w:sz="4" w:space="0" w:color="BFBFBF"/>
-          <w:right w:val="single" w:sz="4" w:space="0" w:color="BFBFBF"/>
-          <w:insideH w:val="single" w:sz="4" w:space="0" w:color="BFBFBF"/>
-          <w:insideV w:val="single" w:sz="4" w:space="0" w:color="BFBFBF"/>
+          <w:top w:val="single" w:sz="4" w:space="0" w:color="000000"/>
+          <w:left w:val="single" w:sz="4" w:space="0" w:color="000000"/>
+          <w:bottom w:val="single" w:sz="4" w:space="0" w:color="000000"/>
+          <w:right w:val="single" w:sz="4" w:space="0" w:color="000000"/>
+          <w:insideH w:val="single" w:sz="4" w:space="0" w:color="000000"/>
+          <w:insideV w:val="single" w:sz="4" w:space="0" w:color="000000"/>
         </w:tblBorders>
       </w:tblPr>
       <w:tblGrid/>
       <w:tr>
         <w:tc>
           <w:tcPr>
-            <w:shd w:fill="EAEAEA"/>
+            <w:shd w:fill="FFFFFF"/>
           </w:tcPr>
           <w:p>
             <w:pPr>
@@ -2999,7 +3049,8 @@
             <w:r>
               <w:rPr>
                 <w:rFonts w:ascii="宋体" w:hAnsi="宋体" w:eastAsia="宋体"/>
-                <w:sz w:val="19"/>
+                <w:b/>
+                <w:sz w:val="21"/>
               </w:rPr>
               <w:t xml:space="preserve">编号</w:t>
             </w:r>
@@ -3007,7 +3058,7 @@
         </w:tc>
         <w:tc>
           <w:tcPr>
-            <w:shd w:fill="EAEAEA"/>
+            <w:shd w:fill="FFFFFF"/>
           </w:tcPr>
           <w:p>
             <w:pPr>
@@ -3018,7 +3069,8 @@
             <w:r>
               <w:rPr>
                 <w:rFonts w:ascii="宋体" w:hAnsi="宋体" w:eastAsia="宋体"/>
-                <w:sz w:val="19"/>
+                <w:b/>
+                <w:sz w:val="21"/>
               </w:rPr>
               <w:t xml:space="preserve">需求描述</w:t>
             </w:r>
@@ -3026,7 +3078,7 @@
         </w:tc>
         <w:tc>
           <w:tcPr>
-            <w:shd w:fill="EAEAEA"/>
+            <w:shd w:fill="FFFFFF"/>
           </w:tcPr>
           <w:p>
             <w:pPr>
@@ -3037,7 +3089,8 @@
             <w:r>
               <w:rPr>
                 <w:rFonts w:ascii="宋体" w:hAnsi="宋体" w:eastAsia="宋体"/>
-                <w:sz w:val="19"/>
+                <w:b/>
+                <w:sz w:val="21"/>
               </w:rPr>
               <w:t xml:space="preserve">优先级</w:t>
             </w:r>
@@ -3055,7 +3108,7 @@
             <w:r>
               <w:rPr>
                 <w:rFonts w:ascii="宋体" w:hAnsi="宋体" w:eastAsia="宋体"/>
-                <w:sz w:val="19"/>
+                <w:sz w:val="21"/>
               </w:rPr>
               <w:t xml:space="preserve">FR-M5-01</w:t>
             </w:r>
@@ -3071,7 +3124,7 @@
             <w:r>
               <w:rPr>
                 <w:rFonts w:ascii="宋体" w:hAnsi="宋体" w:eastAsia="宋体"/>
-                <w:sz w:val="19"/>
+                <w:sz w:val="21"/>
               </w:rPr>
               <w:t xml:space="preserve">系统应支持 MAE、MSE、RMSE、MAPE 指标</w:t>
             </w:r>
@@ -3087,7 +3140,7 @@
             <w:r>
               <w:rPr>
                 <w:rFonts w:ascii="宋体" w:hAnsi="宋体" w:eastAsia="宋体"/>
-                <w:sz w:val="19"/>
+                <w:sz w:val="21"/>
               </w:rPr>
               <w:t xml:space="preserve">高</w:t>
             </w:r>
@@ -3105,7 +3158,7 @@
             <w:r>
               <w:rPr>
                 <w:rFonts w:ascii="宋体" w:hAnsi="宋体" w:eastAsia="宋体"/>
-                <w:sz w:val="19"/>
+                <w:sz w:val="21"/>
               </w:rPr>
               <w:t xml:space="preserve">FR-M5-02</w:t>
             </w:r>
@@ -3121,7 +3174,7 @@
             <w:r>
               <w:rPr>
                 <w:rFonts w:ascii="宋体" w:hAnsi="宋体" w:eastAsia="宋体"/>
-                <w:sz w:val="19"/>
+                <w:sz w:val="21"/>
               </w:rPr>
               <w:t xml:space="preserve">系统应支持 PHM2012 Score 和 PHM/RUL 非对称惩罚 Score</w:t>
             </w:r>
@@ -3137,7 +3190,7 @@
             <w:r>
               <w:rPr>
                 <w:rFonts w:ascii="宋体" w:hAnsi="宋体" w:eastAsia="宋体"/>
-                <w:sz w:val="19"/>
+                <w:sz w:val="21"/>
               </w:rPr>
               <w:t xml:space="preserve">高</w:t>
             </w:r>
@@ -3155,7 +3208,7 @@
             <w:r>
               <w:rPr>
                 <w:rFonts w:ascii="宋体" w:hAnsi="宋体" w:eastAsia="宋体"/>
-                <w:sz w:val="19"/>
+                <w:sz w:val="21"/>
               </w:rPr>
               <w:t xml:space="preserve">FR-M5-03</w:t>
             </w:r>
@@ -3171,7 +3224,7 @@
             <w:r>
               <w:rPr>
                 <w:rFonts w:ascii="宋体" w:hAnsi="宋体" w:eastAsia="宋体"/>
-                <w:sz w:val="19"/>
+                <w:sz w:val="21"/>
               </w:rPr>
               <w:t xml:space="preserve">系统应支持误差分布图、退化阶段图、预测曲线和注意力热图导出</w:t>
             </w:r>
@@ -3187,7 +3240,7 @@
             <w:r>
               <w:rPr>
                 <w:rFonts w:ascii="宋体" w:hAnsi="宋体" w:eastAsia="宋体"/>
-                <w:sz w:val="19"/>
+                <w:sz w:val="21"/>
               </w:rPr>
               <w:t xml:space="preserve">高</w:t>
             </w:r>
@@ -3205,7 +3258,7 @@
             <w:r>
               <w:rPr>
                 <w:rFonts w:ascii="宋体" w:hAnsi="宋体" w:eastAsia="宋体"/>
-                <w:sz w:val="19"/>
+                <w:sz w:val="21"/>
               </w:rPr>
               <w:t xml:space="preserve">FR-M5-04</w:t>
             </w:r>
@@ -3221,7 +3274,7 @@
             <w:r>
               <w:rPr>
                 <w:rFonts w:ascii="宋体" w:hAnsi="宋体" w:eastAsia="宋体"/>
-                <w:sz w:val="19"/>
+                <w:sz w:val="21"/>
               </w:rPr>
               <w:t xml:space="preserve">系统应自动记录训练配置、模型结构、采样策略、超参数和结果</w:t>
             </w:r>
@@ -3237,7 +3290,7 @@
             <w:r>
               <w:rPr>
                 <w:rFonts w:ascii="宋体" w:hAnsi="宋体" w:eastAsia="宋体"/>
-                <w:sz w:val="19"/>
+                <w:sz w:val="21"/>
               </w:rPr>
               <w:t xml:space="preserve">高</w:t>
             </w:r>
@@ -3255,7 +3308,7 @@
             <w:r>
               <w:rPr>
                 <w:rFonts w:ascii="宋体" w:hAnsi="宋体" w:eastAsia="宋体"/>
-                <w:sz w:val="19"/>
+                <w:sz w:val="21"/>
               </w:rPr>
               <w:t xml:space="preserve">FR-M5-05</w:t>
             </w:r>
@@ -3271,7 +3324,7 @@
             <w:r>
               <w:rPr>
                 <w:rFonts w:ascii="宋体" w:hAnsi="宋体" w:eastAsia="宋体"/>
-                <w:sz w:val="19"/>
+                <w:sz w:val="21"/>
               </w:rPr>
               <w:t xml:space="preserve">系统应导出历史记录、预测结果、模型检查点和日志文件</w:t>
             </w:r>
@@ -3287,7 +3340,7 @@
             <w:r>
               <w:rPr>
                 <w:rFonts w:ascii="宋体" w:hAnsi="宋体" w:eastAsia="宋体"/>
-                <w:sz w:val="19"/>
+                <w:sz w:val="21"/>
               </w:rPr>
               <w:t xml:space="preserve">高</w:t>
             </w:r>
@@ -3304,7 +3357,7 @@
       </w:pPr>
       <w:r>
         <w:rPr>
-          <w:rFonts w:ascii="黑体" w:hAnsi="黑体" w:eastAsia="黑体"/>
+          <w:rFonts w:ascii="宋体" w:hAnsi="宋体" w:eastAsia="宋体"/>
         </w:rPr>
         <w:t xml:space="preserve">3.2 外部接口需求</w:t>
       </w:r>
@@ -3316,7 +3369,7 @@
       </w:pPr>
       <w:r>
         <w:rPr>
-          <w:rFonts w:ascii="黑体" w:hAnsi="黑体" w:eastAsia="黑体"/>
+          <w:rFonts w:ascii="宋体" w:hAnsi="宋体" w:eastAsia="宋体"/>
         </w:rPr>
         <w:t xml:space="preserve">3.2.1 用户接口</w:t>
       </w:r>
@@ -3324,6 +3377,8 @@
     <w:p>
       <w:pPr>
         <w:pStyle w:val="FirstParagraph"/>
+        <w:spacing w:line="276" w:lineRule="auto" w:after="0"/>
+        <w:ind w:firstLine="420"/>
       </w:pPr>
       <w:r>
         <w:rPr>
@@ -3364,7 +3419,7 @@
       </w:pPr>
       <w:r>
         <w:rPr>
-          <w:rFonts w:ascii="黑体" w:hAnsi="黑体" w:eastAsia="黑体"/>
+          <w:rFonts w:ascii="宋体" w:hAnsi="宋体" w:eastAsia="宋体"/>
         </w:rPr>
         <w:t xml:space="preserve">3.2.2 文件接口</w:t>
       </w:r>
@@ -3376,6 +3431,8 @@
           <w:numId w:val="1005"/>
         </w:numPr>
         <w:pStyle w:val="Compact"/>
+        <w:spacing w:line="276" w:lineRule="auto" w:after="0"/>
+        <w:ind w:firstLine="420"/>
       </w:pPr>
       <w:r>
         <w:rPr>
@@ -3391,6 +3448,8 @@
           <w:numId w:val="1005"/>
         </w:numPr>
         <w:pStyle w:val="Compact"/>
+        <w:spacing w:line="276" w:lineRule="auto" w:after="0"/>
+        <w:ind w:firstLine="420"/>
       </w:pPr>
       <w:r>
         <w:rPr>
@@ -3407,7 +3466,7 @@
       </w:pPr>
       <w:r>
         <w:rPr>
-          <w:rFonts w:ascii="黑体" w:hAnsi="黑体" w:eastAsia="黑体"/>
+          <w:rFonts w:ascii="宋体" w:hAnsi="宋体" w:eastAsia="宋体"/>
         </w:rPr>
         <w:t xml:space="preserve">3.2.3 软件接口</w:t>
       </w:r>
@@ -3415,6 +3474,8 @@
     <w:p>
       <w:pPr>
         <w:pStyle w:val="FirstParagraph"/>
+        <w:spacing w:line="276" w:lineRule="auto" w:after="0"/>
+        <w:ind w:firstLine="420"/>
       </w:pPr>
       <w:r>
         <w:rPr>
@@ -3430,6 +3491,8 @@
           <w:numId w:val="1006"/>
         </w:numPr>
         <w:pStyle w:val="Compact"/>
+        <w:spacing w:line="276" w:lineRule="auto" w:after="0"/>
+        <w:ind w:firstLine="420"/>
       </w:pPr>
       <w:r>
         <w:rPr>
@@ -3445,6 +3508,8 @@
           <w:numId w:val="1006"/>
         </w:numPr>
         <w:pStyle w:val="Compact"/>
+        <w:spacing w:line="276" w:lineRule="auto" w:after="0"/>
+        <w:ind w:firstLine="420"/>
       </w:pPr>
       <w:r>
         <w:rPr>
@@ -3460,6 +3525,8 @@
           <w:numId w:val="1006"/>
         </w:numPr>
         <w:pStyle w:val="Compact"/>
+        <w:spacing w:line="276" w:lineRule="auto" w:after="0"/>
+        <w:ind w:firstLine="420"/>
       </w:pPr>
       <w:r>
         <w:rPr>
@@ -3475,6 +3542,8 @@
           <w:numId w:val="1006"/>
         </w:numPr>
         <w:pStyle w:val="Compact"/>
+        <w:spacing w:line="276" w:lineRule="auto" w:after="0"/>
+        <w:ind w:firstLine="420"/>
       </w:pPr>
       <w:r>
         <w:rPr>
@@ -3492,7 +3561,7 @@
       </w:pPr>
       <w:r>
         <w:rPr>
-          <w:rFonts w:ascii="黑体" w:hAnsi="黑体" w:eastAsia="黑体"/>
+          <w:rFonts w:ascii="宋体" w:hAnsi="宋体" w:eastAsia="宋体"/>
         </w:rPr>
         <w:t xml:space="preserve">3.3 数据需求</w:t>
       </w:r>
@@ -3503,19 +3572,19 @@
         <w:tblW w:type="pct" w:w="0.0"/>
         <w:tblLook w:firstRow="1" w:lastRow="0" w:firstColumn="0" w:lastColumn="0" w:noHBand="0" w:noVBand="0" w:val="0020"/>
         <w:tblBorders>
-          <w:top w:val="single" w:sz="4" w:space="0" w:color="BFBFBF"/>
-          <w:left w:val="single" w:sz="4" w:space="0" w:color="BFBFBF"/>
-          <w:bottom w:val="single" w:sz="4" w:space="0" w:color="BFBFBF"/>
-          <w:right w:val="single" w:sz="4" w:space="0" w:color="BFBFBF"/>
-          <w:insideH w:val="single" w:sz="4" w:space="0" w:color="BFBFBF"/>
-          <w:insideV w:val="single" w:sz="4" w:space="0" w:color="BFBFBF"/>
+          <w:top w:val="single" w:sz="4" w:space="0" w:color="000000"/>
+          <w:left w:val="single" w:sz="4" w:space="0" w:color="000000"/>
+          <w:bottom w:val="single" w:sz="4" w:space="0" w:color="000000"/>
+          <w:right w:val="single" w:sz="4" w:space="0" w:color="000000"/>
+          <w:insideH w:val="single" w:sz="4" w:space="0" w:color="000000"/>
+          <w:insideV w:val="single" w:sz="4" w:space="0" w:color="000000"/>
         </w:tblBorders>
       </w:tblPr>
       <w:tblGrid/>
       <w:tr>
         <w:tc>
           <w:tcPr>
-            <w:shd w:fill="EAEAEA"/>
+            <w:shd w:fill="FFFFFF"/>
           </w:tcPr>
           <w:p>
             <w:pPr>
@@ -3526,7 +3595,8 @@
             <w:r>
               <w:rPr>
                 <w:rFonts w:ascii="宋体" w:hAnsi="宋体" w:eastAsia="宋体"/>
-                <w:sz w:val="19"/>
+                <w:b/>
+                <w:sz w:val="21"/>
               </w:rPr>
               <w:t xml:space="preserve">编号</w:t>
             </w:r>
@@ -3534,7 +3604,7 @@
         </w:tc>
         <w:tc>
           <w:tcPr>
-            <w:shd w:fill="EAEAEA"/>
+            <w:shd w:fill="FFFFFF"/>
           </w:tcPr>
           <w:p>
             <w:pPr>
@@ -3545,7 +3615,8 @@
             <w:r>
               <w:rPr>
                 <w:rFonts w:ascii="宋体" w:hAnsi="宋体" w:eastAsia="宋体"/>
-                <w:sz w:val="19"/>
+                <w:b/>
+                <w:sz w:val="21"/>
               </w:rPr>
               <w:t xml:space="preserve">数据需求</w:t>
             </w:r>
@@ -3563,7 +3634,7 @@
             <w:r>
               <w:rPr>
                 <w:rFonts w:ascii="宋体" w:hAnsi="宋体" w:eastAsia="宋体"/>
-                <w:sz w:val="19"/>
+                <w:sz w:val="21"/>
               </w:rPr>
               <w:t xml:space="preserve">DR-01</w:t>
             </w:r>
@@ -3579,7 +3650,7 @@
             <w:r>
               <w:rPr>
                 <w:rFonts w:ascii="宋体" w:hAnsi="宋体" w:eastAsia="宋体"/>
-                <w:sz w:val="19"/>
+                <w:sz w:val="21"/>
               </w:rPr>
               <w:t xml:space="preserve">系统应支持水平振动、垂直振动和温度等多通道数据组织</w:t>
             </w:r>
@@ -3597,7 +3668,7 @@
             <w:r>
               <w:rPr>
                 <w:rFonts w:ascii="宋体" w:hAnsi="宋体" w:eastAsia="宋体"/>
-                <w:sz w:val="19"/>
+                <w:sz w:val="21"/>
               </w:rPr>
               <w:t xml:space="preserve">DR-02</w:t>
             </w:r>
@@ -3613,7 +3684,7 @@
             <w:r>
               <w:rPr>
                 <w:rFonts w:ascii="宋体" w:hAnsi="宋体" w:eastAsia="宋体"/>
-                <w:sz w:val="19"/>
+                <w:sz w:val="21"/>
               </w:rPr>
               <w:t xml:space="preserve">系统应保留样本来源、时间步、窗口索引和实体标识等元数据</w:t>
             </w:r>
@@ -3631,7 +3702,7 @@
             <w:r>
               <w:rPr>
                 <w:rFonts w:ascii="宋体" w:hAnsi="宋体" w:eastAsia="宋体"/>
-                <w:sz w:val="19"/>
+                <w:sz w:val="21"/>
               </w:rPr>
               <w:t xml:space="preserve">DR-03</w:t>
             </w:r>
@@ -3647,7 +3718,7 @@
             <w:r>
               <w:rPr>
                 <w:rFonts w:ascii="宋体" w:hAnsi="宋体" w:eastAsia="宋体"/>
-                <w:sz w:val="19"/>
+                <w:sz w:val="21"/>
               </w:rPr>
               <w:t xml:space="preserve">系统应支持训练集、验证集和测试集划分</w:t>
             </w:r>
@@ -3665,7 +3736,7 @@
             <w:r>
               <w:rPr>
                 <w:rFonts w:ascii="宋体" w:hAnsi="宋体" w:eastAsia="宋体"/>
-                <w:sz w:val="19"/>
+                <w:sz w:val="21"/>
               </w:rPr>
               <w:t xml:space="preserve">DR-04</w:t>
             </w:r>
@@ -3681,7 +3752,7 @@
             <w:r>
               <w:rPr>
                 <w:rFonts w:ascii="宋体" w:hAnsi="宋体" w:eastAsia="宋体"/>
-                <w:sz w:val="19"/>
+                <w:sz w:val="21"/>
               </w:rPr>
               <w:t xml:space="preserve">系统应支持中间数据集和预测结果持久化</w:t>
             </w:r>
@@ -3697,7 +3768,7 @@
       </w:pPr>
       <w:r>
         <w:rPr>
-          <w:rFonts w:ascii="黑体" w:hAnsi="黑体" w:eastAsia="黑体"/>
+          <w:rFonts w:ascii="宋体" w:hAnsi="宋体" w:eastAsia="宋体"/>
         </w:rPr>
         <w:t xml:space="preserve">3.4 性能需求</w:t>
       </w:r>
@@ -3708,19 +3779,19 @@
         <w:tblW w:type="pct" w:w="0.0"/>
         <w:tblLook w:firstRow="1" w:lastRow="0" w:firstColumn="0" w:lastColumn="0" w:noHBand="0" w:noVBand="0" w:val="0020"/>
         <w:tblBorders>
-          <w:top w:val="single" w:sz="4" w:space="0" w:color="BFBFBF"/>
-          <w:left w:val="single" w:sz="4" w:space="0" w:color="BFBFBF"/>
-          <w:bottom w:val="single" w:sz="4" w:space="0" w:color="BFBFBF"/>
-          <w:right w:val="single" w:sz="4" w:space="0" w:color="BFBFBF"/>
-          <w:insideH w:val="single" w:sz="4" w:space="0" w:color="BFBFBF"/>
-          <w:insideV w:val="single" w:sz="4" w:space="0" w:color="BFBFBF"/>
+          <w:top w:val="single" w:sz="4" w:space="0" w:color="000000"/>
+          <w:left w:val="single" w:sz="4" w:space="0" w:color="000000"/>
+          <w:bottom w:val="single" w:sz="4" w:space="0" w:color="000000"/>
+          <w:right w:val="single" w:sz="4" w:space="0" w:color="000000"/>
+          <w:insideH w:val="single" w:sz="4" w:space="0" w:color="000000"/>
+          <w:insideV w:val="single" w:sz="4" w:space="0" w:color="000000"/>
         </w:tblBorders>
       </w:tblPr>
       <w:tblGrid/>
       <w:tr>
         <w:tc>
           <w:tcPr>
-            <w:shd w:fill="EAEAEA"/>
+            <w:shd w:fill="FFFFFF"/>
           </w:tcPr>
           <w:p>
             <w:pPr>
@@ -3731,7 +3802,8 @@
             <w:r>
               <w:rPr>
                 <w:rFonts w:ascii="宋体" w:hAnsi="宋体" w:eastAsia="宋体"/>
-                <w:sz w:val="19"/>
+                <w:b/>
+                <w:sz w:val="21"/>
               </w:rPr>
               <w:t xml:space="preserve">编号</w:t>
             </w:r>
@@ -3739,7 +3811,7 @@
         </w:tc>
         <w:tc>
           <w:tcPr>
-            <w:shd w:fill="EAEAEA"/>
+            <w:shd w:fill="FFFFFF"/>
           </w:tcPr>
           <w:p>
             <w:pPr>
@@ -3750,7 +3822,8 @@
             <w:r>
               <w:rPr>
                 <w:rFonts w:ascii="宋体" w:hAnsi="宋体" w:eastAsia="宋体"/>
-                <w:sz w:val="19"/>
+                <w:b/>
+                <w:sz w:val="21"/>
               </w:rPr>
               <w:t xml:space="preserve">性能需求</w:t>
             </w:r>
@@ -3768,7 +3841,7 @@
             <w:r>
               <w:rPr>
                 <w:rFonts w:ascii="宋体" w:hAnsi="宋体" w:eastAsia="宋体"/>
-                <w:sz w:val="19"/>
+                <w:sz w:val="21"/>
               </w:rPr>
               <w:t xml:space="preserve">PR-01</w:t>
             </w:r>
@@ -3784,7 +3857,7 @@
             <w:r>
               <w:rPr>
                 <w:rFonts w:ascii="宋体" w:hAnsi="宋体" w:eastAsia="宋体"/>
-                <w:sz w:val="19"/>
+                <w:sz w:val="21"/>
               </w:rPr>
               <w:t xml:space="preserve">小规模实验应能在个人电脑上完成训练和测试</w:t>
             </w:r>
@@ -3802,7 +3875,7 @@
             <w:r>
               <w:rPr>
                 <w:rFonts w:ascii="宋体" w:hAnsi="宋体" w:eastAsia="宋体"/>
-                <w:sz w:val="19"/>
+                <w:sz w:val="21"/>
               </w:rPr>
               <w:t xml:space="preserve">PR-02</w:t>
             </w:r>
@@ -3818,7 +3891,7 @@
             <w:r>
               <w:rPr>
                 <w:rFonts w:ascii="宋体" w:hAnsi="宋体" w:eastAsia="宋体"/>
-                <w:sz w:val="19"/>
+                <w:sz w:val="21"/>
               </w:rPr>
               <w:t xml:space="preserve">数据加载和预处理过程应支持离线缓存和复用</w:t>
             </w:r>
@@ -3836,7 +3909,7 @@
             <w:r>
               <w:rPr>
                 <w:rFonts w:ascii="宋体" w:hAnsi="宋体" w:eastAsia="宋体"/>
-                <w:sz w:val="19"/>
+                <w:sz w:val="21"/>
               </w:rPr>
               <w:t xml:space="preserve">PR-03</w:t>
             </w:r>
@@ -3852,7 +3925,7 @@
             <w:r>
               <w:rPr>
                 <w:rFonts w:ascii="宋体" w:hAnsi="宋体" w:eastAsia="宋体"/>
-                <w:sz w:val="19"/>
+                <w:sz w:val="21"/>
               </w:rPr>
               <w:t xml:space="preserve">训练过程应能实时输出关键指标，不得完全黑盒运行</w:t>
             </w:r>
@@ -3868,7 +3941,7 @@
       </w:pPr>
       <w:r>
         <w:rPr>
-          <w:rFonts w:ascii="黑体" w:hAnsi="黑体" w:eastAsia="黑体"/>
+          <w:rFonts w:ascii="宋体" w:hAnsi="宋体" w:eastAsia="宋体"/>
         </w:rPr>
         <w:t xml:space="preserve">3.5 安全性需求</w:t>
       </w:r>
@@ -3876,6 +3949,8 @@
     <w:p>
       <w:pPr>
         <w:pStyle w:val="FirstParagraph"/>
+        <w:spacing w:line="276" w:lineRule="auto" w:after="0"/>
+        <w:ind w:firstLine="420"/>
       </w:pPr>
       <w:r>
         <w:rPr>
@@ -3891,6 +3966,8 @@
           <w:numId w:val="1007"/>
         </w:numPr>
         <w:pStyle w:val="Compact"/>
+        <w:spacing w:line="276" w:lineRule="auto" w:after="0"/>
+        <w:ind w:firstLine="420"/>
       </w:pPr>
       <w:r>
         <w:rPr>
@@ -3906,6 +3983,8 @@
           <w:numId w:val="1007"/>
         </w:numPr>
         <w:pStyle w:val="Compact"/>
+        <w:spacing w:line="276" w:lineRule="auto" w:after="0"/>
+        <w:ind w:firstLine="420"/>
       </w:pPr>
       <w:r>
         <w:rPr>
@@ -3921,6 +4000,8 @@
           <w:numId w:val="1007"/>
         </w:numPr>
         <w:pStyle w:val="Compact"/>
+        <w:spacing w:line="276" w:lineRule="auto" w:after="0"/>
+        <w:ind w:firstLine="420"/>
       </w:pPr>
       <w:r>
         <w:rPr>
@@ -3937,7 +4018,7 @@
       </w:pPr>
       <w:r>
         <w:rPr>
-          <w:rFonts w:ascii="黑体" w:hAnsi="黑体" w:eastAsia="黑体"/>
+          <w:rFonts w:ascii="宋体" w:hAnsi="宋体" w:eastAsia="宋体"/>
         </w:rPr>
         <w:t xml:space="preserve">3.6 可用性需求</w:t>
       </w:r>
@@ -3949,6 +4030,8 @@
           <w:numId w:val="1008"/>
         </w:numPr>
         <w:pStyle w:val="Compact"/>
+        <w:spacing w:line="276" w:lineRule="auto" w:after="0"/>
+        <w:ind w:firstLine="420"/>
       </w:pPr>
       <w:r>
         <w:rPr>
@@ -3964,6 +4047,8 @@
           <w:numId w:val="1008"/>
         </w:numPr>
         <w:pStyle w:val="Compact"/>
+        <w:spacing w:line="276" w:lineRule="auto" w:after="0"/>
+        <w:ind w:firstLine="420"/>
       </w:pPr>
       <w:r>
         <w:rPr>
@@ -3979,6 +4064,8 @@
           <w:numId w:val="1008"/>
         </w:numPr>
         <w:pStyle w:val="Compact"/>
+        <w:spacing w:line="276" w:lineRule="auto" w:after="0"/>
+        <w:ind w:firstLine="420"/>
       </w:pPr>
       <w:r>
         <w:rPr>
@@ -3995,7 +4082,7 @@
       </w:pPr>
       <w:r>
         <w:rPr>
-          <w:rFonts w:ascii="黑体" w:hAnsi="黑体" w:eastAsia="黑体"/>
+          <w:rFonts w:ascii="宋体" w:hAnsi="宋体" w:eastAsia="宋体"/>
         </w:rPr>
         <w:t xml:space="preserve">3.7 可维护性需求</w:t>
       </w:r>
@@ -4007,6 +4094,8 @@
           <w:numId w:val="1009"/>
         </w:numPr>
         <w:pStyle w:val="Compact"/>
+        <w:spacing w:line="276" w:lineRule="auto" w:after="0"/>
+        <w:ind w:firstLine="420"/>
       </w:pPr>
       <w:r>
         <w:rPr>
@@ -4022,6 +4111,8 @@
           <w:numId w:val="1009"/>
         </w:numPr>
         <w:pStyle w:val="Compact"/>
+        <w:spacing w:line="276" w:lineRule="auto" w:after="0"/>
+        <w:ind w:firstLine="420"/>
       </w:pPr>
       <w:r>
         <w:rPr>
@@ -4037,6 +4128,8 @@
           <w:numId w:val="1009"/>
         </w:numPr>
         <w:pStyle w:val="Compact"/>
+        <w:spacing w:line="276" w:lineRule="auto" w:after="0"/>
+        <w:ind w:firstLine="420"/>
       </w:pPr>
       <w:r>
         <w:rPr>
@@ -4053,7 +4146,7 @@
       </w:pPr>
       <w:r>
         <w:rPr>
-          <w:rFonts w:ascii="黑体" w:hAnsi="黑体" w:eastAsia="黑体"/>
+          <w:rFonts w:ascii="宋体" w:hAnsi="宋体" w:eastAsia="宋体"/>
         </w:rPr>
         <w:t xml:space="preserve">3.8 关键需求追踪矩阵</w:t>
       </w:r>
@@ -4064,12 +4157,12 @@
         <w:tblW w:type="pct" w:w="5000.0"/>
         <w:tblLook w:firstRow="1" w:lastRow="0" w:firstColumn="0" w:lastColumn="0" w:noHBand="0" w:noVBand="0" w:val="0020"/>
         <w:tblBorders>
-          <w:top w:val="single" w:sz="4" w:space="0" w:color="BFBFBF"/>
-          <w:left w:val="single" w:sz="4" w:space="0" w:color="BFBFBF"/>
-          <w:bottom w:val="single" w:sz="4" w:space="0" w:color="BFBFBF"/>
-          <w:right w:val="single" w:sz="4" w:space="0" w:color="BFBFBF"/>
-          <w:insideH w:val="single" w:sz="4" w:space="0" w:color="BFBFBF"/>
-          <w:insideV w:val="single" w:sz="4" w:space="0" w:color="BFBFBF"/>
+          <w:top w:val="single" w:sz="4" w:space="0" w:color="000000"/>
+          <w:left w:val="single" w:sz="4" w:space="0" w:color="000000"/>
+          <w:bottom w:val="single" w:sz="4" w:space="0" w:color="000000"/>
+          <w:right w:val="single" w:sz="4" w:space="0" w:color="000000"/>
+          <w:insideH w:val="single" w:sz="4" w:space="0" w:color="000000"/>
+          <w:insideV w:val="single" w:sz="4" w:space="0" w:color="000000"/>
         </w:tblBorders>
       </w:tblPr>
       <w:tblGrid>
@@ -4081,7 +4174,7 @@
       <w:tr>
         <w:tc>
           <w:tcPr>
-            <w:shd w:fill="EAEAEA"/>
+            <w:shd w:fill="FFFFFF"/>
           </w:tcPr>
           <w:p>
             <w:pPr>
@@ -4092,7 +4185,8 @@
             <w:r>
               <w:rPr>
                 <w:rFonts w:ascii="宋体" w:hAnsi="宋体" w:eastAsia="宋体"/>
-                <w:sz w:val="19"/>
+                <w:b/>
+                <w:sz w:val="21"/>
               </w:rPr>
               <w:t xml:space="preserve">需求编号</w:t>
             </w:r>
@@ -4100,7 +4194,7 @@
         </w:tc>
         <w:tc>
           <w:tcPr>
-            <w:shd w:fill="EAEAEA"/>
+            <w:shd w:fill="FFFFFF"/>
           </w:tcPr>
           <w:p>
             <w:pPr>
@@ -4111,7 +4205,8 @@
             <w:r>
               <w:rPr>
                 <w:rFonts w:ascii="宋体" w:hAnsi="宋体" w:eastAsia="宋体"/>
-                <w:sz w:val="19"/>
+                <w:b/>
+                <w:sz w:val="21"/>
               </w:rPr>
               <w:t xml:space="preserve">需求说明</w:t>
             </w:r>
@@ -4119,7 +4214,7 @@
         </w:tc>
         <w:tc>
           <w:tcPr>
-            <w:shd w:fill="EAEAEA"/>
+            <w:shd w:fill="FFFFFF"/>
           </w:tcPr>
           <w:p>
             <w:pPr>
@@ -4130,7 +4225,8 @@
             <w:r>
               <w:rPr>
                 <w:rFonts w:ascii="宋体" w:hAnsi="宋体" w:eastAsia="宋体"/>
-                <w:sz w:val="19"/>
+                <w:b/>
+                <w:sz w:val="21"/>
               </w:rPr>
               <w:t xml:space="preserve">设计/实现位置</w:t>
             </w:r>
@@ -4138,7 +4234,7 @@
         </w:tc>
         <w:tc>
           <w:tcPr>
-            <w:shd w:fill="EAEAEA"/>
+            <w:shd w:fill="FFFFFF"/>
           </w:tcPr>
           <w:p>
             <w:pPr>
@@ -4149,7 +4245,8 @@
             <w:r>
               <w:rPr>
                 <w:rFonts w:ascii="宋体" w:hAnsi="宋体" w:eastAsia="宋体"/>
-                <w:sz w:val="19"/>
+                <w:b/>
+                <w:sz w:val="21"/>
               </w:rPr>
               <w:t xml:space="preserve">验证方式</w:t>
             </w:r>
@@ -4167,7 +4264,7 @@
             <w:r>
               <w:rPr>
                 <w:rFonts w:ascii="宋体" w:hAnsi="宋体" w:eastAsia="宋体"/>
-                <w:sz w:val="19"/>
+                <w:sz w:val="21"/>
               </w:rPr>
               <w:t xml:space="preserve">FR-M1-01</w:t>
             </w:r>
@@ -4183,7 +4280,7 @@
             <w:r>
               <w:rPr>
                 <w:rFonts w:ascii="宋体" w:hAnsi="宋体" w:eastAsia="宋体"/>
-                <w:sz w:val="19"/>
+                <w:sz w:val="21"/>
               </w:rPr>
               <w:t xml:space="preserve">支持 XJTU-SY 数据目录加载</w:t>
             </w:r>
@@ -4200,14 +4297,14 @@
               <w:rPr>
                 <w:rStyle w:val="VerbatimChar"/>
                 <w:rFonts w:ascii="宋体" w:hAnsi="宋体" w:eastAsia="宋体"/>
-                <w:sz w:val="19"/>
+                <w:sz w:val="21"/>
               </w:rPr>
               <w:t xml:space="preserve">dataset</w:t>
             </w:r>
             <w:r>
               <w:rPr>
                 <w:rFonts w:ascii="宋体" w:hAnsi="宋体" w:eastAsia="宋体"/>
-                <w:sz w:val="19"/>
+                <w:sz w:val="21"/>
               </w:rPr>
               <w:t xml:space="preserve">、</w:t>
             </w:r>
@@ -4215,7 +4312,7 @@
               <w:rPr>
                 <w:rStyle w:val="VerbatimChar"/>
                 <w:rFonts w:ascii="宋体" w:hAnsi="宋体" w:eastAsia="宋体"/>
-                <w:sz w:val="19"/>
+                <w:sz w:val="21"/>
               </w:rPr>
               <w:t xml:space="preserve">XJTULoader</w:t>
             </w:r>
@@ -4232,7 +4329,7 @@
               <w:rPr>
                 <w:rStyle w:val="VerbatimChar"/>
                 <w:rFonts w:ascii="宋体" w:hAnsi="宋体" w:eastAsia="宋体"/>
-                <w:sz w:val="19"/>
+                <w:sz w:val="21"/>
               </w:rPr>
               <w:t xml:space="preserve">tests/test_data_io_and_loaders.py</w:t>
             </w:r>
@@ -4250,7 +4347,7 @@
             <w:r>
               <w:rPr>
                 <w:rFonts w:ascii="宋体" w:hAnsi="宋体" w:eastAsia="宋体"/>
-                <w:sz w:val="19"/>
+                <w:sz w:val="21"/>
               </w:rPr>
               <w:t xml:space="preserve">FR-M1-02</w:t>
             </w:r>
@@ -4266,7 +4363,7 @@
             <w:r>
               <w:rPr>
                 <w:rFonts w:ascii="宋体" w:hAnsi="宋体" w:eastAsia="宋体"/>
-                <w:sz w:val="19"/>
+                <w:sz w:val="21"/>
               </w:rPr>
               <w:t xml:space="preserve">支持 PHM2012/FEMTO 数据目录加载</w:t>
             </w:r>
@@ -4283,14 +4380,14 @@
               <w:rPr>
                 <w:rStyle w:val="VerbatimChar"/>
                 <w:rFonts w:ascii="宋体" w:hAnsi="宋体" w:eastAsia="宋体"/>
-                <w:sz w:val="19"/>
+                <w:sz w:val="21"/>
               </w:rPr>
               <w:t xml:space="preserve">dataset</w:t>
             </w:r>
             <w:r>
               <w:rPr>
                 <w:rFonts w:ascii="宋体" w:hAnsi="宋体" w:eastAsia="宋体"/>
-                <w:sz w:val="19"/>
+                <w:sz w:val="21"/>
               </w:rPr>
               <w:t xml:space="preserve">、</w:t>
             </w:r>
@@ -4298,7 +4395,7 @@
               <w:rPr>
                 <w:rStyle w:val="VerbatimChar"/>
                 <w:rFonts w:ascii="宋体" w:hAnsi="宋体" w:eastAsia="宋体"/>
-                <w:sz w:val="19"/>
+                <w:sz w:val="21"/>
               </w:rPr>
               <w:t xml:space="preserve">PHM2012Loader</w:t>
             </w:r>
@@ -4315,7 +4412,7 @@
               <w:rPr>
                 <w:rStyle w:val="VerbatimChar"/>
                 <w:rFonts w:ascii="宋体" w:hAnsi="宋体" w:eastAsia="宋体"/>
-                <w:sz w:val="19"/>
+                <w:sz w:val="21"/>
               </w:rPr>
               <w:t xml:space="preserve">tests/test_data_io_and_loaders.py</w:t>
             </w:r>
@@ -4333,7 +4430,7 @@
             <w:r>
               <w:rPr>
                 <w:rFonts w:ascii="宋体" w:hAnsi="宋体" w:eastAsia="宋体"/>
-                <w:sz w:val="19"/>
+                <w:sz w:val="21"/>
               </w:rPr>
               <w:t xml:space="preserve">FR-M2-03/FR-M2-04</w:t>
             </w:r>
@@ -4349,7 +4446,7 @@
             <w:r>
               <w:rPr>
                 <w:rFonts w:ascii="宋体" w:hAnsi="宋体" w:eastAsia="宋体"/>
-                <w:sz w:val="19"/>
+                <w:sz w:val="21"/>
               </w:rPr>
               <w:t xml:space="preserve">支持时域、频域特征提取</w:t>
             </w:r>
@@ -4366,14 +4463,14 @@
               <w:rPr>
                 <w:rStyle w:val="VerbatimChar"/>
                 <w:rFonts w:ascii="宋体" w:hAnsi="宋体" w:eastAsia="宋体"/>
-                <w:sz w:val="19"/>
+                <w:sz w:val="21"/>
               </w:rPr>
               <w:t xml:space="preserve">feature</w:t>
             </w:r>
             <w:r>
               <w:rPr>
                 <w:rFonts w:ascii="宋体" w:hAnsi="宋体" w:eastAsia="宋体"/>
-                <w:sz w:val="19"/>
+                <w:sz w:val="21"/>
               </w:rPr>
               <w:t xml:space="preserve">、</w:t>
             </w:r>
@@ -4381,7 +4478,7 @@
               <w:rPr>
                 <w:rStyle w:val="VerbatimChar"/>
                 <w:rFonts w:ascii="宋体" w:hAnsi="宋体" w:eastAsia="宋体"/>
-                <w:sz w:val="19"/>
+                <w:sz w:val="21"/>
               </w:rPr>
               <w:t xml:space="preserve">labeling</w:t>
             </w:r>
@@ -4397,7 +4494,7 @@
             <w:r>
               <w:rPr>
                 <w:rFonts w:ascii="宋体" w:hAnsi="宋体" w:eastAsia="宋体"/>
-                <w:sz w:val="19"/>
+                <w:sz w:val="21"/>
               </w:rPr>
               <w:t xml:space="preserve">特征导出 notebook、单元测试</w:t>
             </w:r>
@@ -4415,7 +4512,7 @@
             <w:r>
               <w:rPr>
                 <w:rFonts w:ascii="宋体" w:hAnsi="宋体" w:eastAsia="宋体"/>
-                <w:sz w:val="19"/>
+                <w:sz w:val="21"/>
               </w:rPr>
               <w:t xml:space="preserve">FR-M3-01/FR-M4-01</w:t>
             </w:r>
@@ -4431,7 +4528,7 @@
             <w:r>
               <w:rPr>
                 <w:rFonts w:ascii="宋体" w:hAnsi="宋体" w:eastAsia="宋体"/>
-                <w:sz w:val="19"/>
+                <w:sz w:val="21"/>
               </w:rPr>
               <w:t xml:space="preserve">支持 RUL 标签构造和回归训练</w:t>
             </w:r>
@@ -4448,14 +4545,14 @@
               <w:rPr>
                 <w:rStyle w:val="VerbatimChar"/>
                 <w:rFonts w:ascii="宋体" w:hAnsi="宋体" w:eastAsia="宋体"/>
-                <w:sz w:val="19"/>
+                <w:sz w:val="21"/>
               </w:rPr>
               <w:t xml:space="preserve">labeling</w:t>
             </w:r>
             <w:r>
               <w:rPr>
                 <w:rFonts w:ascii="宋体" w:hAnsi="宋体" w:eastAsia="宋体"/>
-                <w:sz w:val="19"/>
+                <w:sz w:val="21"/>
               </w:rPr>
               <w:t xml:space="preserve">、</w:t>
             </w:r>
@@ -4463,14 +4560,14 @@
               <w:rPr>
                 <w:rStyle w:val="VerbatimChar"/>
                 <w:rFonts w:ascii="宋体" w:hAnsi="宋体" w:eastAsia="宋体"/>
-                <w:sz w:val="19"/>
+                <w:sz w:val="21"/>
               </w:rPr>
               <w:t xml:space="preserve">models</w:t>
             </w:r>
             <w:r>
               <w:rPr>
                 <w:rFonts w:ascii="宋体" w:hAnsi="宋体" w:eastAsia="宋体"/>
-                <w:sz w:val="19"/>
+                <w:sz w:val="21"/>
               </w:rPr>
               <w:t xml:space="preserve">、</w:t>
             </w:r>
@@ -4478,7 +4575,7 @@
               <w:rPr>
                 <w:rStyle w:val="VerbatimChar"/>
                 <w:rFonts w:ascii="宋体" w:hAnsi="宋体" w:eastAsia="宋体"/>
-                <w:sz w:val="19"/>
+                <w:sz w:val="21"/>
               </w:rPr>
               <w:t xml:space="preserve">training</w:t>
             </w:r>
@@ -4494,7 +4591,7 @@
             <w:r>
               <w:rPr>
                 <w:rFonts w:ascii="宋体" w:hAnsi="宋体" w:eastAsia="宋体"/>
-                <w:sz w:val="19"/>
+                <w:sz w:val="21"/>
               </w:rPr>
               <w:t xml:space="preserve">训练 pipeline 测试、真实训练记录</w:t>
             </w:r>
@@ -4512,7 +4609,7 @@
             <w:r>
               <w:rPr>
                 <w:rFonts w:ascii="宋体" w:hAnsi="宋体" w:eastAsia="宋体"/>
-                <w:sz w:val="19"/>
+                <w:sz w:val="21"/>
               </w:rPr>
               <w:t xml:space="preserve">FR-M5-01/FR-M5-02</w:t>
             </w:r>
@@ -4528,7 +4625,7 @@
             <w:r>
               <w:rPr>
                 <w:rFonts w:ascii="宋体" w:hAnsi="宋体" w:eastAsia="宋体"/>
-                <w:sz w:val="19"/>
+                <w:sz w:val="21"/>
               </w:rPr>
               <w:t xml:space="preserve">支持 RUL 论文常用指标</w:t>
             </w:r>
@@ -4545,7 +4642,7 @@
               <w:rPr>
                 <w:rStyle w:val="VerbatimChar"/>
                 <w:rFonts w:ascii="宋体" w:hAnsi="宋体" w:eastAsia="宋体"/>
-                <w:sz w:val="19"/>
+                <w:sz w:val="21"/>
               </w:rPr>
               <w:t xml:space="preserve">evaluation</w:t>
             </w:r>
@@ -4562,7 +4659,7 @@
               <w:rPr>
                 <w:rStyle w:val="VerbatimChar"/>
                 <w:rFonts w:ascii="宋体" w:hAnsi="宋体" w:eastAsia="宋体"/>
-                <w:sz w:val="19"/>
+                <w:sz w:val="21"/>
               </w:rPr>
               <w:t xml:space="preserve">tests/test_rul_metrics.py</w:t>
             </w:r>
@@ -4580,7 +4677,7 @@
             <w:r>
               <w:rPr>
                 <w:rFonts w:ascii="宋体" w:hAnsi="宋体" w:eastAsia="宋体"/>
-                <w:sz w:val="19"/>
+                <w:sz w:val="21"/>
               </w:rPr>
               <w:t xml:space="preserve">FR-M4-02/FR-M4-03</w:t>
             </w:r>
@@ -4596,7 +4693,7 @@
             <w:r>
               <w:rPr>
                 <w:rFonts w:ascii="宋体" w:hAnsi="宋体" w:eastAsia="宋体"/>
-                <w:sz w:val="19"/>
+                <w:sz w:val="21"/>
               </w:rPr>
               <w:t xml:space="preserve">支持滚动预测和不确定性预测</w:t>
             </w:r>
@@ -4613,7 +4710,7 @@
               <w:rPr>
                 <w:rStyle w:val="VerbatimChar"/>
                 <w:rFonts w:ascii="宋体" w:hAnsi="宋体" w:eastAsia="宋体"/>
-                <w:sz w:val="19"/>
+                <w:sz w:val="21"/>
               </w:rPr>
               <w:t xml:space="preserve">prediction</w:t>
             </w:r>
@@ -4630,7 +4727,7 @@
               <w:rPr>
                 <w:rStyle w:val="VerbatimChar"/>
                 <w:rFonts w:ascii="宋体" w:hAnsi="宋体" w:eastAsia="宋体"/>
-                <w:sz w:val="19"/>
+                <w:sz w:val="21"/>
               </w:rPr>
               <w:t xml:space="preserve">tests/test_prediction_modes.py</w:t>
             </w:r>
@@ -4648,7 +4745,7 @@
             <w:r>
               <w:rPr>
                 <w:rFonts w:ascii="宋体" w:hAnsi="宋体" w:eastAsia="宋体"/>
-                <w:sz w:val="19"/>
+                <w:sz w:val="21"/>
               </w:rPr>
               <w:t xml:space="preserve">FR-M4-04/FR-M4-07</w:t>
             </w:r>
@@ -4664,7 +4761,7 @@
             <w:r>
               <w:rPr>
                 <w:rFonts w:ascii="宋体" w:hAnsi="宋体" w:eastAsia="宋体"/>
-                <w:sz w:val="19"/>
+                <w:sz w:val="21"/>
               </w:rPr>
               <w:t xml:space="preserve">支持回调、梯度记录和异常告警</w:t>
             </w:r>
@@ -4681,14 +4778,14 @@
               <w:rPr>
                 <w:rStyle w:val="VerbatimChar"/>
                 <w:rFonts w:ascii="宋体" w:hAnsi="宋体" w:eastAsia="宋体"/>
-                <w:sz w:val="19"/>
+                <w:sz w:val="21"/>
               </w:rPr>
               <w:t xml:space="preserve">training.callbacks</w:t>
             </w:r>
             <w:r>
               <w:rPr>
                 <w:rFonts w:ascii="宋体" w:hAnsi="宋体" w:eastAsia="宋体"/>
-                <w:sz w:val="19"/>
+                <w:sz w:val="21"/>
               </w:rPr>
               <w:t xml:space="preserve">、</w:t>
             </w:r>
@@ -4696,7 +4793,7 @@
               <w:rPr>
                 <w:rStyle w:val="VerbatimChar"/>
                 <w:rFonts w:ascii="宋体" w:hAnsi="宋体" w:eastAsia="宋体"/>
-                <w:sz w:val="19"/>
+                <w:sz w:val="21"/>
               </w:rPr>
               <w:t xml:space="preserve">training.trainer</w:t>
             </w:r>
@@ -4713,7 +4810,7 @@
               <w:rPr>
                 <w:rStyle w:val="VerbatimChar"/>
                 <w:rFonts w:ascii="宋体" w:hAnsi="宋体" w:eastAsia="宋体"/>
-                <w:sz w:val="19"/>
+                <w:sz w:val="21"/>
               </w:rPr>
               <w:t xml:space="preserve">tests/test_training_pipeline.py</w:t>
             </w:r>
@@ -4731,7 +4828,7 @@
             <w:r>
               <w:rPr>
                 <w:rFonts w:ascii="宋体" w:hAnsi="宋体" w:eastAsia="宋体"/>
-                <w:sz w:val="19"/>
+                <w:sz w:val="21"/>
               </w:rPr>
               <w:t xml:space="preserve">FR-M4-01/FR-M5-04</w:t>
             </w:r>
@@ -4747,7 +4844,7 @@
             <w:r>
               <w:rPr>
                 <w:rFonts w:ascii="宋体" w:hAnsi="宋体" w:eastAsia="宋体"/>
-                <w:sz w:val="19"/>
+                <w:sz w:val="21"/>
               </w:rPr>
               <w:t xml:space="preserve">支持 CNN-LSTM-AM 复现流程</w:t>
             </w:r>
@@ -4764,14 +4861,14 @@
               <w:rPr>
                 <w:rStyle w:val="VerbatimChar"/>
                 <w:rFonts w:ascii="宋体" w:hAnsi="宋体" w:eastAsia="宋体"/>
-                <w:sz w:val="19"/>
+                <w:sz w:val="21"/>
               </w:rPr>
               <w:t xml:space="preserve">examples/06_*</w:t>
             </w:r>
             <w:r>
               <w:rPr>
                 <w:rFonts w:ascii="宋体" w:hAnsi="宋体" w:eastAsia="宋体"/>
-                <w:sz w:val="19"/>
+                <w:sz w:val="21"/>
               </w:rPr>
               <w:t xml:space="preserve">、workflow</w:t>
             </w:r>
@@ -4787,7 +4884,7 @@
             <w:r>
               <w:rPr>
                 <w:rFonts w:ascii="宋体" w:hAnsi="宋体" w:eastAsia="宋体"/>
-                <w:sz w:val="19"/>
+                <w:sz w:val="21"/>
               </w:rPr>
               <w:t xml:space="preserve">复现测试、comparison_metrics.csv</w:t>
             </w:r>
@@ -4805,7 +4902,7 @@
             <w:r>
               <w:rPr>
                 <w:rFonts w:ascii="宋体" w:hAnsi="宋体" w:eastAsia="宋体"/>
-                <w:sz w:val="19"/>
+                <w:sz w:val="21"/>
               </w:rPr>
               <w:t xml:space="preserve">FR-M4-01/FR-M5-04</w:t>
             </w:r>
@@ -4821,7 +4918,7 @@
             <w:r>
               <w:rPr>
                 <w:rFonts w:ascii="宋体" w:hAnsi="宋体" w:eastAsia="宋体"/>
-                <w:sz w:val="19"/>
+                <w:sz w:val="21"/>
               </w:rPr>
               <w:t xml:space="preserve">支持 xLSTM-Transformer 复现流程</w:t>
             </w:r>
@@ -4838,14 +4935,14 @@
               <w:rPr>
                 <w:rStyle w:val="VerbatimChar"/>
                 <w:rFonts w:ascii="宋体" w:hAnsi="宋体" w:eastAsia="宋体"/>
-                <w:sz w:val="19"/>
+                <w:sz w:val="21"/>
               </w:rPr>
               <w:t xml:space="preserve">examples/07_*</w:t>
             </w:r>
             <w:r>
               <w:rPr>
                 <w:rFonts w:ascii="宋体" w:hAnsi="宋体" w:eastAsia="宋体"/>
-                <w:sz w:val="19"/>
+                <w:sz w:val="21"/>
               </w:rPr>
               <w:t xml:space="preserve">、workflow</w:t>
             </w:r>
@@ -4861,7 +4958,7 @@
             <w:r>
               <w:rPr>
                 <w:rFonts w:ascii="宋体" w:hAnsi="宋体" w:eastAsia="宋体"/>
-                <w:sz w:val="19"/>
+                <w:sz w:val="21"/>
               </w:rPr>
               <w:t xml:space="preserve">复现测试、comparison_metrics.csv</w:t>
             </w:r>
@@ -4879,7 +4976,7 @@
             <w:r>
               <w:rPr>
                 <w:rFonts w:ascii="宋体" w:hAnsi="宋体" w:eastAsia="宋体"/>
-                <w:sz w:val="19"/>
+                <w:sz w:val="21"/>
               </w:rPr>
               <w:t xml:space="preserve">FR-M5-04/FR-M5-05</w:t>
             </w:r>
@@ -4895,7 +4992,7 @@
             <w:r>
               <w:rPr>
                 <w:rFonts w:ascii="宋体" w:hAnsi="宋体" w:eastAsia="宋体"/>
-                <w:sz w:val="19"/>
+                <w:sz w:val="21"/>
               </w:rPr>
               <w:t xml:space="preserve">实验结果可追踪</w:t>
             </w:r>
@@ -4911,7 +5008,7 @@
             <w:r>
               <w:rPr>
                 <w:rFonts w:ascii="宋体" w:hAnsi="宋体" w:eastAsia="宋体"/>
-                <w:sz w:val="19"/>
+                <w:sz w:val="21"/>
               </w:rPr>
               <w:t xml:space="preserve">输出 history、metrics、predictions</w:t>
             </w:r>
@@ -4927,7 +5024,7 @@
             <w:r>
               <w:rPr>
                 <w:rFonts w:ascii="宋体" w:hAnsi="宋体" w:eastAsia="宋体"/>
-                <w:sz w:val="19"/>
+                <w:sz w:val="21"/>
               </w:rPr>
               <w:t xml:space="preserve">集成测试和文档检查</w:t>
             </w:r>
@@ -4944,7 +5041,7 @@
       </w:pPr>
       <w:r>
         <w:rPr>
-          <w:rFonts w:ascii="黑体" w:hAnsi="黑体" w:eastAsia="黑体"/>
+          <w:rFonts w:ascii="宋体" w:hAnsi="宋体" w:eastAsia="宋体"/>
         </w:rPr>
         <w:t xml:space="preserve">4. 其他需求</w:t>
       </w:r>
@@ -4956,7 +5053,7 @@
       </w:pPr>
       <w:r>
         <w:rPr>
-          <w:rFonts w:ascii="黑体" w:hAnsi="黑体" w:eastAsia="黑体"/>
+          <w:rFonts w:ascii="宋体" w:hAnsi="宋体" w:eastAsia="宋体"/>
         </w:rPr>
         <w:t xml:space="preserve">4.1 文档需求</w:t>
       </w:r>
@@ -4964,6 +5061,8 @@
     <w:p>
       <w:pPr>
         <w:pStyle w:val="FirstParagraph"/>
+        <w:spacing w:line="276" w:lineRule="auto" w:after="0"/>
+        <w:ind w:firstLine="420"/>
       </w:pPr>
       <w:r>
         <w:rPr>
@@ -4980,7 +5079,7 @@
       </w:pPr>
       <w:r>
         <w:rPr>
-          <w:rFonts w:ascii="黑体" w:hAnsi="黑体" w:eastAsia="黑体"/>
+          <w:rFonts w:ascii="宋体" w:hAnsi="宋体" w:eastAsia="宋体"/>
         </w:rPr>
         <w:t xml:space="preserve">4.2 配置管理需求</w:t>
       </w:r>
@@ -4988,6 +5087,8 @@
     <w:p>
       <w:pPr>
         <w:pStyle w:val="FirstParagraph"/>
+        <w:spacing w:line="276" w:lineRule="auto" w:after="0"/>
+        <w:ind w:firstLine="420"/>
       </w:pPr>
       <w:r>
         <w:rPr>
@@ -5004,7 +5105,7 @@
       </w:pPr>
       <w:r>
         <w:rPr>
-          <w:rFonts w:ascii="黑体" w:hAnsi="黑体" w:eastAsia="黑体"/>
+          <w:rFonts w:ascii="宋体" w:hAnsi="宋体" w:eastAsia="宋体"/>
         </w:rPr>
         <w:t xml:space="preserve">4.3 数据与实验约束</w:t>
       </w:r>
@@ -5016,6 +5117,8 @@
           <w:numId w:val="1010"/>
         </w:numPr>
         <w:pStyle w:val="Compact"/>
+        <w:spacing w:line="276" w:lineRule="auto" w:after="0"/>
+        <w:ind w:firstLine="420"/>
       </w:pPr>
       <w:r>
         <w:rPr>
@@ -5031,6 +5134,8 @@
           <w:numId w:val="1010"/>
         </w:numPr>
         <w:pStyle w:val="Compact"/>
+        <w:spacing w:line="276" w:lineRule="auto" w:after="0"/>
+        <w:ind w:firstLine="420"/>
       </w:pPr>
       <w:r>
         <w:rPr>
@@ -5046,6 +5151,8 @@
           <w:numId w:val="1010"/>
         </w:numPr>
         <w:pStyle w:val="Compact"/>
+        <w:spacing w:line="276" w:lineRule="auto" w:after="0"/>
+        <w:ind w:firstLine="420"/>
       </w:pPr>
       <w:r>
         <w:rPr>
@@ -5061,6 +5168,8 @@
           <w:numId w:val="1010"/>
         </w:numPr>
         <w:pStyle w:val="Compact"/>
+        <w:spacing w:line="276" w:lineRule="auto" w:after="0"/>
+        <w:ind w:firstLine="420"/>
       </w:pPr>
       <w:r>
         <w:rPr>
@@ -5078,7 +5187,7 @@
       </w:pPr>
       <w:r>
         <w:rPr>
-          <w:rFonts w:ascii="黑体" w:hAnsi="黑体" w:eastAsia="黑体"/>
+          <w:rFonts w:ascii="宋体" w:hAnsi="宋体" w:eastAsia="宋体"/>
         </w:rPr>
         <w:t xml:space="preserve">5. 附录</w:t>
       </w:r>
@@ -5090,7 +5199,7 @@
       </w:pPr>
       <w:r>
         <w:rPr>
-          <w:rFonts w:ascii="黑体" w:hAnsi="黑体" w:eastAsia="黑体"/>
+          <w:rFonts w:ascii="宋体" w:hAnsi="宋体" w:eastAsia="宋体"/>
         </w:rPr>
         <w:t xml:space="preserve">5.1 模块统一划分</w:t>
       </w:r>
@@ -5098,6 +5207,8 @@
     <w:p>
       <w:pPr>
         <w:pStyle w:val="FirstParagraph"/>
+        <w:spacing w:line="276" w:lineRule="auto" w:after="0"/>
+        <w:ind w:firstLine="420"/>
       </w:pPr>
       <w:r>
         <w:rPr>
@@ -5113,6 +5224,8 @@
           <w:numId w:val="1011"/>
         </w:numPr>
         <w:pStyle w:val="Compact"/>
+        <w:spacing w:line="276" w:lineRule="auto" w:after="0"/>
+        <w:ind w:firstLine="420"/>
       </w:pPr>
       <w:r>
         <w:rPr>
@@ -5128,6 +5241,8 @@
           <w:numId w:val="1011"/>
         </w:numPr>
         <w:pStyle w:val="Compact"/>
+        <w:spacing w:line="276" w:lineRule="auto" w:after="0"/>
+        <w:ind w:firstLine="420"/>
       </w:pPr>
       <w:r>
         <w:rPr>
@@ -5143,6 +5258,8 @@
           <w:numId w:val="1011"/>
         </w:numPr>
         <w:pStyle w:val="Compact"/>
+        <w:spacing w:line="276" w:lineRule="auto" w:after="0"/>
+        <w:ind w:firstLine="420"/>
       </w:pPr>
       <w:r>
         <w:rPr>
@@ -5158,6 +5275,8 @@
           <w:numId w:val="1011"/>
         </w:numPr>
         <w:pStyle w:val="Compact"/>
+        <w:spacing w:line="276" w:lineRule="auto" w:after="0"/>
+        <w:ind w:firstLine="420"/>
       </w:pPr>
       <w:r>
         <w:rPr>
@@ -5173,6 +5292,8 @@
           <w:numId w:val="1011"/>
         </w:numPr>
         <w:pStyle w:val="Compact"/>
+        <w:spacing w:line="276" w:lineRule="auto" w:after="0"/>
+        <w:ind w:firstLine="420"/>
       </w:pPr>
       <w:r>
         <w:rPr>
@@ -5189,7 +5310,7 @@
       </w:pPr>
       <w:r>
         <w:rPr>
-          <w:rFonts w:ascii="黑体" w:hAnsi="黑体" w:eastAsia="黑体"/>
+          <w:rFonts w:ascii="宋体" w:hAnsi="宋体" w:eastAsia="宋体"/>
         </w:rPr>
         <w:t xml:space="preserve">5.2 统一技术栈</w:t>
       </w:r>
@@ -5201,6 +5322,8 @@
           <w:numId w:val="1012"/>
         </w:numPr>
         <w:pStyle w:val="Compact"/>
+        <w:spacing w:line="276" w:lineRule="auto" w:after="0"/>
+        <w:ind w:firstLine="420"/>
       </w:pPr>
       <w:r>
         <w:rPr>
@@ -5216,6 +5339,8 @@
           <w:numId w:val="1012"/>
         </w:numPr>
         <w:pStyle w:val="Compact"/>
+        <w:spacing w:line="276" w:lineRule="auto" w:after="0"/>
+        <w:ind w:firstLine="420"/>
       </w:pPr>
       <w:r>
         <w:rPr>
@@ -5231,6 +5356,8 @@
           <w:numId w:val="1012"/>
         </w:numPr>
         <w:pStyle w:val="Compact"/>
+        <w:spacing w:line="276" w:lineRule="auto" w:after="0"/>
+        <w:ind w:firstLine="420"/>
       </w:pPr>
       <w:r>
         <w:rPr>
@@ -5246,6 +5373,8 @@
           <w:numId w:val="1012"/>
         </w:numPr>
         <w:pStyle w:val="Compact"/>
+        <w:spacing w:line="276" w:lineRule="auto" w:after="0"/>
+        <w:ind w:firstLine="420"/>
       </w:pPr>
       <w:r>
         <w:rPr>
@@ -5258,7 +5387,7 @@
     <w:bookmarkEnd w:id="54"/>
     <w:bookmarkEnd w:id="55"/>
     <w:sectPr>
-      <w:pgMar w:top="1361" w:bottom="1247" w:left="1417" w:right="1417"/>
+      <w:pgMar w:top="1440" w:bottom="1440" w:left="1797" w:right="1797"/>
     </w:sectPr>
   </w:body>
 </w:document>
@@ -5850,12 +5979,20 @@
       <w:spacing w:after="180" w:before="180"/>
     </w:pPr>
     <w:qFormat/>
+    <w:rPr>
+      <w:rFonts w:ascii="宋体" w:hAnsi="宋体" w:eastAsia="宋体"/>
+      <w:sz w:val="21"/>
+    </w:rPr>
   </w:style>
   <w:style w:customStyle="1" w:styleId="FirstParagraph" w:type="paragraph">
     <w:name w:val="First Paragraph"/>
     <w:basedOn w:val="BodyText"/>
     <w:next w:val="BodyText"/>
     <w:qFormat/>
+    <w:rPr>
+      <w:rFonts w:ascii="宋体" w:hAnsi="宋体" w:eastAsia="宋体"/>
+      <w:sz w:val="21"/>
+    </w:rPr>
   </w:style>
   <w:style w:customStyle="1" w:styleId="Compact" w:type="paragraph">
     <w:name w:val="Compact"/>
@@ -5864,6 +6001,10 @@
     <w:pPr>
       <w:spacing w:after="36" w:before="36"/>
     </w:pPr>
+    <w:rPr>
+      <w:rFonts w:ascii="宋体" w:hAnsi="宋体" w:eastAsia="宋体"/>
+      <w:sz w:val="21"/>
+    </w:rPr>
   </w:style>
   <w:style w:styleId="Title" w:type="paragraph">
     <w:name w:val="Title"/>
@@ -5881,7 +6022,7 @@
       <w:b/>
       <w:bCs/>
       <w:color w:themeColor="accent1" w:themeShade="B5" w:val="345A8A"/>
-      <w:sz w:val="40"/>
+      <w:sz w:val="36"/>
       <w:szCs w:val="36"/>
     </w:rPr>
   </w:style>
@@ -5957,11 +6098,11 @@
       <w:outlineLvl w:val="0"/>
     </w:pPr>
     <w:rPr>
-      <w:rFonts w:asciiTheme="majorHAnsi" w:cstheme="majorBidi" w:eastAsiaTheme="majorEastAsia" w:hAnsiTheme="majorHAnsi"/>
+      <w:rFonts w:asciiTheme="majorHAnsi" w:cstheme="majorBidi" w:eastAsiaTheme="majorEastAsia" w:hAnsiTheme="majorHAnsi" w:ascii="宋体" w:hAnsi="宋体" w:eastAsia="宋体"/>
       <w:b/>
       <w:bCs/>
       <w:color w:themeColor="accent1" w:val="4F81BD"/>
-      <w:sz w:val="32"/>
+      <w:sz w:val="48"/>
       <w:szCs w:val="32"/>
     </w:rPr>
   </w:style>
@@ -5979,11 +6120,11 @@
       <w:outlineLvl w:val="1"/>
     </w:pPr>
     <w:rPr>
-      <w:rFonts w:asciiTheme="majorHAnsi" w:cstheme="majorBidi" w:eastAsiaTheme="majorEastAsia" w:hAnsiTheme="majorHAnsi"/>
+      <w:rFonts w:asciiTheme="majorHAnsi" w:cstheme="majorBidi" w:eastAsiaTheme="majorEastAsia" w:hAnsiTheme="majorHAnsi" w:ascii="宋体" w:hAnsi="宋体" w:eastAsia="宋体"/>
       <w:b/>
       <w:bCs/>
       <w:color w:themeColor="accent1" w:val="4F81BD"/>
-      <w:sz w:val="28"/>
+      <w:sz w:val="36"/>
       <w:szCs w:val="28"/>
     </w:rPr>
   </w:style>
@@ -6001,11 +6142,11 @@
       <w:outlineLvl w:val="2"/>
     </w:pPr>
     <w:rPr>
-      <w:rFonts w:asciiTheme="majorHAnsi" w:cstheme="majorBidi" w:eastAsiaTheme="majorEastAsia" w:hAnsiTheme="majorHAnsi"/>
+      <w:rFonts w:asciiTheme="majorHAnsi" w:cstheme="majorBidi" w:eastAsiaTheme="majorEastAsia" w:hAnsiTheme="majorHAnsi" w:ascii="宋体" w:hAnsi="宋体" w:eastAsia="宋体"/>
       <w:b/>
       <w:bCs/>
       <w:color w:themeColor="accent1" w:val="4F81BD"/>
-      <w:sz w:val="24"/>
+      <w:sz w:val="27"/>
       <w:szCs w:val="24"/>
     </w:rPr>
   </w:style>
@@ -6023,8 +6164,9 @@
       <w:outlineLvl w:val="3"/>
     </w:pPr>
     <w:rPr>
-      <w:rFonts w:asciiTheme="majorHAnsi" w:cstheme="majorBidi" w:eastAsiaTheme="majorEastAsia" w:hAnsiTheme="majorHAnsi"/>
+      <w:rFonts w:asciiTheme="majorHAnsi" w:cstheme="majorBidi" w:eastAsiaTheme="majorEastAsia" w:hAnsiTheme="majorHAnsi" w:ascii="宋体" w:hAnsi="宋体" w:eastAsia="宋体"/>
       <w:i/>
+      <w:b/>
       <w:bCs/>
       <w:color w:themeColor="accent1" w:val="4F81BD"/>
       <w:sz w:val="24"/>

--- a/docx/proposal/05_SRS规格说明文档.docx
+++ b/docx/proposal/05_SRS规格说明文档.docx
@@ -38,6 +38,7 @@
         <w:rPr>
           <w:rFonts w:ascii="宋体" w:hAnsi="宋体" w:eastAsia="宋体"/>
           <w:b/>
+          <w:color w:val="000000"/>
           <w:sz w:val="48"/>
         </w:rPr>
         <w:t xml:space="preserve">工业轴承设备剩余寿命预测系统的实现：SRS 软件需求规格说明文档</w:t>
@@ -51,6 +52,7 @@
       <w:r>
         <w:rPr>
           <w:rFonts w:ascii="宋体" w:hAnsi="宋体" w:eastAsia="宋体"/>
+          <w:color w:val="000000"/>
         </w:rPr>
         <w:t xml:space="preserve">文档信息</w:t>
       </w:r>
@@ -85,6 +87,7 @@
               <w:rPr>
                 <w:rFonts w:ascii="宋体" w:hAnsi="宋体" w:eastAsia="宋体"/>
                 <w:b/>
+                <w:color w:val="000000"/>
                 <w:sz w:val="21"/>
               </w:rPr>
               <w:t xml:space="preserve">项目</w:t>
@@ -105,6 +108,7 @@
               <w:rPr>
                 <w:rFonts w:ascii="宋体" w:hAnsi="宋体" w:eastAsia="宋体"/>
                 <w:b/>
+                <w:color w:val="000000"/>
                 <w:sz w:val="21"/>
               </w:rPr>
               <w:t xml:space="preserve">内容</w:t>
@@ -123,6 +127,7 @@
             <w:r>
               <w:rPr>
                 <w:rFonts w:ascii="宋体" w:hAnsi="宋体" w:eastAsia="宋体"/>
+                <w:color w:val="000000"/>
                 <w:sz w:val="21"/>
               </w:rPr>
               <w:t xml:space="preserve">文档名称</w:t>
@@ -139,6 +144,7 @@
             <w:r>
               <w:rPr>
                 <w:rFonts w:ascii="宋体" w:hAnsi="宋体" w:eastAsia="宋体"/>
+                <w:color w:val="000000"/>
                 <w:sz w:val="21"/>
               </w:rPr>
               <w:t xml:space="preserve">SRS 软件需求规格说明文档</w:t>
@@ -157,6 +163,7 @@
             <w:r>
               <w:rPr>
                 <w:rFonts w:ascii="宋体" w:hAnsi="宋体" w:eastAsia="宋体"/>
+                <w:color w:val="000000"/>
                 <w:sz w:val="21"/>
               </w:rPr>
               <w:t xml:space="preserve">文档编号</w:t>
@@ -173,6 +180,7 @@
             <w:r>
               <w:rPr>
                 <w:rFonts w:ascii="宋体" w:hAnsi="宋体" w:eastAsia="宋体"/>
+                <w:color w:val="000000"/>
                 <w:sz w:val="21"/>
               </w:rPr>
               <w:t xml:space="preserve">SE-PHM-PROP-05</w:t>
@@ -191,6 +199,7 @@
             <w:r>
               <w:rPr>
                 <w:rFonts w:ascii="宋体" w:hAnsi="宋体" w:eastAsia="宋体"/>
+                <w:color w:val="000000"/>
                 <w:sz w:val="21"/>
               </w:rPr>
               <w:t xml:space="preserve">文档阶段</w:t>
@@ -207,6 +216,7 @@
             <w:r>
               <w:rPr>
                 <w:rFonts w:ascii="宋体" w:hAnsi="宋体" w:eastAsia="宋体"/>
+                <w:color w:val="000000"/>
                 <w:sz w:val="21"/>
               </w:rPr>
               <w:t xml:space="preserve">开题</w:t>
@@ -225,6 +235,7 @@
             <w:r>
               <w:rPr>
                 <w:rFonts w:ascii="宋体" w:hAnsi="宋体" w:eastAsia="宋体"/>
+                <w:color w:val="000000"/>
                 <w:sz w:val="21"/>
               </w:rPr>
               <w:t xml:space="preserve">项目名称</w:t>
@@ -241,6 +252,7 @@
             <w:r>
               <w:rPr>
                 <w:rFonts w:ascii="宋体" w:hAnsi="宋体" w:eastAsia="宋体"/>
+                <w:color w:val="000000"/>
                 <w:sz w:val="21"/>
               </w:rPr>
               <w:t xml:space="preserve">工业轴承设备剩余寿命预测系统的实现</w:t>
@@ -259,6 +271,7 @@
             <w:r>
               <w:rPr>
                 <w:rFonts w:ascii="宋体" w:hAnsi="宋体" w:eastAsia="宋体"/>
+                <w:color w:val="000000"/>
                 <w:sz w:val="21"/>
               </w:rPr>
               <w:t xml:space="preserve">课程</w:t>
@@ -275,6 +288,7 @@
             <w:r>
               <w:rPr>
                 <w:rFonts w:ascii="宋体" w:hAnsi="宋体" w:eastAsia="宋体"/>
+                <w:color w:val="000000"/>
                 <w:sz w:val="21"/>
               </w:rPr>
               <w:t xml:space="preserve">中国科学技术大学软件学院《软件工程》</w:t>
@@ -293,6 +307,7 @@
             <w:r>
               <w:rPr>
                 <w:rFonts w:ascii="宋体" w:hAnsi="宋体" w:eastAsia="宋体"/>
+                <w:color w:val="000000"/>
                 <w:sz w:val="21"/>
               </w:rPr>
               <w:t xml:space="preserve">指导老师</w:t>
@@ -309,6 +324,7 @@
             <w:r>
               <w:rPr>
                 <w:rFonts w:ascii="宋体" w:hAnsi="宋体" w:eastAsia="宋体"/>
+                <w:color w:val="000000"/>
                 <w:sz w:val="21"/>
               </w:rPr>
               <w:t xml:space="preserve">zjf</w:t>
@@ -327,6 +343,7 @@
             <w:r>
               <w:rPr>
                 <w:rFonts w:ascii="宋体" w:hAnsi="宋体" w:eastAsia="宋体"/>
+                <w:color w:val="000000"/>
                 <w:sz w:val="21"/>
               </w:rPr>
               <w:t xml:space="preserve">小组成员</w:t>
@@ -343,6 +360,7 @@
             <w:r>
               <w:rPr>
                 <w:rFonts w:ascii="宋体" w:hAnsi="宋体" w:eastAsia="宋体"/>
+                <w:color w:val="000000"/>
                 <w:sz w:val="21"/>
               </w:rPr>
               <w:t xml:space="preserve">zyj、cyy、zdh、zy</w:t>
@@ -361,6 +379,7 @@
             <w:r>
               <w:rPr>
                 <w:rFonts w:ascii="宋体" w:hAnsi="宋体" w:eastAsia="宋体"/>
+                <w:color w:val="000000"/>
                 <w:sz w:val="21"/>
               </w:rPr>
               <w:t xml:space="preserve">文档负责人</w:t>
@@ -377,6 +396,7 @@
             <w:r>
               <w:rPr>
                 <w:rFonts w:ascii="宋体" w:hAnsi="宋体" w:eastAsia="宋体"/>
+                <w:color w:val="000000"/>
                 <w:sz w:val="21"/>
               </w:rPr>
               <w:t xml:space="preserve">zdh</w:t>
@@ -395,6 +415,7 @@
             <w:r>
               <w:rPr>
                 <w:rFonts w:ascii="宋体" w:hAnsi="宋体" w:eastAsia="宋体"/>
+                <w:color w:val="000000"/>
                 <w:sz w:val="21"/>
               </w:rPr>
               <w:t xml:space="preserve">参与编写</w:t>
@@ -411,6 +432,7 @@
             <w:r>
               <w:rPr>
                 <w:rFonts w:ascii="宋体" w:hAnsi="宋体" w:eastAsia="宋体"/>
+                <w:color w:val="000000"/>
                 <w:sz w:val="21"/>
               </w:rPr>
               <w:t xml:space="preserve">zyj、cyy、zy</w:t>
@@ -429,6 +451,7 @@
             <w:r>
               <w:rPr>
                 <w:rFonts w:ascii="宋体" w:hAnsi="宋体" w:eastAsia="宋体"/>
+                <w:color w:val="000000"/>
                 <w:sz w:val="21"/>
               </w:rPr>
               <w:t xml:space="preserve">版本</w:t>
@@ -445,6 +468,7 @@
             <w:r>
               <w:rPr>
                 <w:rFonts w:ascii="宋体" w:hAnsi="宋体" w:eastAsia="宋体"/>
+                <w:color w:val="000000"/>
                 <w:sz w:val="21"/>
               </w:rPr>
               <w:t xml:space="preserve">V3.0</w:t>
@@ -463,6 +487,7 @@
             <w:r>
               <w:rPr>
                 <w:rFonts w:ascii="宋体" w:hAnsi="宋体" w:eastAsia="宋体"/>
+                <w:color w:val="000000"/>
                 <w:sz w:val="21"/>
               </w:rPr>
               <w:t xml:space="preserve">修订日期</w:t>
@@ -479,6 +504,7 @@
             <w:r>
               <w:rPr>
                 <w:rFonts w:ascii="宋体" w:hAnsi="宋体" w:eastAsia="宋体"/>
+                <w:color w:val="000000"/>
                 <w:sz w:val="21"/>
               </w:rPr>
               <w:t xml:space="preserve">2026-06-14</w:t>
@@ -497,6 +523,7 @@
             <w:r>
               <w:rPr>
                 <w:rFonts w:ascii="宋体" w:hAnsi="宋体" w:eastAsia="宋体"/>
+                <w:color w:val="000000"/>
                 <w:sz w:val="21"/>
               </w:rPr>
               <w:t xml:space="preserve">归档形式</w:t>
@@ -513,6 +540,7 @@
             <w:r>
               <w:rPr>
                 <w:rFonts w:ascii="宋体" w:hAnsi="宋体" w:eastAsia="宋体"/>
+                <w:color w:val="000000"/>
                 <w:sz w:val="21"/>
               </w:rPr>
               <w:t xml:space="preserve">Markdown 源文件、PDF、DOCX</w:t>
@@ -531,6 +559,7 @@
             <w:r>
               <w:rPr>
                 <w:rFonts w:ascii="宋体" w:hAnsi="宋体" w:eastAsia="宋体"/>
+                <w:color w:val="000000"/>
                 <w:sz w:val="21"/>
               </w:rPr>
               <w:t xml:space="preserve">内容基线</w:t>
@@ -547,6 +576,7 @@
             <w:r>
               <w:rPr>
                 <w:rFonts w:ascii="宋体" w:hAnsi="宋体" w:eastAsia="宋体"/>
+                <w:color w:val="000000"/>
                 <w:sz w:val="21"/>
               </w:rPr>
               <w:t xml:space="preserve">IEEE 830 风格需求规格、接口、约束和追踪矩阵</w:t>
@@ -564,6 +594,7 @@
       <w:r>
         <w:rPr>
           <w:rFonts w:ascii="宋体" w:hAnsi="宋体" w:eastAsia="宋体"/>
+          <w:color w:val="000000"/>
         </w:rPr>
         <w:t xml:space="preserve">修订记录</w:t>
       </w:r>
@@ -598,6 +629,7 @@
               <w:rPr>
                 <w:rFonts w:ascii="宋体" w:hAnsi="宋体" w:eastAsia="宋体"/>
                 <w:b/>
+                <w:color w:val="000000"/>
                 <w:sz w:val="21"/>
               </w:rPr>
               <w:t xml:space="preserve">版本</w:t>
@@ -618,6 +650,7 @@
               <w:rPr>
                 <w:rFonts w:ascii="宋体" w:hAnsi="宋体" w:eastAsia="宋体"/>
                 <w:b/>
+                <w:color w:val="000000"/>
                 <w:sz w:val="21"/>
               </w:rPr>
               <w:t xml:space="preserve">日期</w:t>
@@ -638,6 +671,7 @@
               <w:rPr>
                 <w:rFonts w:ascii="宋体" w:hAnsi="宋体" w:eastAsia="宋体"/>
                 <w:b/>
+                <w:color w:val="000000"/>
                 <w:sz w:val="21"/>
               </w:rPr>
               <w:t xml:space="preserve">编写人</w:t>
@@ -658,6 +692,7 @@
               <w:rPr>
                 <w:rFonts w:ascii="宋体" w:hAnsi="宋体" w:eastAsia="宋体"/>
                 <w:b/>
+                <w:color w:val="000000"/>
                 <w:sz w:val="21"/>
               </w:rPr>
               <w:t xml:space="preserve">说明</w:t>
@@ -676,6 +711,7 @@
             <w:r>
               <w:rPr>
                 <w:rFonts w:ascii="宋体" w:hAnsi="宋体" w:eastAsia="宋体"/>
+                <w:color w:val="000000"/>
                 <w:sz w:val="21"/>
               </w:rPr>
               <w:t xml:space="preserve">V1.0</w:t>
@@ -692,6 +728,7 @@
             <w:r>
               <w:rPr>
                 <w:rFonts w:ascii="宋体" w:hAnsi="宋体" w:eastAsia="宋体"/>
+                <w:color w:val="000000"/>
                 <w:sz w:val="21"/>
               </w:rPr>
               <w:t xml:space="preserve">2025-11-10</w:t>
@@ -708,6 +745,7 @@
             <w:r>
               <w:rPr>
                 <w:rFonts w:ascii="宋体" w:hAnsi="宋体" w:eastAsia="宋体"/>
+                <w:color w:val="000000"/>
                 <w:sz w:val="21"/>
               </w:rPr>
               <w:t xml:space="preserve">项目组</w:t>
@@ -724,6 +762,7 @@
             <w:r>
               <w:rPr>
                 <w:rFonts w:ascii="宋体" w:hAnsi="宋体" w:eastAsia="宋体"/>
+                <w:color w:val="000000"/>
                 <w:sz w:val="21"/>
               </w:rPr>
               <w:t xml:space="preserve">完成初版课程文档</w:t>
@@ -742,6 +781,7 @@
             <w:r>
               <w:rPr>
                 <w:rFonts w:ascii="宋体" w:hAnsi="宋体" w:eastAsia="宋体"/>
+                <w:color w:val="000000"/>
                 <w:sz w:val="21"/>
               </w:rPr>
               <w:t xml:space="preserve">V2.0</w:t>
@@ -758,6 +798,7 @@
             <w:r>
               <w:rPr>
                 <w:rFonts w:ascii="宋体" w:hAnsi="宋体" w:eastAsia="宋体"/>
+                <w:color w:val="000000"/>
                 <w:sz w:val="21"/>
               </w:rPr>
               <w:t xml:space="preserve">2026-03-12</w:t>
@@ -774,6 +815,7 @@
             <w:r>
               <w:rPr>
                 <w:rFonts w:ascii="宋体" w:hAnsi="宋体" w:eastAsia="宋体"/>
+                <w:color w:val="000000"/>
                 <w:sz w:val="21"/>
               </w:rPr>
               <w:t xml:space="preserve">项目组</w:t>
@@ -790,6 +832,7 @@
             <w:r>
               <w:rPr>
                 <w:rFonts w:ascii="宋体" w:hAnsi="宋体" w:eastAsia="宋体"/>
+                <w:color w:val="000000"/>
                 <w:sz w:val="21"/>
               </w:rPr>
               <w:t xml:space="preserve">统一项目名称、技术基线和阶段交付内容</w:t>
@@ -808,6 +851,7 @@
             <w:r>
               <w:rPr>
                 <w:rFonts w:ascii="宋体" w:hAnsi="宋体" w:eastAsia="宋体"/>
+                <w:color w:val="000000"/>
                 <w:sz w:val="21"/>
               </w:rPr>
               <w:t xml:space="preserve">V3.0</w:t>
@@ -824,6 +868,7 @@
             <w:r>
               <w:rPr>
                 <w:rFonts w:ascii="宋体" w:hAnsi="宋体" w:eastAsia="宋体"/>
+                <w:color w:val="000000"/>
                 <w:sz w:val="21"/>
               </w:rPr>
               <w:t xml:space="preserve">2026-06-14</w:t>
@@ -840,6 +885,7 @@
             <w:r>
               <w:rPr>
                 <w:rFonts w:ascii="宋体" w:hAnsi="宋体" w:eastAsia="宋体"/>
+                <w:color w:val="000000"/>
                 <w:sz w:val="21"/>
               </w:rPr>
               <w:t xml:space="preserve">项目组</w:t>
@@ -856,6 +902,7 @@
             <w:r>
               <w:rPr>
                 <w:rFonts w:ascii="宋体" w:hAnsi="宋体" w:eastAsia="宋体"/>
+                <w:color w:val="000000"/>
                 <w:sz w:val="21"/>
               </w:rPr>
               <w:t xml:space="preserve">参考课程交付样例统一封面与归档格式，补充数据理解、技术难点、测试验收和 DOCX 交付信息</w:t>
@@ -873,6 +920,7 @@
       <w:r>
         <w:rPr>
           <w:rFonts w:ascii="宋体" w:hAnsi="宋体" w:eastAsia="宋体"/>
+          <w:color w:val="000000"/>
         </w:rPr>
         <w:t xml:space="preserve">1. 引言</w:t>
       </w:r>
@@ -885,6 +933,7 @@
       <w:r>
         <w:rPr>
           <w:rFonts w:ascii="宋体" w:hAnsi="宋体" w:eastAsia="宋体"/>
+          <w:color w:val="000000"/>
         </w:rPr>
         <w:t xml:space="preserve">1.1 编写目的</w:t>
       </w:r>
@@ -898,30 +947,35 @@
       <w:r>
         <w:rPr>
           <w:rFonts w:ascii="宋体" w:hAnsi="宋体" w:eastAsia="宋体"/>
+          <w:color w:val="000000"/>
         </w:rPr>
         <w:t xml:space="preserve">本文档用于以规格化方式描述</w:t>
       </w:r>
       <w:r>
         <w:rPr>
           <w:rFonts w:ascii="宋体" w:hAnsi="宋体" w:eastAsia="宋体"/>
+          <w:color w:val="000000"/>
         </w:rPr>
         <w:t xml:space="preserve">“</w:t>
       </w:r>
       <w:r>
         <w:rPr>
           <w:rFonts w:ascii="宋体" w:hAnsi="宋体" w:eastAsia="宋体"/>
+          <w:color w:val="000000"/>
         </w:rPr>
         <w:t xml:space="preserve">工业轴承设备剩余寿命预测系统的实现</w:t>
       </w:r>
       <w:r>
         <w:rPr>
           <w:rFonts w:ascii="宋体" w:hAnsi="宋体" w:eastAsia="宋体"/>
+          <w:color w:val="000000"/>
         </w:rPr>
         <w:t xml:space="preserve">”</w:t>
       </w:r>
       <w:r>
         <w:rPr>
           <w:rFonts w:ascii="宋体" w:hAnsi="宋体" w:eastAsia="宋体"/>
+          <w:color w:val="000000"/>
         </w:rPr>
         <w:t xml:space="preserve">的软件需求，为后续设计、实现、测试和验收提供正式依据。文档目标包括：</w:t>
       </w:r>
@@ -939,6 +993,7 @@
       <w:r>
         <w:rPr>
           <w:rFonts w:ascii="宋体" w:hAnsi="宋体" w:eastAsia="宋体"/>
+          <w:color w:val="000000"/>
         </w:rPr>
         <w:t xml:space="preserve">明确系统范围和边界。</w:t>
       </w:r>
@@ -956,6 +1011,7 @@
       <w:r>
         <w:rPr>
           <w:rFonts w:ascii="宋体" w:hAnsi="宋体" w:eastAsia="宋体"/>
+          <w:color w:val="000000"/>
         </w:rPr>
         <w:t xml:space="preserve">编号化定义功能需求、接口需求和非功能需求。</w:t>
       </w:r>
@@ -973,6 +1029,7 @@
       <w:r>
         <w:rPr>
           <w:rFonts w:ascii="宋体" w:hAnsi="宋体" w:eastAsia="宋体"/>
+          <w:color w:val="000000"/>
         </w:rPr>
         <w:t xml:space="preserve">建立需求与测试之间的映射基础。</w:t>
       </w:r>
@@ -986,6 +1043,7 @@
       <w:r>
         <w:rPr>
           <w:rFonts w:ascii="宋体" w:hAnsi="宋体" w:eastAsia="宋体"/>
+          <w:color w:val="000000"/>
         </w:rPr>
         <w:t xml:space="preserve">1.2 项目范围</w:t>
       </w:r>
@@ -999,6 +1057,7 @@
       <w:r>
         <w:rPr>
           <w:rFonts w:ascii="宋体" w:hAnsi="宋体" w:eastAsia="宋体"/>
+          <w:color w:val="000000"/>
         </w:rPr>
         <w:t xml:space="preserve">本项目面向课程场景，构建一套可运行的工业轴承设备剩余寿命预测实验系统。系统支持真实轴承数据集接入、数据预处理、退化阶段划分、RUL 预测、训练监控、结果评估和实验可视化，并保留失效概率/生存分析的基础接口作为预测性维护视角补充。系统不包含在线工业控制系统、云端多租户平台和实时数据采集硬件接口。</w:t>
       </w:r>
@@ -1012,6 +1071,7 @@
       <w:r>
         <w:rPr>
           <w:rFonts w:ascii="宋体" w:hAnsi="宋体" w:eastAsia="宋体"/>
+          <w:color w:val="000000"/>
         </w:rPr>
         <w:t xml:space="preserve">1.3 术语定义</w:t>
       </w:r>
@@ -1046,6 +1106,7 @@
               <w:rPr>
                 <w:rFonts w:ascii="宋体" w:hAnsi="宋体" w:eastAsia="宋体"/>
                 <w:b/>
+                <w:color w:val="000000"/>
                 <w:sz w:val="21"/>
               </w:rPr>
               <w:t xml:space="preserve">术语</w:t>
@@ -1066,6 +1127,7 @@
               <w:rPr>
                 <w:rFonts w:ascii="宋体" w:hAnsi="宋体" w:eastAsia="宋体"/>
                 <w:b/>
+                <w:color w:val="000000"/>
                 <w:sz w:val="21"/>
               </w:rPr>
               <w:t xml:space="preserve">定义</w:t>
@@ -1084,6 +1146,7 @@
             <w:r>
               <w:rPr>
                 <w:rFonts w:ascii="宋体" w:hAnsi="宋体" w:eastAsia="宋体"/>
+                <w:color w:val="000000"/>
                 <w:sz w:val="21"/>
               </w:rPr>
               <w:t xml:space="preserve">RUL</w:t>
@@ -1100,6 +1163,7 @@
             <w:r>
               <w:rPr>
                 <w:rFonts w:ascii="宋体" w:hAnsi="宋体" w:eastAsia="宋体"/>
+                <w:color w:val="000000"/>
                 <w:sz w:val="21"/>
               </w:rPr>
               <w:t xml:space="preserve">Remaining Useful Life，剩余寿命</w:t>
@@ -1118,6 +1182,7 @@
             <w:r>
               <w:rPr>
                 <w:rFonts w:ascii="宋体" w:hAnsi="宋体" w:eastAsia="宋体"/>
+                <w:color w:val="000000"/>
                 <w:sz w:val="21"/>
               </w:rPr>
               <w:t xml:space="preserve">FPT</w:t>
@@ -1134,6 +1199,7 @@
             <w:r>
               <w:rPr>
                 <w:rFonts w:ascii="宋体" w:hAnsi="宋体" w:eastAsia="宋体"/>
+                <w:color w:val="000000"/>
                 <w:sz w:val="21"/>
               </w:rPr>
               <w:t xml:space="preserve">First Predictable Time，首次可预测时刻</w:t>
@@ -1152,6 +1218,7 @@
             <w:r>
               <w:rPr>
                 <w:rFonts w:ascii="宋体" w:hAnsi="宋体" w:eastAsia="宋体"/>
+                <w:color w:val="000000"/>
                 <w:sz w:val="21"/>
               </w:rPr>
               <w:t xml:space="preserve">HI</w:t>
@@ -1168,6 +1235,7 @@
             <w:r>
               <w:rPr>
                 <w:rFonts w:ascii="宋体" w:hAnsi="宋体" w:eastAsia="宋体"/>
+                <w:color w:val="000000"/>
                 <w:sz w:val="21"/>
               </w:rPr>
               <w:t xml:space="preserve">Health Indicator，健康指标</w:t>
@@ -1186,6 +1254,7 @@
             <w:r>
               <w:rPr>
                 <w:rFonts w:ascii="宋体" w:hAnsi="宋体" w:eastAsia="宋体"/>
+                <w:color w:val="000000"/>
                 <w:sz w:val="21"/>
               </w:rPr>
               <w:t xml:space="preserve">Callback</w:t>
@@ -1202,6 +1271,7 @@
             <w:r>
               <w:rPr>
                 <w:rFonts w:ascii="宋体" w:hAnsi="宋体" w:eastAsia="宋体"/>
+                <w:color w:val="000000"/>
                 <w:sz w:val="21"/>
               </w:rPr>
               <w:t xml:space="preserve">在训练特定阶段被调用的扩展逻辑</w:t>
@@ -1220,6 +1290,7 @@
             <w:r>
               <w:rPr>
                 <w:rFonts w:ascii="宋体" w:hAnsi="宋体" w:eastAsia="宋体"/>
+                <w:color w:val="000000"/>
                 <w:sz w:val="21"/>
               </w:rPr>
               <w:t xml:space="preserve">TensorBoard</w:t>
@@ -1236,6 +1307,7 @@
             <w:r>
               <w:rPr>
                 <w:rFonts w:ascii="宋体" w:hAnsi="宋体" w:eastAsia="宋体"/>
+                <w:color w:val="000000"/>
                 <w:sz w:val="21"/>
               </w:rPr>
               <w:t xml:space="preserve">用于记录训练曲线、梯度和参数统计的工具</w:t>
@@ -1254,6 +1326,7 @@
             <w:r>
               <w:rPr>
                 <w:rFonts w:ascii="宋体" w:hAnsi="宋体" w:eastAsia="宋体"/>
+                <w:color w:val="000000"/>
                 <w:sz w:val="21"/>
               </w:rPr>
               <w:t xml:space="preserve">PHM2012 Score</w:t>
@@ -1270,6 +1343,7 @@
             <w:r>
               <w:rPr>
                 <w:rFonts w:ascii="宋体" w:hAnsi="宋体" w:eastAsia="宋体"/>
+                <w:color w:val="000000"/>
                 <w:sz w:val="21"/>
               </w:rPr>
               <w:t xml:space="preserve">用于轴承寿命预测的惩罚型评分指标</w:t>
@@ -1288,6 +1362,7 @@
             <w:r>
               <w:rPr>
                 <w:rFonts w:ascii="宋体" w:hAnsi="宋体" w:eastAsia="宋体"/>
+                <w:color w:val="000000"/>
                 <w:sz w:val="21"/>
               </w:rPr>
               <w:t xml:space="preserve">PHM/RUL 非对称惩罚 Score</w:t>
@@ -1304,6 +1379,7 @@
             <w:r>
               <w:rPr>
                 <w:rFonts w:ascii="宋体" w:hAnsi="宋体" w:eastAsia="宋体"/>
+                <w:color w:val="000000"/>
                 <w:sz w:val="21"/>
               </w:rPr>
               <w:t xml:space="preserve">常用寿命预测非对称惩罚型指标</w:t>
@@ -1322,6 +1398,7 @@
       <w:r>
         <w:rPr>
           <w:rFonts w:ascii="宋体" w:hAnsi="宋体" w:eastAsia="宋体"/>
+          <w:color w:val="000000"/>
         </w:rPr>
         <w:t xml:space="preserve">2. 总体描述</w:t>
       </w:r>
@@ -1334,6 +1411,7 @@
       <w:r>
         <w:rPr>
           <w:rFonts w:ascii="宋体" w:hAnsi="宋体" w:eastAsia="宋体"/>
+          <w:color w:val="000000"/>
         </w:rPr>
         <w:t xml:space="preserve">2.1 产品定位</w:t>
       </w:r>
@@ -1347,6 +1425,7 @@
       <w:r>
         <w:rPr>
           <w:rFonts w:ascii="宋体" w:hAnsi="宋体" w:eastAsia="宋体"/>
+          <w:color w:val="000000"/>
         </w:rPr>
         <w:t xml:space="preserve">本系统定位为课程项目与实验复现平台。相比单一算法脚本，系统强调统一的数据抽象、可配置训练流程、实验管理与可视化输出。</w:t>
       </w:r>
@@ -1360,6 +1439,7 @@
       <w:r>
         <w:rPr>
           <w:rFonts w:ascii="宋体" w:hAnsi="宋体" w:eastAsia="宋体"/>
+          <w:color w:val="000000"/>
         </w:rPr>
         <w:t xml:space="preserve">2.2 用户特征</w:t>
       </w:r>
@@ -1377,6 +1457,7 @@
       <w:r>
         <w:rPr>
           <w:rFonts w:ascii="宋体" w:hAnsi="宋体" w:eastAsia="宋体"/>
+          <w:color w:val="000000"/>
         </w:rPr>
         <w:t xml:space="preserve">开发者具备基础 Python 能力，希望在现有框架上增加模型或特征。</w:t>
       </w:r>
@@ -1394,6 +1475,7 @@
       <w:r>
         <w:rPr>
           <w:rFonts w:ascii="宋体" w:hAnsi="宋体" w:eastAsia="宋体"/>
+          <w:color w:val="000000"/>
         </w:rPr>
         <w:t xml:space="preserve">测试人员需要能够独立运行测试，验证模块之间的数据流转是否正确。</w:t>
       </w:r>
@@ -1411,6 +1493,7 @@
       <w:r>
         <w:rPr>
           <w:rFonts w:ascii="宋体" w:hAnsi="宋体" w:eastAsia="宋体"/>
+          <w:color w:val="000000"/>
         </w:rPr>
         <w:t xml:space="preserve">评审人员关注系统完整性、文档规范性和可演示性。</w:t>
       </w:r>
@@ -1424,6 +1507,7 @@
       <w:r>
         <w:rPr>
           <w:rFonts w:ascii="宋体" w:hAnsi="宋体" w:eastAsia="宋体"/>
+          <w:color w:val="000000"/>
         </w:rPr>
         <w:t xml:space="preserve">2.3 假设与依赖</w:t>
       </w:r>
@@ -1441,6 +1525,7 @@
       <w:r>
         <w:rPr>
           <w:rFonts w:ascii="宋体" w:hAnsi="宋体" w:eastAsia="宋体"/>
+          <w:color w:val="000000"/>
         </w:rPr>
         <w:t xml:space="preserve">用户能够提供本地真实数据目录或使用项目内合成数据。</w:t>
       </w:r>
@@ -1458,6 +1543,7 @@
       <w:r>
         <w:rPr>
           <w:rFonts w:ascii="宋体" w:hAnsi="宋体" w:eastAsia="宋体"/>
+          <w:color w:val="000000"/>
         </w:rPr>
         <w:t xml:space="preserve">运行环境安装 Python 3.11+ 和 uv。</w:t>
       </w:r>
@@ -1475,6 +1561,7 @@
       <w:r>
         <w:rPr>
           <w:rFonts w:ascii="宋体" w:hAnsi="宋体" w:eastAsia="宋体"/>
+          <w:color w:val="000000"/>
         </w:rPr>
         <w:t xml:space="preserve">训练任务默认在个人开发设备上运行，不依赖分布式训练。</w:t>
       </w:r>
@@ -1488,6 +1575,7 @@
       <w:r>
         <w:rPr>
           <w:rFonts w:ascii="宋体" w:hAnsi="宋体" w:eastAsia="宋体"/>
+          <w:color w:val="000000"/>
         </w:rPr>
         <w:t xml:space="preserve">2.4 约束条件</w:t>
       </w:r>
@@ -1505,6 +1593,7 @@
       <w:r>
         <w:rPr>
           <w:rFonts w:ascii="宋体" w:hAnsi="宋体" w:eastAsia="宋体"/>
+          <w:color w:val="000000"/>
         </w:rPr>
         <w:t xml:space="preserve">开发语言统一为 Python。</w:t>
       </w:r>
@@ -1522,6 +1611,7 @@
       <w:r>
         <w:rPr>
           <w:rFonts w:ascii="宋体" w:hAnsi="宋体" w:eastAsia="宋体"/>
+          <w:color w:val="000000"/>
         </w:rPr>
         <w:t xml:space="preserve">环境管理统一采用 uv。</w:t>
       </w:r>
@@ -1539,12 +1629,14 @@
       <w:r>
         <w:rPr>
           <w:rFonts w:ascii="宋体" w:hAnsi="宋体" w:eastAsia="宋体"/>
+          <w:color w:val="000000"/>
         </w:rPr>
         <w:t xml:space="preserve">项目内部模块命名和目录结构应遵循</w:t>
       </w:r>
       <w:r>
         <w:rPr>
           <w:rFonts w:ascii="宋体" w:hAnsi="宋体" w:eastAsia="宋体"/>
+          <w:color w:val="000000"/>
         </w:rPr>
         <w:t xml:space="preserve"> </w:t>
       </w:r>
@@ -1552,18 +1644,21 @@
         <w:rPr>
           <w:rStyle w:val="VerbatimChar"/>
           <w:rFonts w:ascii="宋体" w:hAnsi="宋体" w:eastAsia="宋体"/>
+          <w:color w:val="000000"/>
         </w:rPr>
         <w:t xml:space="preserve">USTC.SSE.BearingPrediction</w:t>
       </w:r>
       <w:r>
         <w:rPr>
           <w:rFonts w:ascii="宋体" w:hAnsi="宋体" w:eastAsia="宋体"/>
+          <w:color w:val="000000"/>
         </w:rPr>
         <w:t xml:space="preserve"> </w:t>
       </w:r>
       <w:r>
         <w:rPr>
           <w:rFonts w:ascii="宋体" w:hAnsi="宋体" w:eastAsia="宋体"/>
+          <w:color w:val="000000"/>
         </w:rPr>
         <w:t xml:space="preserve">命名空间。</w:t>
       </w:r>
@@ -1578,6 +1673,7 @@
       <w:r>
         <w:rPr>
           <w:rFonts w:ascii="宋体" w:hAnsi="宋体" w:eastAsia="宋体"/>
+          <w:color w:val="000000"/>
         </w:rPr>
         <w:t xml:space="preserve">3. 具体需求</w:t>
       </w:r>
@@ -1590,6 +1686,7 @@
       <w:r>
         <w:rPr>
           <w:rFonts w:ascii="宋体" w:hAnsi="宋体" w:eastAsia="宋体"/>
+          <w:color w:val="000000"/>
         </w:rPr>
         <w:t xml:space="preserve">3.1 功能需求</w:t>
       </w:r>
@@ -1602,6 +1699,7 @@
       <w:r>
         <w:rPr>
           <w:rFonts w:ascii="宋体" w:hAnsi="宋体" w:eastAsia="宋体"/>
+          <w:color w:val="000000"/>
         </w:rPr>
         <w:t xml:space="preserve">3.1.1 数据接入与管理需求</w:t>
       </w:r>
@@ -1636,6 +1734,7 @@
               <w:rPr>
                 <w:rFonts w:ascii="宋体" w:hAnsi="宋体" w:eastAsia="宋体"/>
                 <w:b/>
+                <w:color w:val="000000"/>
                 <w:sz w:val="21"/>
               </w:rPr>
               <w:t xml:space="preserve">编号</w:t>
@@ -1656,6 +1755,7 @@
               <w:rPr>
                 <w:rFonts w:ascii="宋体" w:hAnsi="宋体" w:eastAsia="宋体"/>
                 <w:b/>
+                <w:color w:val="000000"/>
                 <w:sz w:val="21"/>
               </w:rPr>
               <w:t xml:space="preserve">需求描述</w:t>
@@ -1676,6 +1776,7 @@
               <w:rPr>
                 <w:rFonts w:ascii="宋体" w:hAnsi="宋体" w:eastAsia="宋体"/>
                 <w:b/>
+                <w:color w:val="000000"/>
                 <w:sz w:val="21"/>
               </w:rPr>
               <w:t xml:space="preserve">优先级</w:t>
@@ -1694,6 +1795,7 @@
             <w:r>
               <w:rPr>
                 <w:rFonts w:ascii="宋体" w:hAnsi="宋体" w:eastAsia="宋体"/>
+                <w:color w:val="000000"/>
                 <w:sz w:val="21"/>
               </w:rPr>
               <w:t xml:space="preserve">FR-M1-01</w:t>
@@ -1710,6 +1812,7 @@
             <w:r>
               <w:rPr>
                 <w:rFonts w:ascii="宋体" w:hAnsi="宋体" w:eastAsia="宋体"/>
+                <w:color w:val="000000"/>
                 <w:sz w:val="21"/>
               </w:rPr>
               <w:t xml:space="preserve">系统应支持从本地目录加载 XJTU-SY 数据集</w:t>
@@ -1726,6 +1829,7 @@
             <w:r>
               <w:rPr>
                 <w:rFonts w:ascii="宋体" w:hAnsi="宋体" w:eastAsia="宋体"/>
+                <w:color w:val="000000"/>
                 <w:sz w:val="21"/>
               </w:rPr>
               <w:t xml:space="preserve">高</w:t>
@@ -1744,6 +1848,7 @@
             <w:r>
               <w:rPr>
                 <w:rFonts w:ascii="宋体" w:hAnsi="宋体" w:eastAsia="宋体"/>
+                <w:color w:val="000000"/>
                 <w:sz w:val="21"/>
               </w:rPr>
               <w:t xml:space="preserve">FR-M1-02</w:t>
@@ -1760,6 +1865,7 @@
             <w:r>
               <w:rPr>
                 <w:rFonts w:ascii="宋体" w:hAnsi="宋体" w:eastAsia="宋体"/>
+                <w:color w:val="000000"/>
                 <w:sz w:val="21"/>
               </w:rPr>
               <w:t xml:space="preserve">系统应支持从本地目录加载 PHM2012 / FEMTO 数据集</w:t>
@@ -1776,6 +1882,7 @@
             <w:r>
               <w:rPr>
                 <w:rFonts w:ascii="宋体" w:hAnsi="宋体" w:eastAsia="宋体"/>
+                <w:color w:val="000000"/>
                 <w:sz w:val="21"/>
               </w:rPr>
               <w:t xml:space="preserve">高</w:t>
@@ -1794,6 +1901,7 @@
             <w:r>
               <w:rPr>
                 <w:rFonts w:ascii="宋体" w:hAnsi="宋体" w:eastAsia="宋体"/>
+                <w:color w:val="000000"/>
                 <w:sz w:val="21"/>
               </w:rPr>
               <w:t xml:space="preserve">FR-M1-03</w:t>
@@ -1810,6 +1918,7 @@
             <w:r>
               <w:rPr>
                 <w:rFonts w:ascii="宋体" w:hAnsi="宋体" w:eastAsia="宋体"/>
+                <w:color w:val="000000"/>
                 <w:sz w:val="21"/>
               </w:rPr>
               <w:t xml:space="preserve">系统应将单个轴承运行过程抽象为统一实体对象，至少包含样本、通道名、采样率和元数据</w:t>
@@ -1826,6 +1935,7 @@
             <w:r>
               <w:rPr>
                 <w:rFonts w:ascii="宋体" w:hAnsi="宋体" w:eastAsia="宋体"/>
+                <w:color w:val="000000"/>
                 <w:sz w:val="21"/>
               </w:rPr>
               <w:t xml:space="preserve">高</w:t>
@@ -1844,6 +1954,7 @@
             <w:r>
               <w:rPr>
                 <w:rFonts w:ascii="宋体" w:hAnsi="宋体" w:eastAsia="宋体"/>
+                <w:color w:val="000000"/>
                 <w:sz w:val="21"/>
               </w:rPr>
               <w:t xml:space="preserve">FR-M1-04</w:t>
@@ -1860,6 +1971,7 @@
             <w:r>
               <w:rPr>
                 <w:rFonts w:ascii="宋体" w:hAnsi="宋体" w:eastAsia="宋体"/>
+                <w:color w:val="000000"/>
                 <w:sz w:val="21"/>
               </w:rPr>
               <w:t xml:space="preserve">系统应支持将数据集和中间结果导出为 CSV 或 PKL 格式</w:t>
@@ -1876,6 +1988,7 @@
             <w:r>
               <w:rPr>
                 <w:rFonts w:ascii="宋体" w:hAnsi="宋体" w:eastAsia="宋体"/>
+                <w:color w:val="000000"/>
                 <w:sz w:val="21"/>
               </w:rPr>
               <w:t xml:space="preserve">中</w:t>
@@ -1894,6 +2007,7 @@
             <w:r>
               <w:rPr>
                 <w:rFonts w:ascii="宋体" w:hAnsi="宋体" w:eastAsia="宋体"/>
+                <w:color w:val="000000"/>
                 <w:sz w:val="21"/>
               </w:rPr>
               <w:t xml:space="preserve">FR-M1-05</w:t>
@@ -1910,6 +2024,7 @@
             <w:r>
               <w:rPr>
                 <w:rFonts w:ascii="宋体" w:hAnsi="宋体" w:eastAsia="宋体"/>
+                <w:color w:val="000000"/>
                 <w:sz w:val="21"/>
               </w:rPr>
               <w:t xml:space="preserve">系统应保留原始文件名、数据集来源等元数据</w:t>
@@ -1926,6 +2041,7 @@
             <w:r>
               <w:rPr>
                 <w:rFonts w:ascii="宋体" w:hAnsi="宋体" w:eastAsia="宋体"/>
+                <w:color w:val="000000"/>
                 <w:sz w:val="21"/>
               </w:rPr>
               <w:t xml:space="preserve">中</w:t>
@@ -1943,6 +2059,7 @@
       <w:r>
         <w:rPr>
           <w:rFonts w:ascii="宋体" w:hAnsi="宋体" w:eastAsia="宋体"/>
+          <w:color w:val="000000"/>
         </w:rPr>
         <w:t xml:space="preserve">3.1.2 预处理与特征工程需求</w:t>
       </w:r>
@@ -1977,6 +2094,7 @@
               <w:rPr>
                 <w:rFonts w:ascii="宋体" w:hAnsi="宋体" w:eastAsia="宋体"/>
                 <w:b/>
+                <w:color w:val="000000"/>
                 <w:sz w:val="21"/>
               </w:rPr>
               <w:t xml:space="preserve">编号</w:t>
@@ -1997,6 +2115,7 @@
               <w:rPr>
                 <w:rFonts w:ascii="宋体" w:hAnsi="宋体" w:eastAsia="宋体"/>
                 <w:b/>
+                <w:color w:val="000000"/>
                 <w:sz w:val="21"/>
               </w:rPr>
               <w:t xml:space="preserve">需求描述</w:t>
@@ -2017,6 +2136,7 @@
               <w:rPr>
                 <w:rFonts w:ascii="宋体" w:hAnsi="宋体" w:eastAsia="宋体"/>
                 <w:b/>
+                <w:color w:val="000000"/>
                 <w:sz w:val="21"/>
               </w:rPr>
               <w:t xml:space="preserve">优先级</w:t>
@@ -2035,6 +2155,7 @@
             <w:r>
               <w:rPr>
                 <w:rFonts w:ascii="宋体" w:hAnsi="宋体" w:eastAsia="宋体"/>
+                <w:color w:val="000000"/>
                 <w:sz w:val="21"/>
               </w:rPr>
               <w:t xml:space="preserve">FR-M2-01</w:t>
@@ -2051,6 +2172,7 @@
             <w:r>
               <w:rPr>
                 <w:rFonts w:ascii="宋体" w:hAnsi="宋体" w:eastAsia="宋体"/>
+                <w:color w:val="000000"/>
                 <w:sz w:val="21"/>
               </w:rPr>
               <w:t xml:space="preserve">系统应支持滑动窗口切分原始信号</w:t>
@@ -2067,6 +2189,7 @@
             <w:r>
               <w:rPr>
                 <w:rFonts w:ascii="宋体" w:hAnsi="宋体" w:eastAsia="宋体"/>
+                <w:color w:val="000000"/>
                 <w:sz w:val="21"/>
               </w:rPr>
               <w:t xml:space="preserve">高</w:t>
@@ -2085,6 +2208,7 @@
             <w:r>
               <w:rPr>
                 <w:rFonts w:ascii="宋体" w:hAnsi="宋体" w:eastAsia="宋体"/>
+                <w:color w:val="000000"/>
                 <w:sz w:val="21"/>
               </w:rPr>
               <w:t xml:space="preserve">FR-M2-02</w:t>
@@ -2101,6 +2225,7 @@
             <w:r>
               <w:rPr>
                 <w:rFonts w:ascii="宋体" w:hAnsi="宋体" w:eastAsia="宋体"/>
+                <w:color w:val="000000"/>
                 <w:sz w:val="21"/>
               </w:rPr>
               <w:t xml:space="preserve">系统应支持归一化或标准化</w:t>
@@ -2117,6 +2242,7 @@
             <w:r>
               <w:rPr>
                 <w:rFonts w:ascii="宋体" w:hAnsi="宋体" w:eastAsia="宋体"/>
+                <w:color w:val="000000"/>
                 <w:sz w:val="21"/>
               </w:rPr>
               <w:t xml:space="preserve">高</w:t>
@@ -2135,6 +2261,7 @@
             <w:r>
               <w:rPr>
                 <w:rFonts w:ascii="宋体" w:hAnsi="宋体" w:eastAsia="宋体"/>
+                <w:color w:val="000000"/>
                 <w:sz w:val="21"/>
               </w:rPr>
               <w:t xml:space="preserve">FR-M2-03</w:t>
@@ -2151,6 +2278,7 @@
             <w:r>
               <w:rPr>
                 <w:rFonts w:ascii="宋体" w:hAnsi="宋体" w:eastAsia="宋体"/>
+                <w:color w:val="000000"/>
                 <w:sz w:val="21"/>
               </w:rPr>
               <w:t xml:space="preserve">系统应支持 RMS、方差、峰值、峭度等时域特征</w:t>
@@ -2167,6 +2295,7 @@
             <w:r>
               <w:rPr>
                 <w:rFonts w:ascii="宋体" w:hAnsi="宋体" w:eastAsia="宋体"/>
+                <w:color w:val="000000"/>
                 <w:sz w:val="21"/>
               </w:rPr>
               <w:t xml:space="preserve">高</w:t>
@@ -2185,6 +2314,7 @@
             <w:r>
               <w:rPr>
                 <w:rFonts w:ascii="宋体" w:hAnsi="宋体" w:eastAsia="宋体"/>
+                <w:color w:val="000000"/>
                 <w:sz w:val="21"/>
               </w:rPr>
               <w:t xml:space="preserve">FR-M2-04</w:t>
@@ -2201,6 +2331,7 @@
             <w:r>
               <w:rPr>
                 <w:rFonts w:ascii="宋体" w:hAnsi="宋体" w:eastAsia="宋体"/>
+                <w:color w:val="000000"/>
                 <w:sz w:val="21"/>
               </w:rPr>
               <w:t xml:space="preserve">系统应支持 FFT 相关频域特征提取</w:t>
@@ -2217,6 +2348,7 @@
             <w:r>
               <w:rPr>
                 <w:rFonts w:ascii="宋体" w:hAnsi="宋体" w:eastAsia="宋体"/>
+                <w:color w:val="000000"/>
                 <w:sz w:val="21"/>
               </w:rPr>
               <w:t xml:space="preserve">中</w:t>
@@ -2235,6 +2367,7 @@
             <w:r>
               <w:rPr>
                 <w:rFonts w:ascii="宋体" w:hAnsi="宋体" w:eastAsia="宋体"/>
+                <w:color w:val="000000"/>
                 <w:sz w:val="21"/>
               </w:rPr>
               <w:t xml:space="preserve">FR-M2-05</w:t>
@@ -2251,6 +2384,7 @@
             <w:r>
               <w:rPr>
                 <w:rFonts w:ascii="宋体" w:hAnsi="宋体" w:eastAsia="宋体"/>
+                <w:color w:val="000000"/>
                 <w:sz w:val="21"/>
               </w:rPr>
               <w:t xml:space="preserve">系统应支持原始序列直接建模与手工特征建模两种模式</w:t>
@@ -2267,6 +2401,7 @@
             <w:r>
               <w:rPr>
                 <w:rFonts w:ascii="宋体" w:hAnsi="宋体" w:eastAsia="宋体"/>
+                <w:color w:val="000000"/>
                 <w:sz w:val="21"/>
               </w:rPr>
               <w:t xml:space="preserve">高</w:t>
@@ -2284,6 +2419,7 @@
       <w:r>
         <w:rPr>
           <w:rFonts w:ascii="宋体" w:hAnsi="宋体" w:eastAsia="宋体"/>
+          <w:color w:val="000000"/>
         </w:rPr>
         <w:t xml:space="preserve">3.1.3 退化阶段划分与标签构造需求</w:t>
       </w:r>
@@ -2318,6 +2454,7 @@
               <w:rPr>
                 <w:rFonts w:ascii="宋体" w:hAnsi="宋体" w:eastAsia="宋体"/>
                 <w:b/>
+                <w:color w:val="000000"/>
                 <w:sz w:val="21"/>
               </w:rPr>
               <w:t xml:space="preserve">编号</w:t>
@@ -2338,6 +2475,7 @@
               <w:rPr>
                 <w:rFonts w:ascii="宋体" w:hAnsi="宋体" w:eastAsia="宋体"/>
                 <w:b/>
+                <w:color w:val="000000"/>
                 <w:sz w:val="21"/>
               </w:rPr>
               <w:t xml:space="preserve">需求描述</w:t>
@@ -2358,6 +2496,7 @@
               <w:rPr>
                 <w:rFonts w:ascii="宋体" w:hAnsi="宋体" w:eastAsia="宋体"/>
                 <w:b/>
+                <w:color w:val="000000"/>
                 <w:sz w:val="21"/>
               </w:rPr>
               <w:t xml:space="preserve">优先级</w:t>
@@ -2376,6 +2515,7 @@
             <w:r>
               <w:rPr>
                 <w:rFonts w:ascii="宋体" w:hAnsi="宋体" w:eastAsia="宋体"/>
+                <w:color w:val="000000"/>
                 <w:sz w:val="21"/>
               </w:rPr>
               <w:t xml:space="preserve">FR-M3-01</w:t>
@@ -2392,6 +2532,7 @@
             <w:r>
               <w:rPr>
                 <w:rFonts w:ascii="宋体" w:hAnsi="宋体" w:eastAsia="宋体"/>
+                <w:color w:val="000000"/>
                 <w:sz w:val="21"/>
               </w:rPr>
               <w:t xml:space="preserve">系统应支持 RUL 标签构造</w:t>
@@ -2408,6 +2549,7 @@
             <w:r>
               <w:rPr>
                 <w:rFonts w:ascii="宋体" w:hAnsi="宋体" w:eastAsia="宋体"/>
+                <w:color w:val="000000"/>
                 <w:sz w:val="21"/>
               </w:rPr>
               <w:t xml:space="preserve">高</w:t>
@@ -2426,6 +2568,7 @@
             <w:r>
               <w:rPr>
                 <w:rFonts w:ascii="宋体" w:hAnsi="宋体" w:eastAsia="宋体"/>
+                <w:color w:val="000000"/>
                 <w:sz w:val="21"/>
               </w:rPr>
               <w:t xml:space="preserve">FR-M3-02</w:t>
@@ -2442,6 +2585,7 @@
             <w:r>
               <w:rPr>
                 <w:rFonts w:ascii="宋体" w:hAnsi="宋体" w:eastAsia="宋体"/>
+                <w:color w:val="000000"/>
                 <w:sz w:val="21"/>
               </w:rPr>
               <w:t xml:space="preserve">系统应支持 3sigma 阶段划分策略</w:t>
@@ -2458,6 +2602,7 @@
             <w:r>
               <w:rPr>
                 <w:rFonts w:ascii="宋体" w:hAnsi="宋体" w:eastAsia="宋体"/>
+                <w:color w:val="000000"/>
                 <w:sz w:val="21"/>
               </w:rPr>
               <w:t xml:space="preserve">高</w:t>
@@ -2476,6 +2621,7 @@
             <w:r>
               <w:rPr>
                 <w:rFonts w:ascii="宋体" w:hAnsi="宋体" w:eastAsia="宋体"/>
+                <w:color w:val="000000"/>
                 <w:sz w:val="21"/>
               </w:rPr>
               <w:t xml:space="preserve">FR-M3-03</w:t>
@@ -2492,6 +2638,7 @@
             <w:r>
               <w:rPr>
                 <w:rFonts w:ascii="宋体" w:hAnsi="宋体" w:eastAsia="宋体"/>
+                <w:color w:val="000000"/>
                 <w:sz w:val="21"/>
               </w:rPr>
               <w:t xml:space="preserve">系统应支持 FPT 阶段划分策略</w:t>
@@ -2508,6 +2655,7 @@
             <w:r>
               <w:rPr>
                 <w:rFonts w:ascii="宋体" w:hAnsi="宋体" w:eastAsia="宋体"/>
+                <w:color w:val="000000"/>
                 <w:sz w:val="21"/>
               </w:rPr>
               <w:t xml:space="preserve">中</w:t>
@@ -2526,6 +2674,7 @@
             <w:r>
               <w:rPr>
                 <w:rFonts w:ascii="宋体" w:hAnsi="宋体" w:eastAsia="宋体"/>
+                <w:color w:val="000000"/>
                 <w:sz w:val="21"/>
               </w:rPr>
               <w:t xml:space="preserve">FR-M3-04</w:t>
@@ -2542,6 +2691,7 @@
             <w:r>
               <w:rPr>
                 <w:rFonts w:ascii="宋体" w:hAnsi="宋体" w:eastAsia="宋体"/>
+                <w:color w:val="000000"/>
                 <w:sz w:val="21"/>
               </w:rPr>
               <w:t xml:space="preserve">系统应支持健康指标序列标签构造</w:t>
@@ -2558,6 +2708,7 @@
             <w:r>
               <w:rPr>
                 <w:rFonts w:ascii="宋体" w:hAnsi="宋体" w:eastAsia="宋体"/>
+                <w:color w:val="000000"/>
                 <w:sz w:val="21"/>
               </w:rPr>
               <w:t xml:space="preserve">中</w:t>
@@ -2575,6 +2726,7 @@
       <w:r>
         <w:rPr>
           <w:rFonts w:ascii="宋体" w:hAnsi="宋体" w:eastAsia="宋体"/>
+          <w:color w:val="000000"/>
         </w:rPr>
         <w:t xml:space="preserve">3.1.4 模型训练与预测需求</w:t>
       </w:r>
@@ -2609,6 +2761,7 @@
               <w:rPr>
                 <w:rFonts w:ascii="宋体" w:hAnsi="宋体" w:eastAsia="宋体"/>
                 <w:b/>
+                <w:color w:val="000000"/>
                 <w:sz w:val="21"/>
               </w:rPr>
               <w:t xml:space="preserve">编号</w:t>
@@ -2629,6 +2782,7 @@
               <w:rPr>
                 <w:rFonts w:ascii="宋体" w:hAnsi="宋体" w:eastAsia="宋体"/>
                 <w:b/>
+                <w:color w:val="000000"/>
                 <w:sz w:val="21"/>
               </w:rPr>
               <w:t xml:space="preserve">需求描述</w:t>
@@ -2649,6 +2803,7 @@
               <w:rPr>
                 <w:rFonts w:ascii="宋体" w:hAnsi="宋体" w:eastAsia="宋体"/>
                 <w:b/>
+                <w:color w:val="000000"/>
                 <w:sz w:val="21"/>
               </w:rPr>
               <w:t xml:space="preserve">优先级</w:t>
@@ -2667,6 +2822,7 @@
             <w:r>
               <w:rPr>
                 <w:rFonts w:ascii="宋体" w:hAnsi="宋体" w:eastAsia="宋体"/>
+                <w:color w:val="000000"/>
                 <w:sz w:val="21"/>
               </w:rPr>
               <w:t xml:space="preserve">FR-M4-01</w:t>
@@ -2683,6 +2839,7 @@
             <w:r>
               <w:rPr>
                 <w:rFonts w:ascii="宋体" w:hAnsi="宋体" w:eastAsia="宋体"/>
+                <w:color w:val="000000"/>
                 <w:sz w:val="21"/>
               </w:rPr>
               <w:t xml:space="preserve">系统应支持 CNN、RNN、Transformer、MLP 等模型接入</w:t>
@@ -2699,6 +2856,7 @@
             <w:r>
               <w:rPr>
                 <w:rFonts w:ascii="宋体" w:hAnsi="宋体" w:eastAsia="宋体"/>
+                <w:color w:val="000000"/>
                 <w:sz w:val="21"/>
               </w:rPr>
               <w:t xml:space="preserve">高</w:t>
@@ -2717,6 +2875,7 @@
             <w:r>
               <w:rPr>
                 <w:rFonts w:ascii="宋体" w:hAnsi="宋体" w:eastAsia="宋体"/>
+                <w:color w:val="000000"/>
                 <w:sz w:val="21"/>
               </w:rPr>
               <w:t xml:space="preserve">FR-M4-02</w:t>
@@ -2733,6 +2892,7 @@
             <w:r>
               <w:rPr>
                 <w:rFonts w:ascii="宋体" w:hAnsi="宋体" w:eastAsia="宋体"/>
+                <w:color w:val="000000"/>
                 <w:sz w:val="21"/>
               </w:rPr>
               <w:t xml:space="preserve">系统应支持直接预测与滚动预测</w:t>
@@ -2749,6 +2909,7 @@
             <w:r>
               <w:rPr>
                 <w:rFonts w:ascii="宋体" w:hAnsi="宋体" w:eastAsia="宋体"/>
+                <w:color w:val="000000"/>
                 <w:sz w:val="21"/>
               </w:rPr>
               <w:t xml:space="preserve">高</w:t>
@@ -2767,6 +2928,7 @@
             <w:r>
               <w:rPr>
                 <w:rFonts w:ascii="宋体" w:hAnsi="宋体" w:eastAsia="宋体"/>
+                <w:color w:val="000000"/>
                 <w:sz w:val="21"/>
               </w:rPr>
               <w:t xml:space="preserve">FR-M4-03</w:t>
@@ -2783,6 +2945,7 @@
             <w:r>
               <w:rPr>
                 <w:rFonts w:ascii="宋体" w:hAnsi="宋体" w:eastAsia="宋体"/>
+                <w:color w:val="000000"/>
                 <w:sz w:val="21"/>
               </w:rPr>
               <w:t xml:space="preserve">系统应提供 Monte Carlo Dropout 不确定性预测接口</w:t>
@@ -2799,6 +2962,7 @@
             <w:r>
               <w:rPr>
                 <w:rFonts w:ascii="宋体" w:hAnsi="宋体" w:eastAsia="宋体"/>
+                <w:color w:val="000000"/>
                 <w:sz w:val="21"/>
               </w:rPr>
               <w:t xml:space="preserve">中</w:t>
@@ -2817,6 +2981,7 @@
             <w:r>
               <w:rPr>
                 <w:rFonts w:ascii="宋体" w:hAnsi="宋体" w:eastAsia="宋体"/>
+                <w:color w:val="000000"/>
                 <w:sz w:val="21"/>
               </w:rPr>
               <w:t xml:space="preserve">FR-M4-04</w:t>
@@ -2833,6 +2998,7 @@
             <w:r>
               <w:rPr>
                 <w:rFonts w:ascii="宋体" w:hAnsi="宋体" w:eastAsia="宋体"/>
+                <w:color w:val="000000"/>
                 <w:sz w:val="21"/>
               </w:rPr>
               <w:t xml:space="preserve">系统应支持自定义 Epoch 级回调</w:t>
@@ -2849,6 +3015,7 @@
             <w:r>
               <w:rPr>
                 <w:rFonts w:ascii="宋体" w:hAnsi="宋体" w:eastAsia="宋体"/>
+                <w:color w:val="000000"/>
                 <w:sz w:val="21"/>
               </w:rPr>
               <w:t xml:space="preserve">高</w:t>
@@ -2867,6 +3034,7 @@
             <w:r>
               <w:rPr>
                 <w:rFonts w:ascii="宋体" w:hAnsi="宋体" w:eastAsia="宋体"/>
+                <w:color w:val="000000"/>
                 <w:sz w:val="21"/>
               </w:rPr>
               <w:t xml:space="preserve">FR-M4-05</w:t>
@@ -2883,6 +3051,7 @@
             <w:r>
               <w:rPr>
                 <w:rFonts w:ascii="宋体" w:hAnsi="宋体" w:eastAsia="宋体"/>
+                <w:color w:val="000000"/>
                 <w:sz w:val="21"/>
               </w:rPr>
               <w:t xml:space="preserve">系统应内置 EarlyStopping 回调</w:t>
@@ -2899,6 +3068,7 @@
             <w:r>
               <w:rPr>
                 <w:rFonts w:ascii="宋体" w:hAnsi="宋体" w:eastAsia="宋体"/>
+                <w:color w:val="000000"/>
                 <w:sz w:val="21"/>
               </w:rPr>
               <w:t xml:space="preserve">高</w:t>
@@ -2917,6 +3087,7 @@
             <w:r>
               <w:rPr>
                 <w:rFonts w:ascii="宋体" w:hAnsi="宋体" w:eastAsia="宋体"/>
+                <w:color w:val="000000"/>
                 <w:sz w:val="21"/>
               </w:rPr>
               <w:t xml:space="preserve">FR-M4-06</w:t>
@@ -2933,6 +3104,7 @@
             <w:r>
               <w:rPr>
                 <w:rFonts w:ascii="宋体" w:hAnsi="宋体" w:eastAsia="宋体"/>
+                <w:color w:val="000000"/>
                 <w:sz w:val="21"/>
               </w:rPr>
               <w:t xml:space="preserve">系统应提供 TensorBoard 回调；当本地依赖可用时输出事件日志</w:t>
@@ -2949,6 +3121,7 @@
             <w:r>
               <w:rPr>
                 <w:rFonts w:ascii="宋体" w:hAnsi="宋体" w:eastAsia="宋体"/>
+                <w:color w:val="000000"/>
                 <w:sz w:val="21"/>
               </w:rPr>
               <w:t xml:space="preserve">中</w:t>
@@ -2967,6 +3140,7 @@
             <w:r>
               <w:rPr>
                 <w:rFonts w:ascii="宋体" w:hAnsi="宋体" w:eastAsia="宋体"/>
+                <w:color w:val="000000"/>
                 <w:sz w:val="21"/>
               </w:rPr>
               <w:t xml:space="preserve">FR-M4-07</w:t>
@@ -2983,6 +3157,7 @@
             <w:r>
               <w:rPr>
                 <w:rFonts w:ascii="宋体" w:hAnsi="宋体" w:eastAsia="宋体"/>
+                <w:color w:val="000000"/>
                 <w:sz w:val="21"/>
               </w:rPr>
               <w:t xml:space="preserve">系统应记录梯度范数，并支持异常阈值告警</w:t>
@@ -2999,6 +3174,7 @@
             <w:r>
               <w:rPr>
                 <w:rFonts w:ascii="宋体" w:hAnsi="宋体" w:eastAsia="宋体"/>
+                <w:color w:val="000000"/>
                 <w:sz w:val="21"/>
               </w:rPr>
               <w:t xml:space="preserve">高</w:t>
@@ -3016,6 +3192,7 @@
       <w:r>
         <w:rPr>
           <w:rFonts w:ascii="宋体" w:hAnsi="宋体" w:eastAsia="宋体"/>
+          <w:color w:val="000000"/>
         </w:rPr>
         <w:t xml:space="preserve">3.1.5 评估、可视化与实验管理需求</w:t>
       </w:r>
@@ -3050,6 +3227,7 @@
               <w:rPr>
                 <w:rFonts w:ascii="宋体" w:hAnsi="宋体" w:eastAsia="宋体"/>
                 <w:b/>
+                <w:color w:val="000000"/>
                 <w:sz w:val="21"/>
               </w:rPr>
               <w:t xml:space="preserve">编号</w:t>
@@ -3070,6 +3248,7 @@
               <w:rPr>
                 <w:rFonts w:ascii="宋体" w:hAnsi="宋体" w:eastAsia="宋体"/>
                 <w:b/>
+                <w:color w:val="000000"/>
                 <w:sz w:val="21"/>
               </w:rPr>
               <w:t xml:space="preserve">需求描述</w:t>
@@ -3090,6 +3269,7 @@
               <w:rPr>
                 <w:rFonts w:ascii="宋体" w:hAnsi="宋体" w:eastAsia="宋体"/>
                 <w:b/>
+                <w:color w:val="000000"/>
                 <w:sz w:val="21"/>
               </w:rPr>
               <w:t xml:space="preserve">优先级</w:t>
@@ -3108,6 +3288,7 @@
             <w:r>
               <w:rPr>
                 <w:rFonts w:ascii="宋体" w:hAnsi="宋体" w:eastAsia="宋体"/>
+                <w:color w:val="000000"/>
                 <w:sz w:val="21"/>
               </w:rPr>
               <w:t xml:space="preserve">FR-M5-01</w:t>
@@ -3124,6 +3305,7 @@
             <w:r>
               <w:rPr>
                 <w:rFonts w:ascii="宋体" w:hAnsi="宋体" w:eastAsia="宋体"/>
+                <w:color w:val="000000"/>
                 <w:sz w:val="21"/>
               </w:rPr>
               <w:t xml:space="preserve">系统应支持 MAE、MSE、RMSE、MAPE 指标</w:t>
@@ -3140,6 +3322,7 @@
             <w:r>
               <w:rPr>
                 <w:rFonts w:ascii="宋体" w:hAnsi="宋体" w:eastAsia="宋体"/>
+                <w:color w:val="000000"/>
                 <w:sz w:val="21"/>
               </w:rPr>
               <w:t xml:space="preserve">高</w:t>
@@ -3158,6 +3341,7 @@
             <w:r>
               <w:rPr>
                 <w:rFonts w:ascii="宋体" w:hAnsi="宋体" w:eastAsia="宋体"/>
+                <w:color w:val="000000"/>
                 <w:sz w:val="21"/>
               </w:rPr>
               <w:t xml:space="preserve">FR-M5-02</w:t>
@@ -3174,6 +3358,7 @@
             <w:r>
               <w:rPr>
                 <w:rFonts w:ascii="宋体" w:hAnsi="宋体" w:eastAsia="宋体"/>
+                <w:color w:val="000000"/>
                 <w:sz w:val="21"/>
               </w:rPr>
               <w:t xml:space="preserve">系统应支持 PHM2012 Score 和 PHM/RUL 非对称惩罚 Score</w:t>
@@ -3190,6 +3375,7 @@
             <w:r>
               <w:rPr>
                 <w:rFonts w:ascii="宋体" w:hAnsi="宋体" w:eastAsia="宋体"/>
+                <w:color w:val="000000"/>
                 <w:sz w:val="21"/>
               </w:rPr>
               <w:t xml:space="preserve">高</w:t>
@@ -3208,6 +3394,7 @@
             <w:r>
               <w:rPr>
                 <w:rFonts w:ascii="宋体" w:hAnsi="宋体" w:eastAsia="宋体"/>
+                <w:color w:val="000000"/>
                 <w:sz w:val="21"/>
               </w:rPr>
               <w:t xml:space="preserve">FR-M5-03</w:t>
@@ -3224,6 +3411,7 @@
             <w:r>
               <w:rPr>
                 <w:rFonts w:ascii="宋体" w:hAnsi="宋体" w:eastAsia="宋体"/>
+                <w:color w:val="000000"/>
                 <w:sz w:val="21"/>
               </w:rPr>
               <w:t xml:space="preserve">系统应支持误差分布图、退化阶段图、预测曲线和注意力热图导出</w:t>
@@ -3240,6 +3428,7 @@
             <w:r>
               <w:rPr>
                 <w:rFonts w:ascii="宋体" w:hAnsi="宋体" w:eastAsia="宋体"/>
+                <w:color w:val="000000"/>
                 <w:sz w:val="21"/>
               </w:rPr>
               <w:t xml:space="preserve">高</w:t>
@@ -3258,6 +3447,7 @@
             <w:r>
               <w:rPr>
                 <w:rFonts w:ascii="宋体" w:hAnsi="宋体" w:eastAsia="宋体"/>
+                <w:color w:val="000000"/>
                 <w:sz w:val="21"/>
               </w:rPr>
               <w:t xml:space="preserve">FR-M5-04</w:t>
@@ -3274,6 +3464,7 @@
             <w:r>
               <w:rPr>
                 <w:rFonts w:ascii="宋体" w:hAnsi="宋体" w:eastAsia="宋体"/>
+                <w:color w:val="000000"/>
                 <w:sz w:val="21"/>
               </w:rPr>
               <w:t xml:space="preserve">系统应自动记录训练配置、模型结构、采样策略、超参数和结果</w:t>
@@ -3290,6 +3481,7 @@
             <w:r>
               <w:rPr>
                 <w:rFonts w:ascii="宋体" w:hAnsi="宋体" w:eastAsia="宋体"/>
+                <w:color w:val="000000"/>
                 <w:sz w:val="21"/>
               </w:rPr>
               <w:t xml:space="preserve">高</w:t>
@@ -3308,6 +3500,7 @@
             <w:r>
               <w:rPr>
                 <w:rFonts w:ascii="宋体" w:hAnsi="宋体" w:eastAsia="宋体"/>
+                <w:color w:val="000000"/>
                 <w:sz w:val="21"/>
               </w:rPr>
               <w:t xml:space="preserve">FR-M5-05</w:t>
@@ -3324,6 +3517,7 @@
             <w:r>
               <w:rPr>
                 <w:rFonts w:ascii="宋体" w:hAnsi="宋体" w:eastAsia="宋体"/>
+                <w:color w:val="000000"/>
                 <w:sz w:val="21"/>
               </w:rPr>
               <w:t xml:space="preserve">系统应导出历史记录、预测结果、模型检查点和日志文件</w:t>
@@ -3340,6 +3534,7 @@
             <w:r>
               <w:rPr>
                 <w:rFonts w:ascii="宋体" w:hAnsi="宋体" w:eastAsia="宋体"/>
+                <w:color w:val="000000"/>
                 <w:sz w:val="21"/>
               </w:rPr>
               <w:t xml:space="preserve">高</w:t>
@@ -3358,6 +3553,7 @@
       <w:r>
         <w:rPr>
           <w:rFonts w:ascii="宋体" w:hAnsi="宋体" w:eastAsia="宋体"/>
+          <w:color w:val="000000"/>
         </w:rPr>
         <w:t xml:space="preserve">3.2 外部接口需求</w:t>
       </w:r>
@@ -3370,6 +3566,7 @@
       <w:r>
         <w:rPr>
           <w:rFonts w:ascii="宋体" w:hAnsi="宋体" w:eastAsia="宋体"/>
+          <w:color w:val="000000"/>
         </w:rPr>
         <w:t xml:space="preserve">3.2.1 用户接口</w:t>
       </w:r>
@@ -3383,30 +3580,35 @@
       <w:r>
         <w:rPr>
           <w:rFonts w:ascii="宋体" w:hAnsi="宋体" w:eastAsia="宋体"/>
+          <w:color w:val="000000"/>
         </w:rPr>
         <w:t xml:space="preserve">系统至少提供 Python API 调用方式，并在主程序中提供</w:t>
       </w:r>
       <w:r>
         <w:rPr>
           <w:rFonts w:ascii="宋体" w:hAnsi="宋体" w:eastAsia="宋体"/>
+          <w:color w:val="000000"/>
         </w:rPr>
         <w:t xml:space="preserve">“</w:t>
       </w:r>
       <w:r>
         <w:rPr>
           <w:rFonts w:ascii="宋体" w:hAnsi="宋体" w:eastAsia="宋体"/>
+          <w:color w:val="000000"/>
         </w:rPr>
         <w:t xml:space="preserve">加载数据、构建数据集、训练、测试、评估</w:t>
       </w:r>
       <w:r>
         <w:rPr>
           <w:rFonts w:ascii="宋体" w:hAnsi="宋体" w:eastAsia="宋体"/>
+          <w:color w:val="000000"/>
         </w:rPr>
         <w:t xml:space="preserve">”</w:t>
       </w:r>
       <w:r>
         <w:rPr>
           <w:rFonts w:ascii="宋体" w:hAnsi="宋体" w:eastAsia="宋体"/>
+          <w:color w:val="000000"/>
         </w:rPr>
         <w:t xml:space="preserve">的示例流程。</w:t>
       </w:r>
@@ -3420,6 +3622,7 @@
       <w:r>
         <w:rPr>
           <w:rFonts w:ascii="宋体" w:hAnsi="宋体" w:eastAsia="宋体"/>
+          <w:color w:val="000000"/>
         </w:rPr>
         <w:t xml:space="preserve">3.2.2 文件接口</w:t>
       </w:r>
@@ -3437,6 +3640,7 @@
       <w:r>
         <w:rPr>
           <w:rFonts w:ascii="宋体" w:hAnsi="宋体" w:eastAsia="宋体"/>
+          <w:color w:val="000000"/>
         </w:rPr>
         <w:t xml:space="preserve">输入接口：支持读取 CSV、目录式数据集和解压后的官方数据目录。</w:t>
       </w:r>
@@ -3454,6 +3658,7 @@
       <w:r>
         <w:rPr>
           <w:rFonts w:ascii="宋体" w:hAnsi="宋体" w:eastAsia="宋体"/>
+          <w:color w:val="000000"/>
         </w:rPr>
         <w:t xml:space="preserve">输出接口：支持导出 CSV、PKL、JSON、YAML、PNG 和模型检查点文件。</w:t>
       </w:r>
@@ -3467,6 +3672,7 @@
       <w:r>
         <w:rPr>
           <w:rFonts w:ascii="宋体" w:hAnsi="宋体" w:eastAsia="宋体"/>
+          <w:color w:val="000000"/>
         </w:rPr>
         <w:t xml:space="preserve">3.2.3 软件接口</w:t>
       </w:r>
@@ -3480,6 +3686,7 @@
       <w:r>
         <w:rPr>
           <w:rFonts w:ascii="宋体" w:hAnsi="宋体" w:eastAsia="宋体"/>
+          <w:color w:val="000000"/>
         </w:rPr>
         <w:t xml:space="preserve">系统依赖以下核心软件接口：</w:t>
       </w:r>
@@ -3497,6 +3704,7 @@
       <w:r>
         <w:rPr>
           <w:rFonts w:ascii="宋体" w:hAnsi="宋体" w:eastAsia="宋体"/>
+          <w:color w:val="000000"/>
         </w:rPr>
         <w:t xml:space="preserve">NumPy / Pandas 用于数据处理。</w:t>
       </w:r>
@@ -3514,6 +3722,7 @@
       <w:r>
         <w:rPr>
           <w:rFonts w:ascii="宋体" w:hAnsi="宋体" w:eastAsia="宋体"/>
+          <w:color w:val="000000"/>
         </w:rPr>
         <w:t xml:space="preserve">PyTorch 用于模型训练。</w:t>
       </w:r>
@@ -3531,6 +3740,7 @@
       <w:r>
         <w:rPr>
           <w:rFonts w:ascii="宋体" w:hAnsi="宋体" w:eastAsia="宋体"/>
+          <w:color w:val="000000"/>
         </w:rPr>
         <w:t xml:space="preserve">Scikit-learn 用于指标与部分基线算法。</w:t>
       </w:r>
@@ -3548,6 +3758,7 @@
       <w:r>
         <w:rPr>
           <w:rFonts w:ascii="宋体" w:hAnsi="宋体" w:eastAsia="宋体"/>
+          <w:color w:val="000000"/>
         </w:rPr>
         <w:t xml:space="preserve">TensorBoard 用于训练过程可视化；若本地未安装对应可选依赖，系统应能跳过 TensorBoard 验证而不影响主训练流程。</w:t>
       </w:r>
@@ -3562,6 +3773,7 @@
       <w:r>
         <w:rPr>
           <w:rFonts w:ascii="宋体" w:hAnsi="宋体" w:eastAsia="宋体"/>
+          <w:color w:val="000000"/>
         </w:rPr>
         <w:t xml:space="preserve">3.3 数据需求</w:t>
       </w:r>
@@ -3596,6 +3808,7 @@
               <w:rPr>
                 <w:rFonts w:ascii="宋体" w:hAnsi="宋体" w:eastAsia="宋体"/>
                 <w:b/>
+                <w:color w:val="000000"/>
                 <w:sz w:val="21"/>
               </w:rPr>
               <w:t xml:space="preserve">编号</w:t>
@@ -3616,6 +3829,7 @@
               <w:rPr>
                 <w:rFonts w:ascii="宋体" w:hAnsi="宋体" w:eastAsia="宋体"/>
                 <w:b/>
+                <w:color w:val="000000"/>
                 <w:sz w:val="21"/>
               </w:rPr>
               <w:t xml:space="preserve">数据需求</w:t>
@@ -3634,6 +3848,7 @@
             <w:r>
               <w:rPr>
                 <w:rFonts w:ascii="宋体" w:hAnsi="宋体" w:eastAsia="宋体"/>
+                <w:color w:val="000000"/>
                 <w:sz w:val="21"/>
               </w:rPr>
               <w:t xml:space="preserve">DR-01</w:t>
@@ -3650,6 +3865,7 @@
             <w:r>
               <w:rPr>
                 <w:rFonts w:ascii="宋体" w:hAnsi="宋体" w:eastAsia="宋体"/>
+                <w:color w:val="000000"/>
                 <w:sz w:val="21"/>
               </w:rPr>
               <w:t xml:space="preserve">系统应支持水平振动、垂直振动和温度等多通道数据组织</w:t>
@@ -3668,6 +3884,7 @@
             <w:r>
               <w:rPr>
                 <w:rFonts w:ascii="宋体" w:hAnsi="宋体" w:eastAsia="宋体"/>
+                <w:color w:val="000000"/>
                 <w:sz w:val="21"/>
               </w:rPr>
               <w:t xml:space="preserve">DR-02</w:t>
@@ -3684,6 +3901,7 @@
             <w:r>
               <w:rPr>
                 <w:rFonts w:ascii="宋体" w:hAnsi="宋体" w:eastAsia="宋体"/>
+                <w:color w:val="000000"/>
                 <w:sz w:val="21"/>
               </w:rPr>
               <w:t xml:space="preserve">系统应保留样本来源、时间步、窗口索引和实体标识等元数据</w:t>
@@ -3702,6 +3920,7 @@
             <w:r>
               <w:rPr>
                 <w:rFonts w:ascii="宋体" w:hAnsi="宋体" w:eastAsia="宋体"/>
+                <w:color w:val="000000"/>
                 <w:sz w:val="21"/>
               </w:rPr>
               <w:t xml:space="preserve">DR-03</w:t>
@@ -3718,6 +3937,7 @@
             <w:r>
               <w:rPr>
                 <w:rFonts w:ascii="宋体" w:hAnsi="宋体" w:eastAsia="宋体"/>
+                <w:color w:val="000000"/>
                 <w:sz w:val="21"/>
               </w:rPr>
               <w:t xml:space="preserve">系统应支持训练集、验证集和测试集划分</w:t>
@@ -3736,6 +3956,7 @@
             <w:r>
               <w:rPr>
                 <w:rFonts w:ascii="宋体" w:hAnsi="宋体" w:eastAsia="宋体"/>
+                <w:color w:val="000000"/>
                 <w:sz w:val="21"/>
               </w:rPr>
               <w:t xml:space="preserve">DR-04</w:t>
@@ -3752,6 +3973,7 @@
             <w:r>
               <w:rPr>
                 <w:rFonts w:ascii="宋体" w:hAnsi="宋体" w:eastAsia="宋体"/>
+                <w:color w:val="000000"/>
                 <w:sz w:val="21"/>
               </w:rPr>
               <w:t xml:space="preserve">系统应支持中间数据集和预测结果持久化</w:t>
@@ -3769,6 +3991,7 @@
       <w:r>
         <w:rPr>
           <w:rFonts w:ascii="宋体" w:hAnsi="宋体" w:eastAsia="宋体"/>
+          <w:color w:val="000000"/>
         </w:rPr>
         <w:t xml:space="preserve">3.4 性能需求</w:t>
       </w:r>
@@ -3803,6 +4026,7 @@
               <w:rPr>
                 <w:rFonts w:ascii="宋体" w:hAnsi="宋体" w:eastAsia="宋体"/>
                 <w:b/>
+                <w:color w:val="000000"/>
                 <w:sz w:val="21"/>
               </w:rPr>
               <w:t xml:space="preserve">编号</w:t>
@@ -3823,6 +4047,7 @@
               <w:rPr>
                 <w:rFonts w:ascii="宋体" w:hAnsi="宋体" w:eastAsia="宋体"/>
                 <w:b/>
+                <w:color w:val="000000"/>
                 <w:sz w:val="21"/>
               </w:rPr>
               <w:t xml:space="preserve">性能需求</w:t>
@@ -3841,6 +4066,7 @@
             <w:r>
               <w:rPr>
                 <w:rFonts w:ascii="宋体" w:hAnsi="宋体" w:eastAsia="宋体"/>
+                <w:color w:val="000000"/>
                 <w:sz w:val="21"/>
               </w:rPr>
               <w:t xml:space="preserve">PR-01</w:t>
@@ -3857,6 +4083,7 @@
             <w:r>
               <w:rPr>
                 <w:rFonts w:ascii="宋体" w:hAnsi="宋体" w:eastAsia="宋体"/>
+                <w:color w:val="000000"/>
                 <w:sz w:val="21"/>
               </w:rPr>
               <w:t xml:space="preserve">小规模实验应能在个人电脑上完成训练和测试</w:t>
@@ -3875,6 +4102,7 @@
             <w:r>
               <w:rPr>
                 <w:rFonts w:ascii="宋体" w:hAnsi="宋体" w:eastAsia="宋体"/>
+                <w:color w:val="000000"/>
                 <w:sz w:val="21"/>
               </w:rPr>
               <w:t xml:space="preserve">PR-02</w:t>
@@ -3891,6 +4119,7 @@
             <w:r>
               <w:rPr>
                 <w:rFonts w:ascii="宋体" w:hAnsi="宋体" w:eastAsia="宋体"/>
+                <w:color w:val="000000"/>
                 <w:sz w:val="21"/>
               </w:rPr>
               <w:t xml:space="preserve">数据加载和预处理过程应支持离线缓存和复用</w:t>
@@ -3909,6 +4138,7 @@
             <w:r>
               <w:rPr>
                 <w:rFonts w:ascii="宋体" w:hAnsi="宋体" w:eastAsia="宋体"/>
+                <w:color w:val="000000"/>
                 <w:sz w:val="21"/>
               </w:rPr>
               <w:t xml:space="preserve">PR-03</w:t>
@@ -3925,6 +4155,7 @@
             <w:r>
               <w:rPr>
                 <w:rFonts w:ascii="宋体" w:hAnsi="宋体" w:eastAsia="宋体"/>
+                <w:color w:val="000000"/>
                 <w:sz w:val="21"/>
               </w:rPr>
               <w:t xml:space="preserve">训练过程应能实时输出关键指标，不得完全黑盒运行</w:t>
@@ -3942,6 +4173,7 @@
       <w:r>
         <w:rPr>
           <w:rFonts w:ascii="宋体" w:hAnsi="宋体" w:eastAsia="宋体"/>
+          <w:color w:val="000000"/>
         </w:rPr>
         <w:t xml:space="preserve">3.5 安全性需求</w:t>
       </w:r>
@@ -3955,6 +4187,7 @@
       <w:r>
         <w:rPr>
           <w:rFonts w:ascii="宋体" w:hAnsi="宋体" w:eastAsia="宋体"/>
+          <w:color w:val="000000"/>
         </w:rPr>
         <w:t xml:space="preserve">本项目不涉及网络用户登录和敏感隐私数据，但应保证：</w:t>
       </w:r>
@@ -3972,6 +4205,7 @@
       <w:r>
         <w:rPr>
           <w:rFonts w:ascii="宋体" w:hAnsi="宋体" w:eastAsia="宋体"/>
+          <w:color w:val="000000"/>
         </w:rPr>
         <w:t xml:space="preserve">不对原始数据文件进行破坏性修改。</w:t>
       </w:r>
@@ -3989,6 +4223,7 @@
       <w:r>
         <w:rPr>
           <w:rFonts w:ascii="宋体" w:hAnsi="宋体" w:eastAsia="宋体"/>
+          <w:color w:val="000000"/>
         </w:rPr>
         <w:t xml:space="preserve">导出结果不覆盖未经确认的重要文件。</w:t>
       </w:r>
@@ -4006,6 +4241,7 @@
       <w:r>
         <w:rPr>
           <w:rFonts w:ascii="宋体" w:hAnsi="宋体" w:eastAsia="宋体"/>
+          <w:color w:val="000000"/>
         </w:rPr>
         <w:t xml:space="preserve">对异常情况给出明确报错，避免静默失败。</w:t>
       </w:r>
@@ -4019,6 +4255,7 @@
       <w:r>
         <w:rPr>
           <w:rFonts w:ascii="宋体" w:hAnsi="宋体" w:eastAsia="宋体"/>
+          <w:color w:val="000000"/>
         </w:rPr>
         <w:t xml:space="preserve">3.6 可用性需求</w:t>
       </w:r>
@@ -4036,6 +4273,7 @@
       <w:r>
         <w:rPr>
           <w:rFonts w:ascii="宋体" w:hAnsi="宋体" w:eastAsia="宋体"/>
+          <w:color w:val="000000"/>
         </w:rPr>
         <w:t xml:space="preserve">主要功能应可通过统一 API 调用。</w:t>
       </w:r>
@@ -4053,6 +4291,7 @@
       <w:r>
         <w:rPr>
           <w:rFonts w:ascii="宋体" w:hAnsi="宋体" w:eastAsia="宋体"/>
+          <w:color w:val="000000"/>
         </w:rPr>
         <w:t xml:space="preserve">训练流程应有默认配置，便于快速运行示例。</w:t>
       </w:r>
@@ -4070,6 +4309,7 @@
       <w:r>
         <w:rPr>
           <w:rFonts w:ascii="宋体" w:hAnsi="宋体" w:eastAsia="宋体"/>
+          <w:color w:val="000000"/>
         </w:rPr>
         <w:t xml:space="preserve">输出图表和日志应具备可读性，便于答辩展示。</w:t>
       </w:r>
@@ -4083,6 +4323,7 @@
       <w:r>
         <w:rPr>
           <w:rFonts w:ascii="宋体" w:hAnsi="宋体" w:eastAsia="宋体"/>
+          <w:color w:val="000000"/>
         </w:rPr>
         <w:t xml:space="preserve">3.7 可维护性需求</w:t>
       </w:r>
@@ -4100,6 +4341,7 @@
       <w:r>
         <w:rPr>
           <w:rFonts w:ascii="宋体" w:hAnsi="宋体" w:eastAsia="宋体"/>
+          <w:color w:val="000000"/>
         </w:rPr>
         <w:t xml:space="preserve">模块边界清晰，便于新增数据集和模型。</w:t>
       </w:r>
@@ -4117,6 +4359,7 @@
       <w:r>
         <w:rPr>
           <w:rFonts w:ascii="宋体" w:hAnsi="宋体" w:eastAsia="宋体"/>
+          <w:color w:val="000000"/>
         </w:rPr>
         <w:t xml:space="preserve">代码结构应与文档结构保持一致。</w:t>
       </w:r>
@@ -4134,6 +4377,7 @@
       <w:r>
         <w:rPr>
           <w:rFonts w:ascii="宋体" w:hAnsi="宋体" w:eastAsia="宋体"/>
+          <w:color w:val="000000"/>
         </w:rPr>
         <w:t xml:space="preserve">测试计划应能覆盖关键功能链路。</w:t>
       </w:r>
@@ -4147,6 +4391,7 @@
       <w:r>
         <w:rPr>
           <w:rFonts w:ascii="宋体" w:hAnsi="宋体" w:eastAsia="宋体"/>
+          <w:color w:val="000000"/>
         </w:rPr>
         <w:t xml:space="preserve">3.8 关键需求追踪矩阵</w:t>
       </w:r>
@@ -4186,6 +4431,7 @@
               <w:rPr>
                 <w:rFonts w:ascii="宋体" w:hAnsi="宋体" w:eastAsia="宋体"/>
                 <w:b/>
+                <w:color w:val="000000"/>
                 <w:sz w:val="21"/>
               </w:rPr>
               <w:t xml:space="preserve">需求编号</w:t>
@@ -4206,6 +4452,7 @@
               <w:rPr>
                 <w:rFonts w:ascii="宋体" w:hAnsi="宋体" w:eastAsia="宋体"/>
                 <w:b/>
+                <w:color w:val="000000"/>
                 <w:sz w:val="21"/>
               </w:rPr>
               <w:t xml:space="preserve">需求说明</w:t>
@@ -4226,6 +4473,7 @@
               <w:rPr>
                 <w:rFonts w:ascii="宋体" w:hAnsi="宋体" w:eastAsia="宋体"/>
                 <w:b/>
+                <w:color w:val="000000"/>
                 <w:sz w:val="21"/>
               </w:rPr>
               <w:t xml:space="preserve">设计/实现位置</w:t>
@@ -4246,6 +4494,7 @@
               <w:rPr>
                 <w:rFonts w:ascii="宋体" w:hAnsi="宋体" w:eastAsia="宋体"/>
                 <w:b/>
+                <w:color w:val="000000"/>
                 <w:sz w:val="21"/>
               </w:rPr>
               <w:t xml:space="preserve">验证方式</w:t>
@@ -4264,6 +4513,7 @@
             <w:r>
               <w:rPr>
                 <w:rFonts w:ascii="宋体" w:hAnsi="宋体" w:eastAsia="宋体"/>
+                <w:color w:val="000000"/>
                 <w:sz w:val="21"/>
               </w:rPr>
               <w:t xml:space="preserve">FR-M1-01</w:t>
@@ -4280,6 +4530,7 @@
             <w:r>
               <w:rPr>
                 <w:rFonts w:ascii="宋体" w:hAnsi="宋体" w:eastAsia="宋体"/>
+                <w:color w:val="000000"/>
                 <w:sz w:val="21"/>
               </w:rPr>
               <w:t xml:space="preserve">支持 XJTU-SY 数据目录加载</w:t>
@@ -4297,6 +4548,7 @@
               <w:rPr>
                 <w:rStyle w:val="VerbatimChar"/>
                 <w:rFonts w:ascii="宋体" w:hAnsi="宋体" w:eastAsia="宋体"/>
+                <w:color w:val="000000"/>
                 <w:sz w:val="21"/>
               </w:rPr>
               <w:t xml:space="preserve">dataset</w:t>
@@ -4304,6 +4556,7 @@
             <w:r>
               <w:rPr>
                 <w:rFonts w:ascii="宋体" w:hAnsi="宋体" w:eastAsia="宋体"/>
+                <w:color w:val="000000"/>
                 <w:sz w:val="21"/>
               </w:rPr>
               <w:t xml:space="preserve">、</w:t>
@@ -4312,6 +4565,7 @@
               <w:rPr>
                 <w:rStyle w:val="VerbatimChar"/>
                 <w:rFonts w:ascii="宋体" w:hAnsi="宋体" w:eastAsia="宋体"/>
+                <w:color w:val="000000"/>
                 <w:sz w:val="21"/>
               </w:rPr>
               <w:t xml:space="preserve">XJTULoader</w:t>
@@ -4329,6 +4583,7 @@
               <w:rPr>
                 <w:rStyle w:val="VerbatimChar"/>
                 <w:rFonts w:ascii="宋体" w:hAnsi="宋体" w:eastAsia="宋体"/>
+                <w:color w:val="000000"/>
                 <w:sz w:val="21"/>
               </w:rPr>
               <w:t xml:space="preserve">tests/test_data_io_and_loaders.py</w:t>
@@ -4347,6 +4602,7 @@
             <w:r>
               <w:rPr>
                 <w:rFonts w:ascii="宋体" w:hAnsi="宋体" w:eastAsia="宋体"/>
+                <w:color w:val="000000"/>
                 <w:sz w:val="21"/>
               </w:rPr>
               <w:t xml:space="preserve">FR-M1-02</w:t>
@@ -4363,6 +4619,7 @@
             <w:r>
               <w:rPr>
                 <w:rFonts w:ascii="宋体" w:hAnsi="宋体" w:eastAsia="宋体"/>
+                <w:color w:val="000000"/>
                 <w:sz w:val="21"/>
               </w:rPr>
               <w:t xml:space="preserve">支持 PHM2012/FEMTO 数据目录加载</w:t>
@@ -4380,6 +4637,7 @@
               <w:rPr>
                 <w:rStyle w:val="VerbatimChar"/>
                 <w:rFonts w:ascii="宋体" w:hAnsi="宋体" w:eastAsia="宋体"/>
+                <w:color w:val="000000"/>
                 <w:sz w:val="21"/>
               </w:rPr>
               <w:t xml:space="preserve">dataset</w:t>
@@ -4387,6 +4645,7 @@
             <w:r>
               <w:rPr>
                 <w:rFonts w:ascii="宋体" w:hAnsi="宋体" w:eastAsia="宋体"/>
+                <w:color w:val="000000"/>
                 <w:sz w:val="21"/>
               </w:rPr>
               <w:t xml:space="preserve">、</w:t>
@@ -4395,6 +4654,7 @@
               <w:rPr>
                 <w:rStyle w:val="VerbatimChar"/>
                 <w:rFonts w:ascii="宋体" w:hAnsi="宋体" w:eastAsia="宋体"/>
+                <w:color w:val="000000"/>
                 <w:sz w:val="21"/>
               </w:rPr>
               <w:t xml:space="preserve">PHM2012Loader</w:t>
@@ -4412,6 +4672,7 @@
               <w:rPr>
                 <w:rStyle w:val="VerbatimChar"/>
                 <w:rFonts w:ascii="宋体" w:hAnsi="宋体" w:eastAsia="宋体"/>
+                <w:color w:val="000000"/>
                 <w:sz w:val="21"/>
               </w:rPr>
               <w:t xml:space="preserve">tests/test_data_io_and_loaders.py</w:t>
@@ -4430,6 +4691,7 @@
             <w:r>
               <w:rPr>
                 <w:rFonts w:ascii="宋体" w:hAnsi="宋体" w:eastAsia="宋体"/>
+                <w:color w:val="000000"/>
                 <w:sz w:val="21"/>
               </w:rPr>
               <w:t xml:space="preserve">FR-M2-03/FR-M2-04</w:t>
@@ -4446,6 +4708,7 @@
             <w:r>
               <w:rPr>
                 <w:rFonts w:ascii="宋体" w:hAnsi="宋体" w:eastAsia="宋体"/>
+                <w:color w:val="000000"/>
                 <w:sz w:val="21"/>
               </w:rPr>
               <w:t xml:space="preserve">支持时域、频域特征提取</w:t>
@@ -4463,6 +4726,7 @@
               <w:rPr>
                 <w:rStyle w:val="VerbatimChar"/>
                 <w:rFonts w:ascii="宋体" w:hAnsi="宋体" w:eastAsia="宋体"/>
+                <w:color w:val="000000"/>
                 <w:sz w:val="21"/>
               </w:rPr>
               <w:t xml:space="preserve">feature</w:t>
@@ -4470,6 +4734,7 @@
             <w:r>
               <w:rPr>
                 <w:rFonts w:ascii="宋体" w:hAnsi="宋体" w:eastAsia="宋体"/>
+                <w:color w:val="000000"/>
                 <w:sz w:val="21"/>
               </w:rPr>
               <w:t xml:space="preserve">、</w:t>
@@ -4478,6 +4743,7 @@
               <w:rPr>
                 <w:rStyle w:val="VerbatimChar"/>
                 <w:rFonts w:ascii="宋体" w:hAnsi="宋体" w:eastAsia="宋体"/>
+                <w:color w:val="000000"/>
                 <w:sz w:val="21"/>
               </w:rPr>
               <w:t xml:space="preserve">labeling</w:t>
@@ -4494,6 +4760,7 @@
             <w:r>
               <w:rPr>
                 <w:rFonts w:ascii="宋体" w:hAnsi="宋体" w:eastAsia="宋体"/>
+                <w:color w:val="000000"/>
                 <w:sz w:val="21"/>
               </w:rPr>
               <w:t xml:space="preserve">特征导出 notebook、单元测试</w:t>
@@ -4512,6 +4779,7 @@
             <w:r>
               <w:rPr>
                 <w:rFonts w:ascii="宋体" w:hAnsi="宋体" w:eastAsia="宋体"/>
+                <w:color w:val="000000"/>
                 <w:sz w:val="21"/>
               </w:rPr>
               <w:t xml:space="preserve">FR-M3-01/FR-M4-01</w:t>
@@ -4528,6 +4796,7 @@
             <w:r>
               <w:rPr>
                 <w:rFonts w:ascii="宋体" w:hAnsi="宋体" w:eastAsia="宋体"/>
+                <w:color w:val="000000"/>
                 <w:sz w:val="21"/>
               </w:rPr>
               <w:t xml:space="preserve">支持 RUL 标签构造和回归训练</w:t>
@@ -4545,6 +4814,7 @@
               <w:rPr>
                 <w:rStyle w:val="VerbatimChar"/>
                 <w:rFonts w:ascii="宋体" w:hAnsi="宋体" w:eastAsia="宋体"/>
+                <w:color w:val="000000"/>
                 <w:sz w:val="21"/>
               </w:rPr>
               <w:t xml:space="preserve">labeling</w:t>
@@ -4552,6 +4822,7 @@
             <w:r>
               <w:rPr>
                 <w:rFonts w:ascii="宋体" w:hAnsi="宋体" w:eastAsia="宋体"/>
+                <w:color w:val="000000"/>
                 <w:sz w:val="21"/>
               </w:rPr>
               <w:t xml:space="preserve">、</w:t>
@@ -4560,6 +4831,7 @@
               <w:rPr>
                 <w:rStyle w:val="VerbatimChar"/>
                 <w:rFonts w:ascii="宋体" w:hAnsi="宋体" w:eastAsia="宋体"/>
+                <w:color w:val="000000"/>
                 <w:sz w:val="21"/>
               </w:rPr>
               <w:t xml:space="preserve">models</w:t>
@@ -4567,6 +4839,7 @@
             <w:r>
               <w:rPr>
                 <w:rFonts w:ascii="宋体" w:hAnsi="宋体" w:eastAsia="宋体"/>
+                <w:color w:val="000000"/>
                 <w:sz w:val="21"/>
               </w:rPr>
               <w:t xml:space="preserve">、</w:t>
@@ -4575,6 +4848,7 @@
               <w:rPr>
                 <w:rStyle w:val="VerbatimChar"/>
                 <w:rFonts w:ascii="宋体" w:hAnsi="宋体" w:eastAsia="宋体"/>
+                <w:color w:val="000000"/>
                 <w:sz w:val="21"/>
               </w:rPr>
               <w:t xml:space="preserve">training</w:t>
@@ -4591,6 +4865,7 @@
             <w:r>
               <w:rPr>
                 <w:rFonts w:ascii="宋体" w:hAnsi="宋体" w:eastAsia="宋体"/>
+                <w:color w:val="000000"/>
                 <w:sz w:val="21"/>
               </w:rPr>
               <w:t xml:space="preserve">训练 pipeline 测试、真实训练记录</w:t>
@@ -4609,6 +4884,7 @@
             <w:r>
               <w:rPr>
                 <w:rFonts w:ascii="宋体" w:hAnsi="宋体" w:eastAsia="宋体"/>
+                <w:color w:val="000000"/>
                 <w:sz w:val="21"/>
               </w:rPr>
               <w:t xml:space="preserve">FR-M5-01/FR-M5-02</w:t>
@@ -4625,6 +4901,7 @@
             <w:r>
               <w:rPr>
                 <w:rFonts w:ascii="宋体" w:hAnsi="宋体" w:eastAsia="宋体"/>
+                <w:color w:val="000000"/>
                 <w:sz w:val="21"/>
               </w:rPr>
               <w:t xml:space="preserve">支持 RUL 论文常用指标</w:t>
@@ -4642,6 +4919,7 @@
               <w:rPr>
                 <w:rStyle w:val="VerbatimChar"/>
                 <w:rFonts w:ascii="宋体" w:hAnsi="宋体" w:eastAsia="宋体"/>
+                <w:color w:val="000000"/>
                 <w:sz w:val="21"/>
               </w:rPr>
               <w:t xml:space="preserve">evaluation</w:t>
@@ -4659,6 +4937,7 @@
               <w:rPr>
                 <w:rStyle w:val="VerbatimChar"/>
                 <w:rFonts w:ascii="宋体" w:hAnsi="宋体" w:eastAsia="宋体"/>
+                <w:color w:val="000000"/>
                 <w:sz w:val="21"/>
               </w:rPr>
               <w:t xml:space="preserve">tests/test_rul_metrics.py</w:t>
@@ -4677,6 +4956,7 @@
             <w:r>
               <w:rPr>
                 <w:rFonts w:ascii="宋体" w:hAnsi="宋体" w:eastAsia="宋体"/>
+                <w:color w:val="000000"/>
                 <w:sz w:val="21"/>
               </w:rPr>
               <w:t xml:space="preserve">FR-M4-02/FR-M4-03</w:t>
@@ -4693,6 +4973,7 @@
             <w:r>
               <w:rPr>
                 <w:rFonts w:ascii="宋体" w:hAnsi="宋体" w:eastAsia="宋体"/>
+                <w:color w:val="000000"/>
                 <w:sz w:val="21"/>
               </w:rPr>
               <w:t xml:space="preserve">支持滚动预测和不确定性预测</w:t>
@@ -4710,6 +4991,7 @@
               <w:rPr>
                 <w:rStyle w:val="VerbatimChar"/>
                 <w:rFonts w:ascii="宋体" w:hAnsi="宋体" w:eastAsia="宋体"/>
+                <w:color w:val="000000"/>
                 <w:sz w:val="21"/>
               </w:rPr>
               <w:t xml:space="preserve">prediction</w:t>
@@ -4727,6 +5009,7 @@
               <w:rPr>
                 <w:rStyle w:val="VerbatimChar"/>
                 <w:rFonts w:ascii="宋体" w:hAnsi="宋体" w:eastAsia="宋体"/>
+                <w:color w:val="000000"/>
                 <w:sz w:val="21"/>
               </w:rPr>
               <w:t xml:space="preserve">tests/test_prediction_modes.py</w:t>
@@ -4745,6 +5028,7 @@
             <w:r>
               <w:rPr>
                 <w:rFonts w:ascii="宋体" w:hAnsi="宋体" w:eastAsia="宋体"/>
+                <w:color w:val="000000"/>
                 <w:sz w:val="21"/>
               </w:rPr>
               <w:t xml:space="preserve">FR-M4-04/FR-M4-07</w:t>
@@ -4761,6 +5045,7 @@
             <w:r>
               <w:rPr>
                 <w:rFonts w:ascii="宋体" w:hAnsi="宋体" w:eastAsia="宋体"/>
+                <w:color w:val="000000"/>
                 <w:sz w:val="21"/>
               </w:rPr>
               <w:t xml:space="preserve">支持回调、梯度记录和异常告警</w:t>
@@ -4778,6 +5063,7 @@
               <w:rPr>
                 <w:rStyle w:val="VerbatimChar"/>
                 <w:rFonts w:ascii="宋体" w:hAnsi="宋体" w:eastAsia="宋体"/>
+                <w:color w:val="000000"/>
                 <w:sz w:val="21"/>
               </w:rPr>
               <w:t xml:space="preserve">training.callbacks</w:t>
@@ -4785,6 +5071,7 @@
             <w:r>
               <w:rPr>
                 <w:rFonts w:ascii="宋体" w:hAnsi="宋体" w:eastAsia="宋体"/>
+                <w:color w:val="000000"/>
                 <w:sz w:val="21"/>
               </w:rPr>
               <w:t xml:space="preserve">、</w:t>
@@ -4793,6 +5080,7 @@
               <w:rPr>
                 <w:rStyle w:val="VerbatimChar"/>
                 <w:rFonts w:ascii="宋体" w:hAnsi="宋体" w:eastAsia="宋体"/>
+                <w:color w:val="000000"/>
                 <w:sz w:val="21"/>
               </w:rPr>
               <w:t xml:space="preserve">training.trainer</w:t>
@@ -4810,6 +5098,7 @@
               <w:rPr>
                 <w:rStyle w:val="VerbatimChar"/>
                 <w:rFonts w:ascii="宋体" w:hAnsi="宋体" w:eastAsia="宋体"/>
+                <w:color w:val="000000"/>
                 <w:sz w:val="21"/>
               </w:rPr>
               <w:t xml:space="preserve">tests/test_training_pipeline.py</w:t>
@@ -4828,6 +5117,7 @@
             <w:r>
               <w:rPr>
                 <w:rFonts w:ascii="宋体" w:hAnsi="宋体" w:eastAsia="宋体"/>
+                <w:color w:val="000000"/>
                 <w:sz w:val="21"/>
               </w:rPr>
               <w:t xml:space="preserve">FR-M4-01/FR-M5-04</w:t>
@@ -4844,6 +5134,7 @@
             <w:r>
               <w:rPr>
                 <w:rFonts w:ascii="宋体" w:hAnsi="宋体" w:eastAsia="宋体"/>
+                <w:color w:val="000000"/>
                 <w:sz w:val="21"/>
               </w:rPr>
               <w:t xml:space="preserve">支持 CNN-LSTM-AM 复现流程</w:t>
@@ -4861,6 +5152,7 @@
               <w:rPr>
                 <w:rStyle w:val="VerbatimChar"/>
                 <w:rFonts w:ascii="宋体" w:hAnsi="宋体" w:eastAsia="宋体"/>
+                <w:color w:val="000000"/>
                 <w:sz w:val="21"/>
               </w:rPr>
               <w:t xml:space="preserve">examples/06_*</w:t>
@@ -4868,6 +5160,7 @@
             <w:r>
               <w:rPr>
                 <w:rFonts w:ascii="宋体" w:hAnsi="宋体" w:eastAsia="宋体"/>
+                <w:color w:val="000000"/>
                 <w:sz w:val="21"/>
               </w:rPr>
               <w:t xml:space="preserve">、workflow</w:t>
@@ -4884,6 +5177,7 @@
             <w:r>
               <w:rPr>
                 <w:rFonts w:ascii="宋体" w:hAnsi="宋体" w:eastAsia="宋体"/>
+                <w:color w:val="000000"/>
                 <w:sz w:val="21"/>
               </w:rPr>
               <w:t xml:space="preserve">复现测试、comparison_metrics.csv</w:t>
@@ -4902,6 +5196,7 @@
             <w:r>
               <w:rPr>
                 <w:rFonts w:ascii="宋体" w:hAnsi="宋体" w:eastAsia="宋体"/>
+                <w:color w:val="000000"/>
                 <w:sz w:val="21"/>
               </w:rPr>
               <w:t xml:space="preserve">FR-M4-01/FR-M5-04</w:t>
@@ -4918,6 +5213,7 @@
             <w:r>
               <w:rPr>
                 <w:rFonts w:ascii="宋体" w:hAnsi="宋体" w:eastAsia="宋体"/>
+                <w:color w:val="000000"/>
                 <w:sz w:val="21"/>
               </w:rPr>
               <w:t xml:space="preserve">支持 xLSTM-Transformer 复现流程</w:t>
@@ -4935,6 +5231,7 @@
               <w:rPr>
                 <w:rStyle w:val="VerbatimChar"/>
                 <w:rFonts w:ascii="宋体" w:hAnsi="宋体" w:eastAsia="宋体"/>
+                <w:color w:val="000000"/>
                 <w:sz w:val="21"/>
               </w:rPr>
               <w:t xml:space="preserve">examples/07_*</w:t>
@@ -4942,6 +5239,7 @@
             <w:r>
               <w:rPr>
                 <w:rFonts w:ascii="宋体" w:hAnsi="宋体" w:eastAsia="宋体"/>
+                <w:color w:val="000000"/>
                 <w:sz w:val="21"/>
               </w:rPr>
               <w:t xml:space="preserve">、workflow</w:t>
@@ -4958,6 +5256,7 @@
             <w:r>
               <w:rPr>
                 <w:rFonts w:ascii="宋体" w:hAnsi="宋体" w:eastAsia="宋体"/>
+                <w:color w:val="000000"/>
                 <w:sz w:val="21"/>
               </w:rPr>
               <w:t xml:space="preserve">复现测试、comparison_metrics.csv</w:t>
@@ -4976,6 +5275,7 @@
             <w:r>
               <w:rPr>
                 <w:rFonts w:ascii="宋体" w:hAnsi="宋体" w:eastAsia="宋体"/>
+                <w:color w:val="000000"/>
                 <w:sz w:val="21"/>
               </w:rPr>
               <w:t xml:space="preserve">FR-M5-04/FR-M5-05</w:t>
@@ -4992,6 +5292,7 @@
             <w:r>
               <w:rPr>
                 <w:rFonts w:ascii="宋体" w:hAnsi="宋体" w:eastAsia="宋体"/>
+                <w:color w:val="000000"/>
                 <w:sz w:val="21"/>
               </w:rPr>
               <w:t xml:space="preserve">实验结果可追踪</w:t>
@@ -5008,6 +5309,7 @@
             <w:r>
               <w:rPr>
                 <w:rFonts w:ascii="宋体" w:hAnsi="宋体" w:eastAsia="宋体"/>
+                <w:color w:val="000000"/>
                 <w:sz w:val="21"/>
               </w:rPr>
               <w:t xml:space="preserve">输出 history、metrics、predictions</w:t>
@@ -5024,6 +5326,7 @@
             <w:r>
               <w:rPr>
                 <w:rFonts w:ascii="宋体" w:hAnsi="宋体" w:eastAsia="宋体"/>
+                <w:color w:val="000000"/>
                 <w:sz w:val="21"/>
               </w:rPr>
               <w:t xml:space="preserve">集成测试和文档检查</w:t>
@@ -5042,6 +5345,7 @@
       <w:r>
         <w:rPr>
           <w:rFonts w:ascii="宋体" w:hAnsi="宋体" w:eastAsia="宋体"/>
+          <w:color w:val="000000"/>
         </w:rPr>
         <w:t xml:space="preserve">4. 其他需求</w:t>
       </w:r>
@@ -5054,6 +5358,7 @@
       <w:r>
         <w:rPr>
           <w:rFonts w:ascii="宋体" w:hAnsi="宋体" w:eastAsia="宋体"/>
+          <w:color w:val="000000"/>
         </w:rPr>
         <w:t xml:space="preserve">4.1 文档需求</w:t>
       </w:r>
@@ -5067,6 +5372,7 @@
       <w:r>
         <w:rPr>
           <w:rFonts w:ascii="宋体" w:hAnsi="宋体" w:eastAsia="宋体"/>
+          <w:color w:val="000000"/>
         </w:rPr>
         <w:t xml:space="preserve">系统应输出与课程要求匹配的开题、需求、设计、测试、管理和编码规范文档，并保持项目名称、术语和进度安排一致。</w:t>
       </w:r>
@@ -5080,6 +5386,7 @@
       <w:r>
         <w:rPr>
           <w:rFonts w:ascii="宋体" w:hAnsi="宋体" w:eastAsia="宋体"/>
+          <w:color w:val="000000"/>
         </w:rPr>
         <w:t xml:space="preserve">4.2 配置管理需求</w:t>
       </w:r>
@@ -5093,6 +5400,7 @@
       <w:r>
         <w:rPr>
           <w:rFonts w:ascii="宋体" w:hAnsi="宋体" w:eastAsia="宋体"/>
+          <w:color w:val="000000"/>
         </w:rPr>
         <w:t xml:space="preserve">系统代码和文档应纳入 Git 管理。真实数据、训练输出和模型中间文件只保留本地目录约定与来源说明，不纳入普通 Git 提交，也不作为课程文档源文件依赖。</w:t>
       </w:r>
@@ -5106,6 +5414,7 @@
       <w:r>
         <w:rPr>
           <w:rFonts w:ascii="宋体" w:hAnsi="宋体" w:eastAsia="宋体"/>
+          <w:color w:val="000000"/>
         </w:rPr>
         <w:t xml:space="preserve">4.3 数据与实验约束</w:t>
       </w:r>
@@ -5123,6 +5432,7 @@
       <w:r>
         <w:rPr>
           <w:rFonts w:ascii="宋体" w:hAnsi="宋体" w:eastAsia="宋体"/>
+          <w:color w:val="000000"/>
         </w:rPr>
         <w:t xml:space="preserve">系统不承诺在线采集工业现场数据，输入以公开数据集、本地解压目录和生成的示例数据为主。</w:t>
       </w:r>
@@ -5140,6 +5450,7 @@
       <w:r>
         <w:rPr>
           <w:rFonts w:ascii="宋体" w:hAnsi="宋体" w:eastAsia="宋体"/>
+          <w:color w:val="000000"/>
         </w:rPr>
         <w:t xml:space="preserve">RUL 预测结果用于课程实验和趋势分析，不作为真实工业维护的直接决策依据。</w:t>
       </w:r>
@@ -5157,6 +5468,7 @@
       <w:r>
         <w:rPr>
           <w:rFonts w:ascii="宋体" w:hAnsi="宋体" w:eastAsia="宋体"/>
+          <w:color w:val="000000"/>
         </w:rPr>
         <w:t xml:space="preserve">真实训练输出、原始数据和中间模型文件不纳入 Git 版本库，避免仓库体积失控。</w:t>
       </w:r>
@@ -5174,6 +5486,7 @@
       <w:r>
         <w:rPr>
           <w:rFonts w:ascii="宋体" w:hAnsi="宋体" w:eastAsia="宋体"/>
+          <w:color w:val="000000"/>
         </w:rPr>
         <w:t xml:space="preserve">对论文复现实验，系统复现的是论文结构、数据划分口径和指标输出流程，不声明完全复刻作者私有训练环境。</w:t>
       </w:r>
@@ -5188,6 +5501,7 @@
       <w:r>
         <w:rPr>
           <w:rFonts w:ascii="宋体" w:hAnsi="宋体" w:eastAsia="宋体"/>
+          <w:color w:val="000000"/>
         </w:rPr>
         <w:t xml:space="preserve">5. 附录</w:t>
       </w:r>
@@ -5200,6 +5514,7 @@
       <w:r>
         <w:rPr>
           <w:rFonts w:ascii="宋体" w:hAnsi="宋体" w:eastAsia="宋体"/>
+          <w:color w:val="000000"/>
         </w:rPr>
         <w:t xml:space="preserve">5.1 模块统一划分</w:t>
       </w:r>
@@ -5213,6 +5528,7 @@
       <w:r>
         <w:rPr>
           <w:rFonts w:ascii="宋体" w:hAnsi="宋体" w:eastAsia="宋体"/>
+          <w:color w:val="000000"/>
         </w:rPr>
         <w:t xml:space="preserve">后续所有文档统一使用以下模块划分：</w:t>
       </w:r>
@@ -5230,6 +5546,7 @@
       <w:r>
         <w:rPr>
           <w:rFonts w:ascii="宋体" w:hAnsi="宋体" w:eastAsia="宋体"/>
+          <w:color w:val="000000"/>
         </w:rPr>
         <w:t xml:space="preserve">M1 数据接入与管理</w:t>
       </w:r>
@@ -5247,6 +5564,7 @@
       <w:r>
         <w:rPr>
           <w:rFonts w:ascii="宋体" w:hAnsi="宋体" w:eastAsia="宋体"/>
+          <w:color w:val="000000"/>
         </w:rPr>
         <w:t xml:space="preserve">M2 预处理与特征工程</w:t>
       </w:r>
@@ -5264,6 +5582,7 @@
       <w:r>
         <w:rPr>
           <w:rFonts w:ascii="宋体" w:hAnsi="宋体" w:eastAsia="宋体"/>
+          <w:color w:val="000000"/>
         </w:rPr>
         <w:t xml:space="preserve">M3 退化阶段划分与标签构造</w:t>
       </w:r>
@@ -5281,6 +5600,7 @@
       <w:r>
         <w:rPr>
           <w:rFonts w:ascii="宋体" w:hAnsi="宋体" w:eastAsia="宋体"/>
+          <w:color w:val="000000"/>
         </w:rPr>
         <w:t xml:space="preserve">M4 模型训练与预测</w:t>
       </w:r>
@@ -5298,6 +5618,7 @@
       <w:r>
         <w:rPr>
           <w:rFonts w:ascii="宋体" w:hAnsi="宋体" w:eastAsia="宋体"/>
+          <w:color w:val="000000"/>
         </w:rPr>
         <w:t xml:space="preserve">M5 评估、可视化与实验管理</w:t>
       </w:r>
@@ -5311,6 +5632,7 @@
       <w:r>
         <w:rPr>
           <w:rFonts w:ascii="宋体" w:hAnsi="宋体" w:eastAsia="宋体"/>
+          <w:color w:val="000000"/>
         </w:rPr>
         <w:t xml:space="preserve">5.2 统一技术栈</w:t>
       </w:r>
@@ -5328,6 +5650,7 @@
       <w:r>
         <w:rPr>
           <w:rFonts w:ascii="宋体" w:hAnsi="宋体" w:eastAsia="宋体"/>
+          <w:color w:val="000000"/>
         </w:rPr>
         <w:t xml:space="preserve">开发语言：Python 3.11+</w:t>
       </w:r>
@@ -5345,6 +5668,7 @@
       <w:r>
         <w:rPr>
           <w:rFonts w:ascii="宋体" w:hAnsi="宋体" w:eastAsia="宋体"/>
+          <w:color w:val="000000"/>
         </w:rPr>
         <w:t xml:space="preserve">环境管理：uv</w:t>
       </w:r>
@@ -5362,6 +5686,7 @@
       <w:r>
         <w:rPr>
           <w:rFonts w:ascii="宋体" w:hAnsi="宋体" w:eastAsia="宋体"/>
+          <w:color w:val="000000"/>
         </w:rPr>
         <w:t xml:space="preserve">核心依赖：NumPy、Pandas、Scikit-learn、PyTorch、Matplotlib、Seaborn、TensorBoard</w:t>
       </w:r>
@@ -5379,6 +5704,7 @@
       <w:r>
         <w:rPr>
           <w:rFonts w:ascii="宋体" w:hAnsi="宋体" w:eastAsia="宋体"/>
+          <w:color w:val="000000"/>
         </w:rPr>
         <w:t xml:space="preserve">可选增强：XGBoost、tsfresh、lifelines</w:t>
       </w:r>
@@ -5968,6 +6294,7 @@
     <w:qFormat/>
     <w:rPr>
       <w:rFonts w:ascii="宋体" w:hAnsi="宋体" w:eastAsia="宋体"/>
+      <w:color w:val="000000"/>
       <w:sz w:val="21"/>
     </w:rPr>
   </w:style>
@@ -5981,6 +6308,7 @@
     <w:qFormat/>
     <w:rPr>
       <w:rFonts w:ascii="宋体" w:hAnsi="宋体" w:eastAsia="宋体"/>
+      <w:color w:val="000000"/>
       <w:sz w:val="21"/>
     </w:rPr>
   </w:style>
@@ -5991,6 +6319,7 @@
     <w:qFormat/>
     <w:rPr>
       <w:rFonts w:ascii="宋体" w:hAnsi="宋体" w:eastAsia="宋体"/>
+      <w:color w:val="000000"/>
       <w:sz w:val="21"/>
     </w:rPr>
   </w:style>
@@ -6003,6 +6332,7 @@
     </w:pPr>
     <w:rPr>
       <w:rFonts w:ascii="宋体" w:hAnsi="宋体" w:eastAsia="宋体"/>
+      <w:color w:val="000000"/>
       <w:sz w:val="21"/>
     </w:rPr>
   </w:style>
@@ -6021,7 +6351,7 @@
       <w:rFonts w:asciiTheme="majorHAnsi" w:cstheme="majorBidi" w:eastAsiaTheme="majorEastAsia" w:hAnsiTheme="majorHAnsi" w:ascii="黑体" w:hAnsi="黑体" w:eastAsia="黑体"/>
       <w:b/>
       <w:bCs/>
-      <w:color w:themeColor="accent1" w:themeShade="B5" w:val="345A8A"/>
+      <w:color w:val="000000"/>
       <w:sz w:val="36"/>
       <w:szCs w:val="36"/>
     </w:rPr>
@@ -6038,6 +6368,7 @@
       <w:jc w:val="center"/>
     </w:pPr>
     <w:rPr>
+      <w:color w:val="000000"/>
       <w:sz w:val="30"/>
       <w:szCs w:val="30"/>
     </w:rPr>
@@ -6101,7 +6432,7 @@
       <w:rFonts w:asciiTheme="majorHAnsi" w:cstheme="majorBidi" w:eastAsiaTheme="majorEastAsia" w:hAnsiTheme="majorHAnsi" w:ascii="宋体" w:hAnsi="宋体" w:eastAsia="宋体"/>
       <w:b/>
       <w:bCs/>
-      <w:color w:themeColor="accent1" w:val="4F81BD"/>
+      <w:color w:val="000000"/>
       <w:sz w:val="48"/>
       <w:szCs w:val="32"/>
     </w:rPr>
@@ -6123,7 +6454,7 @@
       <w:rFonts w:asciiTheme="majorHAnsi" w:cstheme="majorBidi" w:eastAsiaTheme="majorEastAsia" w:hAnsiTheme="majorHAnsi" w:ascii="宋体" w:hAnsi="宋体" w:eastAsia="宋体"/>
       <w:b/>
       <w:bCs/>
-      <w:color w:themeColor="accent1" w:val="4F81BD"/>
+      <w:color w:val="000000"/>
       <w:sz w:val="36"/>
       <w:szCs w:val="28"/>
     </w:rPr>
@@ -6145,7 +6476,7 @@
       <w:rFonts w:asciiTheme="majorHAnsi" w:cstheme="majorBidi" w:eastAsiaTheme="majorEastAsia" w:hAnsiTheme="majorHAnsi" w:ascii="宋体" w:hAnsi="宋体" w:eastAsia="宋体"/>
       <w:b/>
       <w:bCs/>
-      <w:color w:themeColor="accent1" w:val="4F81BD"/>
+      <w:color w:val="000000"/>
       <w:sz w:val="27"/>
       <w:szCs w:val="24"/>
     </w:rPr>
@@ -6168,7 +6499,7 @@
       <w:i/>
       <w:b/>
       <w:bCs/>
-      <w:color w:themeColor="accent1" w:val="4F81BD"/>
+      <w:color w:val="000000"/>
       <w:sz w:val="24"/>
       <w:szCs w:val="24"/>
     </w:rPr>
@@ -6187,10 +6518,11 @@
       <w:outlineLvl w:val="4"/>
     </w:pPr>
     <w:rPr>
-      <w:rFonts w:asciiTheme="majorHAnsi" w:cstheme="majorBidi" w:eastAsiaTheme="majorEastAsia" w:hAnsiTheme="majorHAnsi"/>
+      <w:rFonts w:asciiTheme="majorHAnsi" w:cstheme="majorBidi" w:eastAsiaTheme="majorEastAsia" w:hAnsiTheme="majorHAnsi" w:ascii="宋体" w:hAnsi="宋体" w:eastAsia="宋体"/>
+      <w:b/>
       <w:iCs/>
-      <w:color w:themeColor="accent1" w:val="4F81BD"/>
-      <w:sz w:val="24"/>
+      <w:color w:val="000000"/>
+      <w:sz w:val="21"/>
       <w:szCs w:val="24"/>
     </w:rPr>
   </w:style>
@@ -6208,9 +6540,10 @@
       <w:outlineLvl w:val="5"/>
     </w:pPr>
     <w:rPr>
-      <w:rFonts w:asciiTheme="majorHAnsi" w:cstheme="majorBidi" w:eastAsiaTheme="majorEastAsia" w:hAnsiTheme="majorHAnsi"/>
-      <w:color w:themeColor="accent1" w:val="4F81BD"/>
-      <w:sz w:val="24"/>
+      <w:rFonts w:asciiTheme="majorHAnsi" w:cstheme="majorBidi" w:eastAsiaTheme="majorEastAsia" w:hAnsiTheme="majorHAnsi" w:ascii="宋体" w:hAnsi="宋体" w:eastAsia="宋体"/>
+      <w:b/>
+      <w:color w:val="000000"/>
+      <w:sz w:val="21"/>
       <w:szCs w:val="24"/>
     </w:rPr>
   </w:style>
@@ -6228,9 +6561,10 @@
       <w:outlineLvl w:val="6"/>
     </w:pPr>
     <w:rPr>
-      <w:rFonts w:asciiTheme="majorHAnsi" w:cstheme="majorBidi" w:eastAsiaTheme="majorEastAsia" w:hAnsiTheme="majorHAnsi"/>
-      <w:color w:themeColor="accent1" w:val="4F81BD"/>
-      <w:sz w:val="24"/>
+      <w:rFonts w:asciiTheme="majorHAnsi" w:cstheme="majorBidi" w:eastAsiaTheme="majorEastAsia" w:hAnsiTheme="majorHAnsi" w:ascii="宋体" w:hAnsi="宋体" w:eastAsia="宋体"/>
+      <w:b/>
+      <w:color w:val="000000"/>
+      <w:sz w:val="21"/>
       <w:szCs w:val="24"/>
     </w:rPr>
   </w:style>
@@ -6248,9 +6582,10 @@
       <w:outlineLvl w:val="7"/>
     </w:pPr>
     <w:rPr>
-      <w:rFonts w:asciiTheme="majorHAnsi" w:cstheme="majorBidi" w:eastAsiaTheme="majorEastAsia" w:hAnsiTheme="majorHAnsi"/>
-      <w:color w:themeColor="accent1" w:val="4F81BD"/>
-      <w:sz w:val="24"/>
+      <w:rFonts w:asciiTheme="majorHAnsi" w:cstheme="majorBidi" w:eastAsiaTheme="majorEastAsia" w:hAnsiTheme="majorHAnsi" w:ascii="宋体" w:hAnsi="宋体" w:eastAsia="宋体"/>
+      <w:b/>
+      <w:color w:val="000000"/>
+      <w:sz w:val="21"/>
       <w:szCs w:val="24"/>
     </w:rPr>
   </w:style>
@@ -6268,9 +6603,10 @@
       <w:outlineLvl w:val="8"/>
     </w:pPr>
     <w:rPr>
-      <w:rFonts w:asciiTheme="majorHAnsi" w:cstheme="majorBidi" w:eastAsiaTheme="majorEastAsia" w:hAnsiTheme="majorHAnsi"/>
-      <w:color w:themeColor="accent1" w:val="4F81BD"/>
-      <w:sz w:val="24"/>
+      <w:rFonts w:asciiTheme="majorHAnsi" w:cstheme="majorBidi" w:eastAsiaTheme="majorEastAsia" w:hAnsiTheme="majorHAnsi" w:ascii="宋体" w:hAnsi="宋体" w:eastAsia="宋体"/>
+      <w:b/>
+      <w:color w:val="000000"/>
+      <w:sz w:val="21"/>
       <w:szCs w:val="24"/>
     </w:rPr>
   </w:style>
@@ -6408,7 +6744,7 @@
     <w:name w:val="Hyperlink"/>
     <w:basedOn w:val="BodyTextChar"/>
     <w:rPr>
-      <w:color w:themeColor="accent1" w:val="4F81BD"/>
+      <w:color w:val="000000"/>
     </w:rPr>
   </w:style>
   <w:style w:styleId="TOCHeading" w:type="paragraph">
@@ -6426,7 +6762,7 @@
       <w:rFonts w:asciiTheme="majorHAnsi" w:cstheme="majorBidi" w:eastAsiaTheme="majorEastAsia" w:hAnsiTheme="majorHAnsi"/>
       <w:b w:val="0"/>
       <w:bCs w:val="0"/>
-      <w:color w:themeColor="accent1" w:themeShade="BF" w:val="365F91"/>
+      <w:color w:val="000000"/>
     </w:rPr>
   </w:style>
   <w:style w:type="paragraph" w:customStyle="1" w:styleId="SourceCode">
